--- a/2022/Drafts/Compliance Documents/LMCI-HERS/2022-LMCI-MCH-27b-H-ContinuousMechVent-TotalVentRateMethod.docx
+++ b/2022/Drafts/Compliance Documents/LMCI-HERS/2022-LMCI-MCH-27b-H-ContinuousMechVent-TotalVentRateMethod.docx
@@ -1,6 +1,6 @@
 
 <file path=word/document.xml><?xml version="1.0" encoding="utf-8"?>
-<w:document xmlns:wpc="http://schemas.microsoft.com/office/word/2010/wordprocessingCanvas" xmlns:cx="http://schemas.microsoft.com/office/drawing/2014/chartex" xmlns:cx1="http://schemas.microsoft.com/office/drawing/2015/9/8/chartex" xmlns:cx2="http://schemas.microsoft.com/office/drawing/2015/10/21/chartex" xmlns:cx3="http://schemas.microsoft.com/office/drawing/2016/5/9/chartex" xmlns:cx4="http://schemas.microsoft.com/office/drawing/2016/5/10/chartex" xmlns:cx5="http://schemas.microsoft.com/office/drawing/2016/5/11/chartex" xmlns:cx6="http://schemas.microsoft.com/office/drawing/2016/5/12/chartex" xmlns:cx7="http://schemas.microsoft.com/office/drawing/2016/5/13/chartex" xmlns:cx8="http://schemas.microsoft.com/office/drawing/2016/5/14/chartex" xmlns:mc="http://schemas.openxmlformats.org/markup-compatibility/2006" xmlns:aink="http://schemas.microsoft.com/office/drawing/2016/ink" xmlns:am3d="http://schemas.microsoft.com/office/drawing/2017/model3d" xmlns:o="urn:schemas-microsoft-com:office:office" xmlns:r="http://schemas.openxmlformats.org/officeDocument/2006/relationships" xmlns:m="http://schemas.openxmlformats.org/officeDocument/2006/math" xmlns:v="urn:schemas-microsoft-com:vml" xmlns:wp14="http://schemas.microsoft.com/office/word/2010/wordprocessingDrawing" xmlns:wp="http://schemas.openxmlformats.org/drawingml/2006/wordprocessingDrawing" xmlns:w10="urn:schemas-microsoft-com:office:word" xmlns:w="http://schemas.openxmlformats.org/wordprocessingml/2006/main" xmlns:w14="http://schemas.microsoft.com/office/word/2010/wordml" xmlns:w15="http://schemas.microsoft.com/office/word/2012/wordml" xmlns:w16cex="http://schemas.microsoft.com/office/word/2018/wordml/cex" xmlns:w16cid="http://schemas.microsoft.com/office/word/2016/wordml/cid" xmlns:w16="http://schemas.microsoft.com/office/word/2018/wordml" xmlns:w16sdtdh="http://schemas.microsoft.com/office/word/2020/wordml/sdtdatahash" xmlns:w16se="http://schemas.microsoft.com/office/word/2015/wordml/symex" xmlns:wpg="http://schemas.microsoft.com/office/word/2010/wordprocessingGroup" xmlns:wpi="http://schemas.microsoft.com/office/word/2010/wordprocessingInk" xmlns:wne="http://schemas.microsoft.com/office/word/2006/wordml" xmlns:wps="http://schemas.microsoft.com/office/word/2010/wordprocessingShape" mc:Ignorable="w14 w15 w16se w16cid w16 w16cex w16sdtdh wp14">
+<w:document xmlns:wpc="http://schemas.microsoft.com/office/word/2010/wordprocessingCanvas" xmlns:cx="http://schemas.microsoft.com/office/drawing/2014/chartex" xmlns:cx1="http://schemas.microsoft.com/office/drawing/2015/9/8/chartex" xmlns:cx2="http://schemas.microsoft.com/office/drawing/2015/10/21/chartex" xmlns:cx3="http://schemas.microsoft.com/office/drawing/2016/5/9/chartex" xmlns:cx4="http://schemas.microsoft.com/office/drawing/2016/5/10/chartex" xmlns:cx5="http://schemas.microsoft.com/office/drawing/2016/5/11/chartex" xmlns:cx6="http://schemas.microsoft.com/office/drawing/2016/5/12/chartex" xmlns:cx7="http://schemas.microsoft.com/office/drawing/2016/5/13/chartex" xmlns:cx8="http://schemas.microsoft.com/office/drawing/2016/5/14/chartex" xmlns:mc="http://schemas.openxmlformats.org/markup-compatibility/2006" xmlns:aink="http://schemas.microsoft.com/office/drawing/2016/ink" xmlns:am3d="http://schemas.microsoft.com/office/drawing/2017/model3d" xmlns:o="urn:schemas-microsoft-com:office:office" xmlns:oel="http://schemas.microsoft.com/office/2019/extlst" xmlns:r="http://schemas.openxmlformats.org/officeDocument/2006/relationships" xmlns:m="http://schemas.openxmlformats.org/officeDocument/2006/math" xmlns:v="urn:schemas-microsoft-com:vml" xmlns:wp14="http://schemas.microsoft.com/office/word/2010/wordprocessingDrawing" xmlns:wp="http://schemas.openxmlformats.org/drawingml/2006/wordprocessingDrawing" xmlns:w10="urn:schemas-microsoft-com:office:word" xmlns:w="http://schemas.openxmlformats.org/wordprocessingml/2006/main" xmlns:w14="http://schemas.microsoft.com/office/word/2010/wordml" xmlns:w15="http://schemas.microsoft.com/office/word/2012/wordml" xmlns:w16cex="http://schemas.microsoft.com/office/word/2018/wordml/cex" xmlns:w16cid="http://schemas.microsoft.com/office/word/2016/wordml/cid" xmlns:w16="http://schemas.microsoft.com/office/word/2018/wordml" xmlns:w16sdtdh="http://schemas.microsoft.com/office/word/2020/wordml/sdtdatahash" xmlns:w16se="http://schemas.microsoft.com/office/word/2015/wordml/symex" xmlns:wpg="http://schemas.microsoft.com/office/word/2010/wordprocessingGroup" xmlns:wpi="http://schemas.microsoft.com/office/word/2010/wordprocessingInk" xmlns:wne="http://schemas.microsoft.com/office/word/2006/wordml" xmlns:wps="http://schemas.microsoft.com/office/word/2010/wordprocessingShape" mc:Ignorable="w14 w15 w16se w16cid w16 w16cex w16sdtdh wp14">
   <w:body>
     <w:tbl>
       <w:tblPr>
@@ -14104,9 +14104,27 @@
                 <w:sz w:val="18"/>
                 <w:szCs w:val="18"/>
               </w:rPr>
-              <w:t xml:space="preserve">&lt;&lt; calculated field, referenced data from </w:t>
-            </w:r>
-            <w:del w:id="302" w:author="Alhabibi, Haider@Energy" w:date="2022-02-14T16:51:00Z">
+              <w:t>&lt;&lt; calculated field,</w:t>
+            </w:r>
+            <w:ins w:id="302" w:author="Alhabibi, Haider@Energy [2]" w:date="2022-05-09T16:16:00Z">
+              <w:r>
+                <w:rPr>
+                  <w:rFonts w:asciiTheme="minorHAnsi" w:hAnsiTheme="minorHAnsi" w:cstheme="minorHAnsi"/>
+                  <w:sz w:val="18"/>
+                  <w:szCs w:val="18"/>
+                </w:rPr>
+                <w:t>if parent is LMCC-PRF</w:t>
+              </w:r>
+            </w:ins>
+            <w:r>
+              <w:rPr>
+                <w:rFonts w:asciiTheme="minorHAnsi" w:hAnsiTheme="minorHAnsi" w:cstheme="minorHAnsi"/>
+                <w:sz w:val="18"/>
+                <w:szCs w:val="18"/>
+              </w:rPr>
+              <w:t xml:space="preserve"> referenced data from </w:t>
+            </w:r>
+            <w:del w:id="303" w:author="Alhabibi, Haider@Energy" w:date="2022-02-14T16:51:00Z">
               <w:r>
                 <w:rPr>
                   <w:rFonts w:asciiTheme="minorHAnsi" w:hAnsiTheme="minorHAnsi" w:cstheme="minorHAnsi"/>
@@ -14116,7 +14134,7 @@
                 <w:delText>CF1R</w:delText>
               </w:r>
             </w:del>
-            <w:ins w:id="303" w:author="Alhabibi, Haider@Energy" w:date="2022-02-14T16:51:00Z">
+            <w:ins w:id="304" w:author="Alhabibi, Haider@Energy" w:date="2022-02-14T16:51:00Z">
               <w:r>
                 <w:rPr>
                   <w:rFonts w:asciiTheme="minorHAnsi" w:hAnsiTheme="minorHAnsi" w:cstheme="minorHAnsi"/>
@@ -14126,6 +14144,16 @@
                 <w:t>LMCC</w:t>
               </w:r>
             </w:ins>
+            <w:ins w:id="305" w:author="Alhabibi, Haider@Energy [2]" w:date="2022-05-09T16:16:00Z">
+              <w:r>
+                <w:rPr>
+                  <w:rFonts w:asciiTheme="minorHAnsi" w:hAnsiTheme="minorHAnsi" w:cstheme="minorHAnsi"/>
+                  <w:sz w:val="18"/>
+                  <w:szCs w:val="18"/>
+                </w:rPr>
+                <w:t>-PRF</w:t>
+              </w:r>
+            </w:ins>
             <w:r>
               <w:rPr>
                 <w:rFonts w:asciiTheme="minorHAnsi" w:hAnsiTheme="minorHAnsi" w:cstheme="minorHAnsi"/>
@@ -14134,24 +14162,951 @@
               </w:rPr>
               <w:t>;</w:t>
             </w:r>
-          </w:p>
-          <w:p>
-            <w:pPr>
-              <w:rPr>
+            <w:ins w:id="306" w:author="Alhabibi, Haider@Energy [2]" w:date="2022-05-09T16:16:00Z">
+              <w:r>
+                <w:rPr>
+                  <w:rFonts w:asciiTheme="minorHAnsi" w:hAnsiTheme="minorHAnsi" w:cstheme="minorHAnsi"/>
+                  <w:sz w:val="18"/>
+                  <w:szCs w:val="18"/>
+                </w:rPr>
+                <w:t xml:space="preserve"> else</w:t>
+              </w:r>
+              <w:r>
+                <w:rPr>
+                  <w:rFonts w:asciiTheme="minorHAnsi" w:hAnsiTheme="minorHAnsi" w:cstheme="minorHAnsi"/>
+                  <w:sz w:val="18"/>
+                  <w:szCs w:val="18"/>
+                </w:rPr>
+                <w:t xml:space="preserve"> if parent is LMCC-MCH allow user to select </w:t>
+              </w:r>
+            </w:ins>
+            <w:ins w:id="307" w:author="Alhabibi, Haider@Energy [2]" w:date="2022-05-09T16:19:00Z">
+              <w:r>
+                <w:rPr>
+                  <w:rFonts w:asciiTheme="minorHAnsi" w:hAnsiTheme="minorHAnsi" w:cstheme="minorHAnsi"/>
+                  <w:sz w:val="18"/>
+                  <w:szCs w:val="18"/>
+                </w:rPr>
+                <w:t xml:space="preserve">one </w:t>
+              </w:r>
+            </w:ins>
+            <w:ins w:id="308" w:author="Alhabibi, Haider@Energy [2]" w:date="2022-05-09T16:16:00Z">
+              <w:r>
+                <w:rPr>
+                  <w:rFonts w:asciiTheme="minorHAnsi" w:hAnsiTheme="minorHAnsi" w:cstheme="minorHAnsi"/>
+                  <w:sz w:val="18"/>
+                  <w:szCs w:val="18"/>
+                </w:rPr>
+                <w:t>from list.</w:t>
+              </w:r>
+            </w:ins>
+          </w:p>
+          <w:p>
+            <w:pPr>
+              <w:rPr>
+                <w:rFonts w:asciiTheme="minorHAnsi" w:hAnsiTheme="minorHAnsi" w:cstheme="minorBidi"/>
+                <w:sz w:val="18"/>
+                <w:szCs w:val="18"/>
+              </w:rPr>
+            </w:pPr>
+            <w:del w:id="309" w:author="Alhabibi, Haider@Energy [2]" w:date="2022-04-29T11:25:00Z">
+              <w:r>
+                <w:rPr>
+                  <w:rFonts w:asciiTheme="minorHAnsi" w:hAnsiTheme="minorHAnsi" w:cstheme="minorBidi"/>
+                  <w:sz w:val="18"/>
+                  <w:szCs w:val="18"/>
+                </w:rPr>
+                <w:delText>If parent document is CF1R</w:delText>
+              </w:r>
+              <w:r>
+                <w:rPr>
+                  <w:rFonts w:asciiTheme="minorHAnsi" w:hAnsiTheme="minorHAnsi" w:cstheme="minorBidi"/>
+                  <w:sz w:val="18"/>
+                  <w:szCs w:val="18"/>
+                </w:rPr>
+                <w:delText>LMCC</w:delText>
+              </w:r>
+              <w:r>
+                <w:rPr>
+                  <w:rFonts w:asciiTheme="minorHAnsi" w:hAnsiTheme="minorHAnsi" w:cstheme="minorBidi"/>
+                  <w:sz w:val="18"/>
+                  <w:szCs w:val="18"/>
+                </w:rPr>
+                <w:delText xml:space="preserve">-PRF-01, </w:delText>
+              </w:r>
+            </w:del>
+            <w:r>
+              <w:rPr>
+                <w:rFonts w:asciiTheme="minorHAnsi" w:hAnsiTheme="minorHAnsi" w:cstheme="minorBidi"/>
+                <w:sz w:val="18"/>
+                <w:szCs w:val="18"/>
+              </w:rPr>
+              <w:t xml:space="preserve">allowed values = Newly Constructed, Newly Constructed (Addition Alone), and Addition and /or </w:t>
+            </w:r>
+            <w:commentRangeStart w:id="310"/>
+            <w:commentRangeStart w:id="311"/>
+            <w:r>
+              <w:rPr>
+                <w:rFonts w:asciiTheme="minorHAnsi" w:hAnsiTheme="minorHAnsi" w:cstheme="minorBidi"/>
+                <w:sz w:val="18"/>
+                <w:szCs w:val="18"/>
+              </w:rPr>
+              <w:t>Alteration</w:t>
+            </w:r>
+            <w:commentRangeEnd w:id="310"/>
+            <w:r>
+              <w:rPr>
+                <w:rStyle w:val="CommentReference"/>
+              </w:rPr>
+              <w:commentReference w:id="310"/>
+            </w:r>
+            <w:commentRangeEnd w:id="311"/>
+            <w:r>
+              <w:rPr>
+                <w:rStyle w:val="CommentReference"/>
+              </w:rPr>
+              <w:commentReference w:id="311"/>
+            </w:r>
+            <w:r>
+              <w:rPr>
+                <w:rFonts w:asciiTheme="minorHAnsi" w:hAnsiTheme="minorHAnsi" w:cstheme="minorBidi"/>
+                <w:sz w:val="18"/>
+                <w:szCs w:val="18"/>
+              </w:rPr>
+              <w:t>;</w:t>
+            </w:r>
+          </w:p>
+          <w:p>
+            <w:pPr>
+              <w:rPr>
+                <w:del w:id="313" w:author="Alhabibi, Haider@Energy [2]" w:date="2022-04-29T11:24:00Z"/>
                 <w:rFonts w:asciiTheme="minorHAnsi" w:hAnsiTheme="minorHAnsi" w:cstheme="minorHAnsi"/>
                 <w:sz w:val="18"/>
                 <w:szCs w:val="18"/>
               </w:rPr>
             </w:pPr>
+            <w:del w:id="314" w:author="Alhabibi, Haider@Energy [2]" w:date="2022-04-29T11:24:00Z">
+              <w:r>
+                <w:rPr>
+                  <w:rFonts w:asciiTheme="minorHAnsi" w:hAnsiTheme="minorHAnsi" w:cstheme="minorHAnsi"/>
+                  <w:sz w:val="18"/>
+                  <w:szCs w:val="18"/>
+                </w:rPr>
+                <w:delText xml:space="preserve">Else if parent document is </w:delText>
+              </w:r>
+              <w:r>
+                <w:rPr>
+                  <w:rFonts w:asciiTheme="minorHAnsi" w:hAnsiTheme="minorHAnsi" w:cstheme="minorHAnsi"/>
+                  <w:sz w:val="18"/>
+                  <w:szCs w:val="18"/>
+                  <w:highlight w:val="yellow"/>
+                </w:rPr>
+                <w:delText>CF1R-NCB-01</w:delText>
+              </w:r>
+              <w:r>
+                <w:rPr>
+                  <w:rFonts w:asciiTheme="minorHAnsi" w:hAnsiTheme="minorHAnsi" w:cstheme="minorHAnsi"/>
+                  <w:sz w:val="18"/>
+                  <w:szCs w:val="18"/>
+                </w:rPr>
+                <w:delText>, allowed values = Newly Constructed and Newly Constructed (Addition Alone);</w:delText>
+              </w:r>
+            </w:del>
+          </w:p>
+          <w:p>
+            <w:pPr>
+              <w:rPr>
+                <w:rFonts w:asciiTheme="minorHAnsi" w:hAnsiTheme="minorHAnsi"/>
+                <w:sz w:val="18"/>
+                <w:szCs w:val="18"/>
+              </w:rPr>
+            </w:pPr>
+            <w:del w:id="315" w:author="Alhabibi, Haider@Energy [2]" w:date="2022-04-29T11:24:00Z">
+              <w:r>
+                <w:rPr>
+                  <w:rFonts w:asciiTheme="minorHAnsi" w:hAnsiTheme="minorHAnsi" w:cstheme="minorHAnsi"/>
+                  <w:sz w:val="18"/>
+                  <w:szCs w:val="18"/>
+                </w:rPr>
+                <w:delText xml:space="preserve">Else if parent document is </w:delText>
+              </w:r>
+              <w:r>
+                <w:rPr>
+                  <w:rFonts w:asciiTheme="minorHAnsi" w:hAnsiTheme="minorHAnsi" w:cstheme="minorHAnsi"/>
+                  <w:sz w:val="18"/>
+                  <w:szCs w:val="18"/>
+                  <w:highlight w:val="yellow"/>
+                </w:rPr>
+                <w:delText>CF1R-ADD-01</w:delText>
+              </w:r>
+              <w:r>
+                <w:rPr>
+                  <w:rFonts w:asciiTheme="minorHAnsi" w:hAnsiTheme="minorHAnsi" w:cstheme="minorHAnsi"/>
+                  <w:sz w:val="18"/>
+                  <w:szCs w:val="18"/>
+                </w:rPr>
+                <w:delText>, allowed values = ADU Addition &lt; 300 ft</w:delText>
+              </w:r>
+              <w:r>
+                <w:rPr>
+                  <w:rFonts w:asciiTheme="minorHAnsi" w:hAnsiTheme="minorHAnsi" w:cstheme="minorHAnsi"/>
+                  <w:sz w:val="18"/>
+                  <w:szCs w:val="18"/>
+                </w:rPr>
+                <w:delText>^</w:delText>
+              </w:r>
+              <w:r>
+                <w:rPr>
+                  <w:rFonts w:asciiTheme="minorHAnsi" w:hAnsiTheme="minorHAnsi" w:cstheme="minorHAnsi"/>
+                  <w:sz w:val="18"/>
+                  <w:szCs w:val="18"/>
+                </w:rPr>
+                <w:delText>2, ADU Addition &gt; 300 to &lt; 400 ft</w:delText>
+              </w:r>
+              <w:r>
+                <w:rPr>
+                  <w:rFonts w:asciiTheme="minorHAnsi" w:hAnsiTheme="minorHAnsi" w:cstheme="minorHAnsi"/>
+                  <w:sz w:val="18"/>
+                  <w:szCs w:val="18"/>
+                </w:rPr>
+                <w:delText>^</w:delText>
+              </w:r>
+              <w:r>
+                <w:rPr>
+                  <w:rFonts w:asciiTheme="minorHAnsi" w:hAnsiTheme="minorHAnsi" w:cstheme="minorHAnsi"/>
+                  <w:sz w:val="18"/>
+                  <w:szCs w:val="18"/>
+                </w:rPr>
+                <w:delText>2, ADU Addition &gt; 400 to &lt; 700 ft</w:delText>
+              </w:r>
+              <w:r>
+                <w:rPr>
+                  <w:rFonts w:asciiTheme="minorHAnsi" w:hAnsiTheme="minorHAnsi" w:cstheme="minorHAnsi"/>
+                  <w:sz w:val="18"/>
+                  <w:szCs w:val="18"/>
+                </w:rPr>
+                <w:delText>^</w:delText>
+              </w:r>
+              <w:r>
+                <w:rPr>
+                  <w:rFonts w:asciiTheme="minorHAnsi" w:hAnsiTheme="minorHAnsi" w:cstheme="minorHAnsi"/>
+                  <w:sz w:val="18"/>
+                  <w:szCs w:val="18"/>
+                </w:rPr>
+                <w:delText>2, and ADU Addition &gt; 700 to &lt; 1000 ft</w:delText>
+              </w:r>
+              <w:r>
+                <w:rPr>
+                  <w:rFonts w:asciiTheme="minorHAnsi" w:hAnsiTheme="minorHAnsi" w:cstheme="minorHAnsi"/>
+                  <w:sz w:val="18"/>
+                  <w:szCs w:val="18"/>
+                </w:rPr>
+                <w:delText>^</w:delText>
+              </w:r>
+              <w:r>
+                <w:rPr>
+                  <w:rFonts w:asciiTheme="minorHAnsi" w:hAnsiTheme="minorHAnsi" w:cstheme="minorHAnsi"/>
+                  <w:sz w:val="18"/>
+                  <w:szCs w:val="18"/>
+                </w:rPr>
+                <w:delText>2</w:delText>
+              </w:r>
+            </w:del>
             <w:r>
               <w:rPr>
                 <w:rFonts w:asciiTheme="minorHAnsi" w:hAnsiTheme="minorHAnsi" w:cstheme="minorHAnsi"/>
                 <w:sz w:val="18"/>
                 <w:szCs w:val="18"/>
-              </w:rPr>
-              <w:t xml:space="preserve">If parent document is </w:t>
-            </w:r>
-            <w:del w:id="304" w:author="Alhabibi, Haider@Energy" w:date="2022-02-14T16:51:00Z">
+                <w:u w:val="single"/>
+              </w:rPr>
+              <w:t>&gt;&gt;</w:t>
+            </w:r>
+          </w:p>
+        </w:tc>
+      </w:tr>
+      <w:tr>
+        <w:trPr>
+          <w:trHeight w:val="158"/>
+          <w:trPrChange w:id="316" w:author="Alhabibi, Haider@Energy" w:date="2022-02-14T16:56:00Z">
+            <w:trPr>
+              <w:trHeight w:val="158"/>
+            </w:trPr>
+          </w:trPrChange>
+        </w:trPr>
+        <w:tc>
+          <w:tcPr>
+            <w:tcW w:w="799" w:type="dxa"/>
+            <w:vAlign w:val="center"/>
+            <w:tcPrChange w:id="317" w:author="Alhabibi, Haider@Energy" w:date="2022-02-14T16:56:00Z">
+              <w:tcPr>
+                <w:tcW w:w="799" w:type="dxa"/>
+                <w:vAlign w:val="center"/>
+              </w:tcPr>
+            </w:tcPrChange>
+          </w:tcPr>
+          <w:p>
+            <w:pPr>
+              <w:jc w:val="center"/>
+              <w:rPr>
+                <w:rFonts w:asciiTheme="minorHAnsi" w:hAnsiTheme="minorHAnsi"/>
+                <w:sz w:val="18"/>
+                <w:szCs w:val="18"/>
+              </w:rPr>
+            </w:pPr>
+            <w:r>
+              <w:rPr>
+                <w:rFonts w:asciiTheme="minorHAnsi" w:hAnsiTheme="minorHAnsi"/>
+                <w:sz w:val="18"/>
+                <w:szCs w:val="18"/>
+              </w:rPr>
+              <w:t>04</w:t>
+            </w:r>
+          </w:p>
+        </w:tc>
+        <w:tc>
+          <w:tcPr>
+            <w:tcW w:w="4615" w:type="dxa"/>
+            <w:vAlign w:val="center"/>
+            <w:tcPrChange w:id="318" w:author="Alhabibi, Haider@Energy" w:date="2022-02-14T16:56:00Z">
+              <w:tcPr>
+                <w:tcW w:w="4615" w:type="dxa"/>
+                <w:vAlign w:val="center"/>
+              </w:tcPr>
+            </w:tcPrChange>
+          </w:tcPr>
+          <w:p>
+            <w:pPr>
+              <w:rPr>
+                <w:rFonts w:asciiTheme="minorHAnsi" w:hAnsiTheme="minorHAnsi"/>
+                <w:sz w:val="18"/>
+                <w:szCs w:val="18"/>
+              </w:rPr>
+            </w:pPr>
+            <w:r>
+              <w:rPr>
+                <w:rFonts w:asciiTheme="minorHAnsi" w:hAnsiTheme="minorHAnsi"/>
+                <w:sz w:val="18"/>
+                <w:szCs w:val="18"/>
+              </w:rPr>
+              <w:t xml:space="preserve">Total </w:t>
+            </w:r>
+            <w:r>
+              <w:rPr>
+                <w:rFonts w:asciiTheme="minorHAnsi" w:hAnsiTheme="minorHAnsi"/>
+                <w:sz w:val="18"/>
+                <w:szCs w:val="18"/>
+              </w:rPr>
+              <w:t xml:space="preserve">Conditioned </w:t>
+            </w:r>
+            <w:r>
+              <w:rPr>
+                <w:rFonts w:asciiTheme="minorHAnsi" w:hAnsiTheme="minorHAnsi"/>
+                <w:sz w:val="18"/>
+                <w:szCs w:val="18"/>
+              </w:rPr>
+              <w:t>F</w:t>
+            </w:r>
+            <w:r>
+              <w:rPr>
+                <w:rFonts w:asciiTheme="minorHAnsi" w:hAnsiTheme="minorHAnsi"/>
+                <w:sz w:val="18"/>
+                <w:szCs w:val="18"/>
+              </w:rPr>
+              <w:t xml:space="preserve">loor </w:t>
+            </w:r>
+            <w:r>
+              <w:rPr>
+                <w:rFonts w:asciiTheme="minorHAnsi" w:hAnsiTheme="minorHAnsi"/>
+                <w:sz w:val="18"/>
+                <w:szCs w:val="18"/>
+              </w:rPr>
+              <w:t>A</w:t>
+            </w:r>
+            <w:r>
+              <w:rPr>
+                <w:rFonts w:asciiTheme="minorHAnsi" w:hAnsiTheme="minorHAnsi"/>
+                <w:sz w:val="18"/>
+                <w:szCs w:val="18"/>
+              </w:rPr>
+              <w:t xml:space="preserve">rea of </w:t>
+            </w:r>
+            <w:r>
+              <w:rPr>
+                <w:rFonts w:asciiTheme="minorHAnsi" w:hAnsiTheme="minorHAnsi"/>
+                <w:sz w:val="18"/>
+                <w:szCs w:val="18"/>
+              </w:rPr>
+              <w:t>D</w:t>
+            </w:r>
+            <w:r>
+              <w:rPr>
+                <w:rFonts w:asciiTheme="minorHAnsi" w:hAnsiTheme="minorHAnsi"/>
+                <w:sz w:val="18"/>
+                <w:szCs w:val="18"/>
+              </w:rPr>
+              <w:t xml:space="preserve">welling </w:t>
+            </w:r>
+            <w:r>
+              <w:rPr>
+                <w:rFonts w:asciiTheme="minorHAnsi" w:hAnsiTheme="minorHAnsi"/>
+                <w:sz w:val="18"/>
+                <w:szCs w:val="18"/>
+              </w:rPr>
+              <w:t>U</w:t>
+            </w:r>
+            <w:r>
+              <w:rPr>
+                <w:rFonts w:asciiTheme="minorHAnsi" w:hAnsiTheme="minorHAnsi"/>
+                <w:sz w:val="18"/>
+                <w:szCs w:val="18"/>
+              </w:rPr>
+              <w:t>nit</w:t>
+            </w:r>
+          </w:p>
+          <w:p>
+            <w:pPr>
+              <w:rPr>
+                <w:rFonts w:asciiTheme="minorHAnsi" w:hAnsiTheme="minorHAnsi"/>
+                <w:sz w:val="18"/>
+                <w:szCs w:val="18"/>
+              </w:rPr>
+            </w:pPr>
+            <w:r>
+              <w:rPr>
+                <w:rFonts w:asciiTheme="minorHAnsi" w:hAnsiTheme="minorHAnsi"/>
+                <w:sz w:val="18"/>
+                <w:szCs w:val="18"/>
+              </w:rPr>
+              <w:t>(For addition projects the c</w:t>
+            </w:r>
+            <w:r>
+              <w:rPr>
+                <w:rFonts w:asciiTheme="minorHAnsi" w:hAnsiTheme="minorHAnsi"/>
+                <w:sz w:val="18"/>
+                <w:szCs w:val="18"/>
+              </w:rPr>
+              <w:t>onditioned floor area</w:t>
+            </w:r>
+            <w:r>
+              <w:rPr>
+                <w:rFonts w:asciiTheme="minorHAnsi" w:hAnsiTheme="minorHAnsi"/>
+                <w:sz w:val="18"/>
+                <w:szCs w:val="18"/>
+              </w:rPr>
+              <w:t xml:space="preserve"> equals existing area plus addition area)  </w:t>
+            </w:r>
+          </w:p>
+        </w:tc>
+        <w:tc>
+          <w:tcPr>
+            <w:tcW w:w="5602" w:type="dxa"/>
+            <w:tcMar>
+              <w:left w:w="72" w:type="dxa"/>
+              <w:right w:w="72" w:type="dxa"/>
+            </w:tcMar>
+            <w:tcPrChange w:id="319" w:author="Alhabibi, Haider@Energy" w:date="2022-02-14T16:56:00Z">
+              <w:tcPr>
+                <w:tcW w:w="5602" w:type="dxa"/>
+                <w:tcMar>
+                  <w:left w:w="72" w:type="dxa"/>
+                  <w:right w:w="72" w:type="dxa"/>
+                </w:tcMar>
+              </w:tcPr>
+            </w:tcPrChange>
+          </w:tcPr>
+          <w:p>
+            <w:pPr>
+              <w:rPr>
+                <w:rFonts w:asciiTheme="minorHAnsi" w:hAnsiTheme="minorHAnsi"/>
+                <w:sz w:val="18"/>
+                <w:szCs w:val="18"/>
+              </w:rPr>
+            </w:pPr>
+            <w:r>
+              <w:rPr>
+                <w:rFonts w:asciiTheme="minorHAnsi" w:hAnsiTheme="minorHAnsi"/>
+                <w:sz w:val="18"/>
+                <w:szCs w:val="18"/>
+              </w:rPr>
+              <w:t>&lt;&lt;calculated field: reference</w:t>
+            </w:r>
+            <w:r>
+              <w:rPr>
+                <w:rFonts w:asciiTheme="minorHAnsi" w:hAnsiTheme="minorHAnsi"/>
+                <w:sz w:val="18"/>
+                <w:szCs w:val="18"/>
+              </w:rPr>
+              <w:t>d</w:t>
+            </w:r>
+            <w:r>
+              <w:rPr>
+                <w:rFonts w:asciiTheme="minorHAnsi" w:hAnsiTheme="minorHAnsi"/>
+                <w:sz w:val="18"/>
+                <w:szCs w:val="18"/>
+              </w:rPr>
+              <w:t xml:space="preserve"> from MCH-01</w:t>
+            </w:r>
+            <w:r>
+              <w:rPr>
+                <w:rFonts w:asciiTheme="minorHAnsi" w:hAnsiTheme="minorHAnsi" w:cstheme="minorHAnsi"/>
+                <w:sz w:val="18"/>
+                <w:szCs w:val="18"/>
+              </w:rPr>
+              <w:t>, “</w:t>
+            </w:r>
+            <w:r>
+              <w:rPr>
+                <w:rFonts w:ascii="Calibri" w:hAnsi="Calibri"/>
+                <w:sz w:val="18"/>
+                <w:szCs w:val="18"/>
+              </w:rPr>
+              <w:t xml:space="preserve">Dwelling Unit </w:t>
+            </w:r>
+            <w:r>
+              <w:rPr>
+                <w:rFonts w:ascii="Calibri" w:hAnsi="Calibri"/>
+                <w:sz w:val="18"/>
+                <w:szCs w:val="18"/>
+              </w:rPr>
+              <w:t xml:space="preserve">Total </w:t>
+            </w:r>
+            <w:r>
+              <w:rPr>
+                <w:rFonts w:ascii="Calibri" w:hAnsi="Calibri"/>
+                <w:sz w:val="18"/>
+                <w:szCs w:val="18"/>
+              </w:rPr>
+              <w:t>Conditioned Floor Area (ft</w:t>
+            </w:r>
+            <w:r>
+              <w:rPr>
+                <w:rFonts w:ascii="Calibri" w:hAnsi="Calibri"/>
+                <w:sz w:val="18"/>
+                <w:szCs w:val="18"/>
+                <w:vertAlign w:val="superscript"/>
+              </w:rPr>
+              <w:t>2</w:t>
+            </w:r>
+            <w:r>
+              <w:rPr>
+                <w:rFonts w:ascii="Calibri" w:hAnsi="Calibri"/>
+                <w:sz w:val="18"/>
+                <w:szCs w:val="18"/>
+              </w:rPr>
+              <w:t>)</w:t>
+            </w:r>
+            <w:r>
+              <w:rPr>
+                <w:rFonts w:ascii="Calibri" w:hAnsi="Calibri"/>
+                <w:sz w:val="18"/>
+                <w:szCs w:val="18"/>
+              </w:rPr>
+              <w:t>” (A03)</w:t>
+            </w:r>
+            <w:r>
+              <w:rPr>
+                <w:rFonts w:asciiTheme="minorHAnsi" w:hAnsiTheme="minorHAnsi"/>
+                <w:sz w:val="18"/>
+                <w:szCs w:val="18"/>
+              </w:rPr>
+              <w:t xml:space="preserve"> </w:t>
+            </w:r>
+            <w:r>
+              <w:rPr>
+                <w:rFonts w:asciiTheme="minorHAnsi" w:hAnsiTheme="minorHAnsi"/>
+                <w:sz w:val="18"/>
+                <w:szCs w:val="18"/>
+              </w:rPr>
+              <w:t>&gt;&gt;</w:t>
+            </w:r>
+          </w:p>
+        </w:tc>
+      </w:tr>
+      <w:tr>
+        <w:trPr>
+          <w:trHeight w:val="158"/>
+          <w:trPrChange w:id="320" w:author="Alhabibi, Haider@Energy" w:date="2022-02-14T16:56:00Z">
+            <w:trPr>
+              <w:trHeight w:val="158"/>
+            </w:trPr>
+          </w:trPrChange>
+        </w:trPr>
+        <w:tc>
+          <w:tcPr>
+            <w:tcW w:w="799" w:type="dxa"/>
+            <w:vAlign w:val="center"/>
+            <w:tcPrChange w:id="321" w:author="Alhabibi, Haider@Energy" w:date="2022-02-14T16:56:00Z">
+              <w:tcPr>
+                <w:tcW w:w="799" w:type="dxa"/>
+                <w:vAlign w:val="center"/>
+              </w:tcPr>
+            </w:tcPrChange>
+          </w:tcPr>
+          <w:p>
+            <w:pPr>
+              <w:jc w:val="center"/>
+              <w:rPr>
+                <w:rFonts w:asciiTheme="minorHAnsi" w:hAnsiTheme="minorHAnsi"/>
+                <w:sz w:val="18"/>
+                <w:szCs w:val="18"/>
+              </w:rPr>
+            </w:pPr>
+            <w:r>
+              <w:rPr>
+                <w:rFonts w:asciiTheme="minorHAnsi" w:hAnsiTheme="minorHAnsi"/>
+                <w:sz w:val="18"/>
+                <w:szCs w:val="18"/>
+              </w:rPr>
+              <w:t>05</w:t>
+            </w:r>
+          </w:p>
+        </w:tc>
+        <w:tc>
+          <w:tcPr>
+            <w:tcW w:w="4615" w:type="dxa"/>
+            <w:vAlign w:val="center"/>
+            <w:tcPrChange w:id="322" w:author="Alhabibi, Haider@Energy" w:date="2022-02-14T16:56:00Z">
+              <w:tcPr>
+                <w:tcW w:w="4615" w:type="dxa"/>
+                <w:vAlign w:val="center"/>
+              </w:tcPr>
+            </w:tcPrChange>
+          </w:tcPr>
+          <w:p>
+            <w:pPr>
+              <w:rPr>
+                <w:rFonts w:asciiTheme="minorHAnsi" w:hAnsiTheme="minorHAnsi"/>
+                <w:sz w:val="18"/>
+                <w:szCs w:val="18"/>
+              </w:rPr>
+            </w:pPr>
+            <w:r>
+              <w:rPr>
+                <w:rFonts w:asciiTheme="minorHAnsi" w:hAnsiTheme="minorHAnsi"/>
+                <w:sz w:val="18"/>
+                <w:szCs w:val="18"/>
+              </w:rPr>
+              <w:t xml:space="preserve">Number of </w:t>
+            </w:r>
+            <w:r>
+              <w:rPr>
+                <w:rFonts w:asciiTheme="minorHAnsi" w:hAnsiTheme="minorHAnsi"/>
+                <w:sz w:val="18"/>
+                <w:szCs w:val="18"/>
+              </w:rPr>
+              <w:t>B</w:t>
+            </w:r>
+            <w:r>
+              <w:rPr>
+                <w:rFonts w:asciiTheme="minorHAnsi" w:hAnsiTheme="minorHAnsi"/>
+                <w:sz w:val="18"/>
+                <w:szCs w:val="18"/>
+              </w:rPr>
+              <w:t xml:space="preserve">edrooms in </w:t>
+            </w:r>
+            <w:r>
+              <w:rPr>
+                <w:rFonts w:asciiTheme="minorHAnsi" w:hAnsiTheme="minorHAnsi"/>
+                <w:sz w:val="18"/>
+                <w:szCs w:val="18"/>
+              </w:rPr>
+              <w:t>D</w:t>
+            </w:r>
+            <w:r>
+              <w:rPr>
+                <w:rFonts w:asciiTheme="minorHAnsi" w:hAnsiTheme="minorHAnsi"/>
+                <w:sz w:val="18"/>
+                <w:szCs w:val="18"/>
+              </w:rPr>
+              <w:t xml:space="preserve">welling </w:t>
+            </w:r>
+            <w:r>
+              <w:rPr>
+                <w:rFonts w:asciiTheme="minorHAnsi" w:hAnsiTheme="minorHAnsi"/>
+                <w:sz w:val="18"/>
+                <w:szCs w:val="18"/>
+              </w:rPr>
+              <w:t>U</w:t>
+            </w:r>
+            <w:r>
+              <w:rPr>
+                <w:rFonts w:asciiTheme="minorHAnsi" w:hAnsiTheme="minorHAnsi"/>
+                <w:sz w:val="18"/>
+                <w:szCs w:val="18"/>
+              </w:rPr>
+              <w:t>nit</w:t>
+            </w:r>
+          </w:p>
+          <w:p>
+            <w:pPr>
+              <w:rPr>
+                <w:rFonts w:asciiTheme="minorHAnsi" w:hAnsiTheme="minorHAnsi"/>
+                <w:sz w:val="18"/>
+                <w:szCs w:val="18"/>
+              </w:rPr>
+            </w:pPr>
+            <w:r>
+              <w:rPr>
+                <w:rFonts w:asciiTheme="minorHAnsi" w:hAnsiTheme="minorHAnsi"/>
+                <w:sz w:val="18"/>
+                <w:szCs w:val="18"/>
+              </w:rPr>
+              <w:t>(For addition projects the number of bedrooms equals the existing bedrooms plus addition bedrooms)</w:t>
+            </w:r>
+          </w:p>
+        </w:tc>
+        <w:tc>
+          <w:tcPr>
+            <w:tcW w:w="5602" w:type="dxa"/>
+            <w:tcMar>
+              <w:left w:w="72" w:type="dxa"/>
+              <w:right w:w="72" w:type="dxa"/>
+            </w:tcMar>
+            <w:tcPrChange w:id="323" w:author="Alhabibi, Haider@Energy" w:date="2022-02-14T16:56:00Z">
+              <w:tcPr>
+                <w:tcW w:w="5602" w:type="dxa"/>
+                <w:tcMar>
+                  <w:left w:w="72" w:type="dxa"/>
+                  <w:right w:w="72" w:type="dxa"/>
+                </w:tcMar>
+              </w:tcPr>
+            </w:tcPrChange>
+          </w:tcPr>
+          <w:p>
+            <w:pPr>
+              <w:rPr>
+                <w:rFonts w:asciiTheme="minorHAnsi" w:hAnsiTheme="minorHAnsi"/>
+                <w:sz w:val="18"/>
+                <w:szCs w:val="18"/>
+              </w:rPr>
+            </w:pPr>
+            <w:r>
+              <w:rPr>
+                <w:rFonts w:asciiTheme="minorHAnsi" w:hAnsiTheme="minorHAnsi"/>
+                <w:sz w:val="18"/>
+                <w:szCs w:val="18"/>
+              </w:rPr>
+              <w:t>&lt;&lt;calculated field: reference</w:t>
+            </w:r>
+            <w:r>
+              <w:rPr>
+                <w:rFonts w:asciiTheme="minorHAnsi" w:hAnsiTheme="minorHAnsi"/>
+                <w:sz w:val="18"/>
+                <w:szCs w:val="18"/>
+              </w:rPr>
+              <w:t>d</w:t>
+            </w:r>
+            <w:r>
+              <w:rPr>
+                <w:rFonts w:asciiTheme="minorHAnsi" w:hAnsiTheme="minorHAnsi"/>
+                <w:sz w:val="18"/>
+                <w:szCs w:val="18"/>
+              </w:rPr>
+              <w:t xml:space="preserve"> from MCH-01</w:t>
+            </w:r>
+            <w:r>
+              <w:rPr>
+                <w:rFonts w:asciiTheme="minorHAnsi" w:hAnsiTheme="minorHAnsi" w:cstheme="minorHAnsi"/>
+                <w:sz w:val="18"/>
+                <w:szCs w:val="18"/>
+              </w:rPr>
+              <w:t>,</w:t>
+            </w:r>
+            <w:r>
+              <w:rPr>
+                <w:rFonts w:asciiTheme="minorHAnsi" w:hAnsiTheme="minorHAnsi" w:cstheme="minorHAnsi"/>
+                <w:sz w:val="18"/>
+                <w:szCs w:val="18"/>
+              </w:rPr>
+              <w:t xml:space="preserve"> “</w:t>
+            </w:r>
+            <w:r>
+              <w:rPr>
+                <w:rFonts w:ascii="Calibri" w:hAnsi="Calibri"/>
+                <w:sz w:val="18"/>
+                <w:szCs w:val="18"/>
+              </w:rPr>
+              <w:t>Dwelling Unit Number of Bedrooms” (A09);</w:t>
+            </w:r>
+            <w:r>
+              <w:rPr>
+                <w:rFonts w:asciiTheme="minorHAnsi" w:hAnsiTheme="minorHAnsi" w:cstheme="minorHAnsi"/>
+                <w:sz w:val="18"/>
+                <w:szCs w:val="18"/>
+              </w:rPr>
+              <w:t xml:space="preserve"> if value from MCH-01 = 0 replace with 1</w:t>
+            </w:r>
+            <w:r>
+              <w:rPr>
+                <w:rFonts w:asciiTheme="minorHAnsi" w:hAnsiTheme="minorHAnsi"/>
+                <w:sz w:val="18"/>
+                <w:szCs w:val="18"/>
+              </w:rPr>
+              <w:t>&gt;&gt;</w:t>
+            </w:r>
+          </w:p>
+        </w:tc>
+      </w:tr>
+      <w:tr>
+        <w:trPr>
+          <w:trHeight w:val="158"/>
+          <w:trPrChange w:id="324" w:author="Alhabibi, Haider@Energy" w:date="2022-02-14T16:56:00Z">
+            <w:trPr>
+              <w:trHeight w:val="158"/>
+            </w:trPr>
+          </w:trPrChange>
+        </w:trPr>
+        <w:tc>
+          <w:tcPr>
+            <w:tcW w:w="799" w:type="dxa"/>
+            <w:vAlign w:val="center"/>
+            <w:tcPrChange w:id="325" w:author="Alhabibi, Haider@Energy" w:date="2022-02-14T16:56:00Z">
+              <w:tcPr>
+                <w:tcW w:w="799" w:type="dxa"/>
+                <w:vAlign w:val="center"/>
+              </w:tcPr>
+            </w:tcPrChange>
+          </w:tcPr>
+          <w:p>
+            <w:pPr>
+              <w:jc w:val="center"/>
+              <w:rPr>
+                <w:rFonts w:asciiTheme="minorHAnsi" w:hAnsiTheme="minorHAnsi"/>
+                <w:sz w:val="18"/>
+                <w:szCs w:val="18"/>
+              </w:rPr>
+            </w:pPr>
+            <w:r>
+              <w:rPr>
+                <w:rFonts w:asciiTheme="minorHAnsi" w:hAnsiTheme="minorHAnsi" w:cstheme="minorHAnsi"/>
+                <w:sz w:val="18"/>
+                <w:szCs w:val="18"/>
+              </w:rPr>
+              <w:t>06</w:t>
+            </w:r>
+          </w:p>
+        </w:tc>
+        <w:tc>
+          <w:tcPr>
+            <w:tcW w:w="4615" w:type="dxa"/>
+            <w:vAlign w:val="center"/>
+            <w:tcPrChange w:id="326" w:author="Alhabibi, Haider@Energy" w:date="2022-02-14T16:56:00Z">
+              <w:tcPr>
+                <w:tcW w:w="4615" w:type="dxa"/>
+                <w:vAlign w:val="center"/>
+              </w:tcPr>
+            </w:tcPrChange>
+          </w:tcPr>
+          <w:p>
+            <w:pPr>
+              <w:rPr>
+                <w:rFonts w:asciiTheme="minorHAnsi" w:hAnsiTheme="minorHAnsi"/>
+                <w:sz w:val="18"/>
+                <w:szCs w:val="18"/>
+              </w:rPr>
+            </w:pPr>
+            <w:commentRangeStart w:id="327"/>
+            <w:commentRangeStart w:id="328"/>
+            <w:r>
+              <w:rPr>
+                <w:rFonts w:asciiTheme="minorHAnsi" w:hAnsiTheme="minorHAnsi" w:cstheme="minorBidi"/>
+                <w:sz w:val="18"/>
+                <w:szCs w:val="18"/>
+              </w:rPr>
+              <w:t>Ventilation System Type</w:t>
+            </w:r>
+            <w:commentRangeEnd w:id="327"/>
+            <w:r>
+              <w:rPr>
+                <w:rStyle w:val="CommentReference"/>
+              </w:rPr>
+              <w:commentReference w:id="327"/>
+            </w:r>
+            <w:commentRangeEnd w:id="328"/>
+            <w:r>
+              <w:rPr>
+                <w:rStyle w:val="CommentReference"/>
+              </w:rPr>
+              <w:commentReference w:id="328"/>
+            </w:r>
+          </w:p>
+        </w:tc>
+        <w:tc>
+          <w:tcPr>
+            <w:tcW w:w="5602" w:type="dxa"/>
+            <w:tcMar>
+              <w:left w:w="72" w:type="dxa"/>
+              <w:right w:w="72" w:type="dxa"/>
+            </w:tcMar>
+            <w:tcPrChange w:id="330" w:author="Alhabibi, Haider@Energy" w:date="2022-02-14T16:56:00Z">
+              <w:tcPr>
+                <w:tcW w:w="5602" w:type="dxa"/>
+                <w:tcMar>
+                  <w:left w:w="72" w:type="dxa"/>
+                  <w:right w:w="72" w:type="dxa"/>
+                </w:tcMar>
+              </w:tcPr>
+            </w:tcPrChange>
+          </w:tcPr>
+          <w:p>
+            <w:pPr>
+              <w:rPr>
+                <w:rFonts w:asciiTheme="minorHAnsi" w:hAnsiTheme="minorHAnsi" w:cstheme="minorHAnsi"/>
+                <w:sz w:val="18"/>
+                <w:szCs w:val="18"/>
+              </w:rPr>
+            </w:pPr>
+            <w:r>
+              <w:rPr>
+                <w:rFonts w:asciiTheme="minorHAnsi" w:hAnsiTheme="minorHAnsi" w:cstheme="minorHAnsi"/>
+                <w:sz w:val="18"/>
+                <w:szCs w:val="18"/>
+              </w:rPr>
+              <w:t xml:space="preserve">&lt;&lt; calculated value if </w:t>
+            </w:r>
+            <w:ins w:id="331" w:author="Alhabibi, Haider@Energy [2]" w:date="2022-05-09T16:19:00Z">
+              <w:r>
+                <w:rPr>
+                  <w:rFonts w:asciiTheme="minorHAnsi" w:hAnsiTheme="minorHAnsi" w:cstheme="minorHAnsi"/>
+                  <w:sz w:val="18"/>
+                  <w:szCs w:val="18"/>
+                </w:rPr>
+                <w:t xml:space="preserve">parent is </w:t>
+              </w:r>
+            </w:ins>
+            <w:del w:id="332" w:author="Alhabibi, Haider@Energy [2]" w:date="2022-05-09T16:20:00Z">
+              <w:r>
+                <w:rPr>
+                  <w:rFonts w:asciiTheme="minorHAnsi" w:hAnsiTheme="minorHAnsi" w:cstheme="minorHAnsi"/>
+                  <w:sz w:val="18"/>
+                  <w:szCs w:val="18"/>
+                </w:rPr>
+                <w:delText>registered CF1R</w:delText>
+              </w:r>
+            </w:del>
+            <w:ins w:id="333" w:author="Alhabibi, Haider@Energy" w:date="2022-02-14T16:51:00Z">
+              <w:del w:id="334" w:author="Alhabibi, Haider@Energy [2]" w:date="2022-05-09T16:20:00Z">
+                <w:r>
+                  <w:rPr>
+                    <w:rFonts w:asciiTheme="minorHAnsi" w:hAnsiTheme="minorHAnsi" w:cstheme="minorHAnsi"/>
+                    <w:sz w:val="18"/>
+                    <w:szCs w:val="18"/>
+                  </w:rPr>
+                  <w:delText>LMCC</w:delText>
+                </w:r>
+              </w:del>
+            </w:ins>
+            <w:del w:id="335" w:author="Alhabibi, Haider@Energy [2]" w:date="2022-05-09T16:20:00Z">
+              <w:r>
+                <w:rPr>
+                  <w:rFonts w:asciiTheme="minorHAnsi" w:hAnsiTheme="minorHAnsi" w:cstheme="minorHAnsi"/>
+                  <w:sz w:val="18"/>
+                  <w:szCs w:val="18"/>
+                </w:rPr>
+                <w:delText xml:space="preserve"> form equals </w:delText>
+              </w:r>
+            </w:del>
+            <w:del w:id="336" w:author="Alhabibi, Haider@Energy" w:date="2022-02-14T16:51:00Z">
               <w:r>
                 <w:rPr>
                   <w:rFonts w:asciiTheme="minorHAnsi" w:hAnsiTheme="minorHAnsi" w:cstheme="minorHAnsi"/>
@@ -14161,7 +15116,7 @@
                 <w:delText>CF1R</w:delText>
               </w:r>
             </w:del>
-            <w:ins w:id="305" w:author="Alhabibi, Haider@Energy" w:date="2022-02-14T16:51:00Z">
+            <w:ins w:id="337" w:author="Alhabibi, Haider@Energy" w:date="2022-02-14T16:51:00Z">
               <w:r>
                 <w:rPr>
                   <w:rFonts w:asciiTheme="minorHAnsi" w:hAnsiTheme="minorHAnsi" w:cstheme="minorHAnsi"/>
@@ -14177,91 +15132,266 @@
                 <w:sz w:val="18"/>
                 <w:szCs w:val="18"/>
               </w:rPr>
-              <w:t>-PRF-01, allowed values = Newly Constructed, Newly Constructed (Addition Alone), and Addition and /or Alteration;</w:t>
-            </w:r>
-          </w:p>
-          <w:p>
-            <w:pPr>
+              <w:t>-PRF</w:t>
+            </w:r>
+            <w:del w:id="338" w:author="Alhabibi, Haider@Energy [2]" w:date="2022-05-09T16:20:00Z">
+              <w:r>
+                <w:rPr>
+                  <w:rFonts w:asciiTheme="minorHAnsi" w:hAnsiTheme="minorHAnsi" w:cstheme="minorHAnsi"/>
+                  <w:sz w:val="18"/>
+                  <w:szCs w:val="18"/>
+                </w:rPr>
+                <w:delText>-01</w:delText>
+              </w:r>
+            </w:del>
+            <w:r>
               <w:rPr>
                 <w:rFonts w:asciiTheme="minorHAnsi" w:hAnsiTheme="minorHAnsi" w:cstheme="minorHAnsi"/>
                 <w:sz w:val="18"/>
                 <w:szCs w:val="18"/>
               </w:rPr>
-            </w:pPr>
+              <w:t xml:space="preserve">, reference data from </w:t>
+            </w:r>
+            <w:del w:id="339" w:author="Alhabibi, Haider@Energy" w:date="2022-02-14T16:51:00Z">
+              <w:r>
+                <w:rPr>
+                  <w:rFonts w:asciiTheme="minorHAnsi" w:hAnsiTheme="minorHAnsi" w:cstheme="minorHAnsi"/>
+                  <w:sz w:val="18"/>
+                  <w:szCs w:val="18"/>
+                </w:rPr>
+                <w:delText>CF1R</w:delText>
+              </w:r>
+            </w:del>
+            <w:ins w:id="340" w:author="Alhabibi, Haider@Energy" w:date="2022-02-14T16:51:00Z">
+              <w:r>
+                <w:rPr>
+                  <w:rFonts w:asciiTheme="minorHAnsi" w:hAnsiTheme="minorHAnsi" w:cstheme="minorHAnsi"/>
+                  <w:sz w:val="18"/>
+                  <w:szCs w:val="18"/>
+                </w:rPr>
+                <w:t>LMCC</w:t>
+              </w:r>
+            </w:ins>
+            <w:ins w:id="341" w:author="Alhabibi, Haider@Energy [2]" w:date="2022-05-09T16:18:00Z">
+              <w:r>
+                <w:rPr>
+                  <w:rFonts w:asciiTheme="minorHAnsi" w:hAnsiTheme="minorHAnsi" w:cstheme="minorHAnsi"/>
+                  <w:sz w:val="18"/>
+                  <w:szCs w:val="18"/>
+                </w:rPr>
+                <w:t>-PRF</w:t>
+              </w:r>
+            </w:ins>
             <w:r>
               <w:rPr>
                 <w:rFonts w:asciiTheme="minorHAnsi" w:hAnsiTheme="minorHAnsi" w:cstheme="minorHAnsi"/>
                 <w:sz w:val="18"/>
                 <w:szCs w:val="18"/>
               </w:rPr>
-              <w:t xml:space="preserve">Else if parent document is </w:t>
+              <w:t>;</w:t>
             </w:r>
             <w:r>
               <w:rPr>
                 <w:rFonts w:asciiTheme="minorHAnsi" w:hAnsiTheme="minorHAnsi" w:cstheme="minorHAnsi"/>
                 <w:sz w:val="18"/>
                 <w:szCs w:val="18"/>
-                <w:highlight w:val="yellow"/>
-              </w:rPr>
-              <w:t>CF1R-NCB-01</w:t>
-            </w:r>
+              </w:rPr>
+              <w:br/>
+              <w:t xml:space="preserve">else if </w:t>
+            </w:r>
+            <w:ins w:id="342" w:author="Alhabibi, Haider@Energy [2]" w:date="2022-05-09T16:20:00Z">
+              <w:r>
+                <w:rPr>
+                  <w:rFonts w:asciiTheme="minorHAnsi" w:hAnsiTheme="minorHAnsi" w:cstheme="minorHAnsi"/>
+                  <w:sz w:val="18"/>
+                  <w:szCs w:val="18"/>
+                </w:rPr>
+                <w:t xml:space="preserve">parent is </w:t>
+              </w:r>
+            </w:ins>
+            <w:del w:id="343" w:author="Alhabibi, Haider@Energy [2]" w:date="2022-05-09T16:20:00Z">
+              <w:r>
+                <w:rPr>
+                  <w:rFonts w:asciiTheme="minorHAnsi" w:hAnsiTheme="minorHAnsi" w:cstheme="minorHAnsi"/>
+                  <w:sz w:val="18"/>
+                  <w:szCs w:val="18"/>
+                </w:rPr>
+                <w:delText xml:space="preserve">registered </w:delText>
+              </w:r>
+            </w:del>
+            <w:del w:id="344" w:author="Alhabibi, Haider@Energy" w:date="2022-02-14T16:51:00Z">
+              <w:r>
+                <w:rPr>
+                  <w:rFonts w:asciiTheme="minorHAnsi" w:hAnsiTheme="minorHAnsi" w:cstheme="minorHAnsi"/>
+                  <w:sz w:val="18"/>
+                  <w:szCs w:val="18"/>
+                </w:rPr>
+                <w:delText>CF1R</w:delText>
+              </w:r>
+            </w:del>
+            <w:ins w:id="345" w:author="Alhabibi, Haider@Energy" w:date="2022-02-14T16:51:00Z">
+              <w:r>
+                <w:rPr>
+                  <w:rFonts w:asciiTheme="minorHAnsi" w:hAnsiTheme="minorHAnsi" w:cstheme="minorHAnsi"/>
+                  <w:sz w:val="18"/>
+                  <w:szCs w:val="18"/>
+                </w:rPr>
+                <w:t>LMCC</w:t>
+              </w:r>
+            </w:ins>
+            <w:ins w:id="346" w:author="Alhabibi, Haider@Energy [2]" w:date="2022-05-09T16:21:00Z">
+              <w:r>
+                <w:rPr>
+                  <w:rFonts w:asciiTheme="minorHAnsi" w:hAnsiTheme="minorHAnsi" w:cstheme="minorHAnsi"/>
+                  <w:sz w:val="18"/>
+                  <w:szCs w:val="18"/>
+                </w:rPr>
+                <w:t>-MCH</w:t>
+              </w:r>
+            </w:ins>
+            <w:del w:id="347" w:author="Alhabibi, Haider@Energy [2]" w:date="2022-05-09T16:21:00Z">
+              <w:r>
+                <w:rPr>
+                  <w:rFonts w:asciiTheme="minorHAnsi" w:hAnsiTheme="minorHAnsi" w:cstheme="minorHAnsi"/>
+                  <w:sz w:val="18"/>
+                  <w:szCs w:val="18"/>
+                </w:rPr>
+                <w:delText xml:space="preserve"> form equals </w:delText>
+              </w:r>
+              <w:r>
+                <w:rPr>
+                  <w:rFonts w:asciiTheme="minorHAnsi" w:hAnsiTheme="minorHAnsi" w:cstheme="minorHAnsi"/>
+                  <w:sz w:val="18"/>
+                  <w:szCs w:val="18"/>
+                  <w:highlight w:val="yellow"/>
+                  <w:rPrChange w:id="348" w:author="Alhabibi, Haider@Energy [2]" w:date="2022-05-09T10:42:00Z">
+                    <w:rPr>
+                      <w:rFonts w:asciiTheme="minorHAnsi" w:hAnsiTheme="minorHAnsi" w:cstheme="minorHAnsi"/>
+                      <w:sz w:val="18"/>
+                      <w:szCs w:val="18"/>
+                    </w:rPr>
+                  </w:rPrChange>
+                </w:rPr>
+                <w:delText>CF1R-NCB-01</w:delText>
+              </w:r>
+              <w:r>
+                <w:rPr>
+                  <w:rFonts w:asciiTheme="minorHAnsi" w:hAnsiTheme="minorHAnsi" w:cstheme="minorHAnsi"/>
+                  <w:sz w:val="18"/>
+                  <w:szCs w:val="18"/>
+                </w:rPr>
+                <w:delText xml:space="preserve"> or </w:delText>
+              </w:r>
+              <w:r>
+                <w:rPr>
+                  <w:rFonts w:asciiTheme="minorHAnsi" w:hAnsiTheme="minorHAnsi" w:cstheme="minorHAnsi"/>
+                  <w:sz w:val="18"/>
+                  <w:szCs w:val="18"/>
+                  <w:highlight w:val="yellow"/>
+                  <w:rPrChange w:id="349" w:author="Alhabibi, Haider@Energy [2]" w:date="2022-05-09T10:42:00Z">
+                    <w:rPr>
+                      <w:rFonts w:asciiTheme="minorHAnsi" w:hAnsiTheme="minorHAnsi" w:cstheme="minorHAnsi"/>
+                      <w:sz w:val="18"/>
+                      <w:szCs w:val="18"/>
+                    </w:rPr>
+                  </w:rPrChange>
+                </w:rPr>
+                <w:delText>CF1R-A</w:delText>
+              </w:r>
+              <w:r>
+                <w:rPr>
+                  <w:rFonts w:asciiTheme="minorHAnsi" w:hAnsiTheme="minorHAnsi" w:cstheme="minorHAnsi"/>
+                  <w:sz w:val="18"/>
+                  <w:szCs w:val="18"/>
+                  <w:highlight w:val="yellow"/>
+                  <w:rPrChange w:id="350" w:author="Alhabibi, Haider@Energy [2]" w:date="2022-05-09T10:42:00Z">
+                    <w:rPr>
+                      <w:rFonts w:asciiTheme="minorHAnsi" w:hAnsiTheme="minorHAnsi" w:cstheme="minorHAnsi"/>
+                      <w:sz w:val="18"/>
+                      <w:szCs w:val="18"/>
+                    </w:rPr>
+                  </w:rPrChange>
+                </w:rPr>
+                <w:delText>DD-01</w:delText>
+              </w:r>
+              <w:r>
+                <w:rPr>
+                  <w:rFonts w:asciiTheme="minorHAnsi" w:hAnsiTheme="minorHAnsi" w:cstheme="minorHAnsi"/>
+                  <w:sz w:val="18"/>
+                  <w:szCs w:val="18"/>
+                </w:rPr>
+                <w:delText>,</w:delText>
+              </w:r>
+            </w:del>
+            <w:ins w:id="351" w:author="Alhabibi, Haider@Energy [2]" w:date="2022-05-09T16:21:00Z">
+              <w:r>
+                <w:rPr>
+                  <w:rFonts w:asciiTheme="minorHAnsi" w:hAnsiTheme="minorHAnsi" w:cstheme="minorHAnsi"/>
+                  <w:sz w:val="18"/>
+                  <w:szCs w:val="18"/>
+                </w:rPr>
+                <w:t>allow</w:t>
+              </w:r>
+            </w:ins>
             <w:r>
               <w:rPr>
                 <w:rFonts w:asciiTheme="minorHAnsi" w:hAnsiTheme="minorHAnsi" w:cstheme="minorHAnsi"/>
                 <w:sz w:val="18"/>
                 <w:szCs w:val="18"/>
               </w:rPr>
-              <w:t>, allowed values = Newly Constructed and Newly Constructed (Addition Alone);</w:t>
-            </w:r>
-          </w:p>
-          <w:p>
-            <w:pPr>
-              <w:rPr>
-                <w:rFonts w:asciiTheme="minorHAnsi" w:hAnsiTheme="minorHAnsi"/>
-                <w:sz w:val="18"/>
-                <w:szCs w:val="18"/>
-              </w:rPr>
-            </w:pPr>
+              <w:t xml:space="preserve"> user </w:t>
+            </w:r>
+            <w:ins w:id="352" w:author="Alhabibi, Haider@Energy [2]" w:date="2022-05-09T16:22:00Z">
+              <w:r>
+                <w:rPr>
+                  <w:rFonts w:asciiTheme="minorHAnsi" w:hAnsiTheme="minorHAnsi" w:cstheme="minorHAnsi"/>
+                  <w:sz w:val="18"/>
+                  <w:szCs w:val="18"/>
+                </w:rPr>
+                <w:t xml:space="preserve">to </w:t>
+              </w:r>
+            </w:ins>
             <w:r>
               <w:rPr>
                 <w:rFonts w:asciiTheme="minorHAnsi" w:hAnsiTheme="minorHAnsi" w:cstheme="minorHAnsi"/>
                 <w:sz w:val="18"/>
                 <w:szCs w:val="18"/>
               </w:rPr>
-              <w:t xml:space="preserve">Else if parent document is </w:t>
-            </w:r>
-            <w:r>
+              <w:t xml:space="preserve">pick one from list:  </w:t>
+            </w:r>
+          </w:p>
+          <w:p>
+            <w:pPr>
               <w:rPr>
                 <w:rFonts w:asciiTheme="minorHAnsi" w:hAnsiTheme="minorHAnsi" w:cstheme="minorHAnsi"/>
                 <w:sz w:val="18"/>
                 <w:szCs w:val="18"/>
-                <w:highlight w:val="yellow"/>
-              </w:rPr>
-              <w:t>CF1R-ADD-01</w:t>
-            </w:r>
+              </w:rPr>
+            </w:pPr>
             <w:r>
               <w:rPr>
                 <w:rFonts w:asciiTheme="minorHAnsi" w:hAnsiTheme="minorHAnsi" w:cstheme="minorHAnsi"/>
                 <w:sz w:val="18"/>
                 <w:szCs w:val="18"/>
               </w:rPr>
-              <w:t>, allowed values = ADU Addition &lt; 300 ft</w:t>
-            </w:r>
-            <w:r>
+              <w:t>**Supply</w:t>
+            </w:r>
+          </w:p>
+          <w:p>
+            <w:pPr>
               <w:rPr>
                 <w:rFonts w:asciiTheme="minorHAnsi" w:hAnsiTheme="minorHAnsi" w:cstheme="minorHAnsi"/>
                 <w:sz w:val="18"/>
                 <w:szCs w:val="18"/>
               </w:rPr>
-              <w:t>^</w:t>
-            </w:r>
+            </w:pPr>
             <w:r>
               <w:rPr>
                 <w:rFonts w:asciiTheme="minorHAnsi" w:hAnsiTheme="minorHAnsi" w:cstheme="minorHAnsi"/>
                 <w:sz w:val="18"/>
                 <w:szCs w:val="18"/>
               </w:rPr>
-              <w:t>2, ADU Addition &gt; 300 to &lt; 400 ft</w:t>
+              <w:t>**Exhaust</w:t>
             </w:r>
             <w:r>
               <w:rPr>
@@ -14269,7 +15399,7 @@
                 <w:sz w:val="18"/>
                 <w:szCs w:val="18"/>
               </w:rPr>
-              <w:t>^</w:t>
+              <w:t>;</w:t>
             </w:r>
             <w:r>
               <w:rPr>
@@ -14277,48 +15407,144 @@
                 <w:sz w:val="18"/>
                 <w:szCs w:val="18"/>
               </w:rPr>
-              <w:t>2, ADU Addition &gt; 400 to &lt; 700 ft</w:t>
-            </w:r>
-            <w:r>
+              <w:t xml:space="preserve"> or</w:t>
+            </w:r>
+          </w:p>
+          <w:p>
+            <w:pPr>
               <w:rPr>
                 <w:rFonts w:asciiTheme="minorHAnsi" w:hAnsiTheme="minorHAnsi" w:cstheme="minorHAnsi"/>
                 <w:sz w:val="18"/>
                 <w:szCs w:val="18"/>
               </w:rPr>
-              <w:t>^</w:t>
-            </w:r>
+            </w:pPr>
             <w:r>
               <w:rPr>
                 <w:rFonts w:asciiTheme="minorHAnsi" w:hAnsiTheme="minorHAnsi" w:cstheme="minorHAnsi"/>
                 <w:sz w:val="18"/>
                 <w:szCs w:val="18"/>
               </w:rPr>
-              <w:t>2, and ADU Addition &gt; 700 to &lt; 1000 ft</w:t>
-            </w:r>
-            <w:r>
+              <w:t>**Balanced; or</w:t>
+            </w:r>
+          </w:p>
+          <w:p>
+            <w:pPr>
               <w:rPr>
                 <w:rFonts w:asciiTheme="minorHAnsi" w:hAnsiTheme="minorHAnsi" w:cstheme="minorHAnsi"/>
                 <w:sz w:val="18"/>
                 <w:szCs w:val="18"/>
               </w:rPr>
-              <w:t>^</w:t>
-            </w:r>
+            </w:pPr>
             <w:r>
               <w:rPr>
                 <w:rFonts w:asciiTheme="minorHAnsi" w:hAnsiTheme="minorHAnsi" w:cstheme="minorHAnsi"/>
                 <w:sz w:val="18"/>
                 <w:szCs w:val="18"/>
               </w:rPr>
-              <w:t>2</w:t>
-            </w:r>
-            <w:r>
+              <w:t>**Balanced – ERV; or</w:t>
+            </w:r>
+          </w:p>
+          <w:p>
+            <w:pPr>
               <w:rPr>
                 <w:rFonts w:asciiTheme="minorHAnsi" w:hAnsiTheme="minorHAnsi" w:cstheme="minorHAnsi"/>
                 <w:sz w:val="18"/>
                 <w:szCs w:val="18"/>
+              </w:rPr>
+            </w:pPr>
+            <w:r>
+              <w:rPr>
+                <w:rFonts w:asciiTheme="minorHAnsi" w:hAnsiTheme="minorHAnsi" w:cstheme="minorHAnsi"/>
+                <w:sz w:val="18"/>
+                <w:szCs w:val="18"/>
+              </w:rPr>
+              <w:t>**Balanced – HRV; or</w:t>
+            </w:r>
+          </w:p>
+          <w:p>
+            <w:pPr>
+              <w:rPr>
+                <w:rFonts w:asciiTheme="minorHAnsi" w:hAnsiTheme="minorHAnsi" w:cstheme="minorHAnsi"/>
+                <w:sz w:val="18"/>
+                <w:szCs w:val="18"/>
+              </w:rPr>
+            </w:pPr>
+            <w:r>
+              <w:rPr>
+                <w:rFonts w:asciiTheme="minorHAnsi" w:hAnsiTheme="minorHAnsi" w:cstheme="minorHAnsi"/>
+                <w:sz w:val="18"/>
+                <w:szCs w:val="18"/>
+              </w:rPr>
+              <w:t>**Central Fan Integrated (CFI); or</w:t>
+            </w:r>
+          </w:p>
+          <w:p>
+            <w:pPr>
+              <w:rPr>
+                <w:rFonts w:asciiTheme="minorHAnsi" w:hAnsiTheme="minorHAnsi" w:cstheme="minorHAnsi"/>
+                <w:sz w:val="18"/>
+                <w:szCs w:val="18"/>
+              </w:rPr>
+            </w:pPr>
+            <w:r>
+              <w:rPr>
+                <w:rFonts w:asciiTheme="minorHAnsi" w:hAnsiTheme="minorHAnsi" w:cstheme="minorHAnsi"/>
+                <w:sz w:val="18"/>
+                <w:szCs w:val="18"/>
+              </w:rPr>
+              <w:t>**Central Ventilation System – Supply; or</w:t>
+            </w:r>
+          </w:p>
+          <w:p>
+            <w:pPr>
+              <w:rPr>
+                <w:rFonts w:asciiTheme="minorHAnsi" w:hAnsiTheme="minorHAnsi" w:cstheme="minorHAnsi"/>
+                <w:sz w:val="18"/>
+                <w:szCs w:val="18"/>
+              </w:rPr>
+            </w:pPr>
+            <w:r>
+              <w:rPr>
+                <w:rFonts w:asciiTheme="minorHAnsi" w:hAnsiTheme="minorHAnsi" w:cstheme="minorHAnsi"/>
+                <w:sz w:val="18"/>
+                <w:szCs w:val="18"/>
+              </w:rPr>
+              <w:t>**Central Ventilation System – Exhaust; or</w:t>
+            </w:r>
+          </w:p>
+          <w:p>
+            <w:pPr>
+              <w:rPr>
+                <w:rFonts w:asciiTheme="minorHAnsi" w:hAnsiTheme="minorHAnsi" w:cstheme="minorHAnsi"/>
+                <w:sz w:val="18"/>
+                <w:szCs w:val="18"/>
+              </w:rPr>
+            </w:pPr>
+            <w:r>
+              <w:rPr>
+                <w:rFonts w:asciiTheme="minorHAnsi" w:hAnsiTheme="minorHAnsi" w:cstheme="minorHAnsi"/>
+                <w:sz w:val="18"/>
+                <w:szCs w:val="18"/>
+              </w:rPr>
+              <w:t>**Central Ventilation System – Balanced</w:t>
+            </w:r>
+          </w:p>
+          <w:p>
+            <w:pPr>
+              <w:rPr>
+                <w:rFonts w:asciiTheme="minorHAnsi" w:hAnsiTheme="minorHAnsi"/>
+                <w:sz w:val="18"/>
+                <w:szCs w:val="18"/>
+              </w:rPr>
+            </w:pPr>
+            <w:r>
+              <w:rPr>
+                <w:rFonts w:asciiTheme="minorHAnsi" w:hAnsiTheme="minorHAnsi" w:cstheme="minorHAnsi"/>
+                <w:sz w:val="18"/>
+                <w:szCs w:val="18"/>
                 <w:u w:val="single"/>
               </w:rPr>
-              <w:t>&gt;&gt;</w:t>
+              <w:t>Else if “Building Type” (A02) = “Non-dwelling unit” then value = N/A&gt;&gt;</w:t>
             </w:r>
           </w:p>
         </w:tc>
@@ -14326,7 +15552,7 @@
       <w:tr>
         <w:trPr>
           <w:trHeight w:val="158"/>
-          <w:trPrChange w:id="306" w:author="Alhabibi, Haider@Energy" w:date="2022-02-14T16:56:00Z">
+          <w:trPrChange w:id="353" w:author="Alhabibi, Haider@Energy" w:date="2022-02-14T16:56:00Z">
             <w:trPr>
               <w:trHeight w:val="158"/>
             </w:trPr>
@@ -14336,7 +15562,7 @@
           <w:tcPr>
             <w:tcW w:w="799" w:type="dxa"/>
             <w:vAlign w:val="center"/>
-            <w:tcPrChange w:id="307" w:author="Alhabibi, Haider@Energy" w:date="2022-02-14T16:56:00Z">
+            <w:tcPrChange w:id="354" w:author="Alhabibi, Haider@Energy" w:date="2022-02-14T16:56:00Z">
               <w:tcPr>
                 <w:tcW w:w="799" w:type="dxa"/>
                 <w:vAlign w:val="center"/>
@@ -14354,11 +15580,11 @@
             </w:pPr>
             <w:r>
               <w:rPr>
-                <w:rFonts w:asciiTheme="minorHAnsi" w:hAnsiTheme="minorHAnsi"/>
-                <w:sz w:val="18"/>
-                <w:szCs w:val="18"/>
-              </w:rPr>
-              <w:t>04</w:t>
+                <w:rFonts w:asciiTheme="minorHAnsi" w:hAnsiTheme="minorHAnsi" w:cstheme="minorHAnsi"/>
+                <w:sz w:val="18"/>
+                <w:szCs w:val="18"/>
+              </w:rPr>
+              <w:t>07</w:t>
             </w:r>
           </w:p>
         </w:tc>
@@ -14366,7 +15592,7 @@
           <w:tcPr>
             <w:tcW w:w="4615" w:type="dxa"/>
             <w:vAlign w:val="center"/>
-            <w:tcPrChange w:id="308" w:author="Alhabibi, Haider@Energy" w:date="2022-02-14T16:56:00Z">
+            <w:tcPrChange w:id="355" w:author="Alhabibi, Haider@Energy" w:date="2022-02-14T16:56:00Z">
               <w:tcPr>
                 <w:tcW w:w="4615" w:type="dxa"/>
                 <w:vAlign w:val="center"/>
@@ -14383,116 +15609,11 @@
             </w:pPr>
             <w:r>
               <w:rPr>
-                <w:rFonts w:asciiTheme="minorHAnsi" w:hAnsiTheme="minorHAnsi"/>
-                <w:sz w:val="18"/>
-                <w:szCs w:val="18"/>
-              </w:rPr>
-              <w:t xml:space="preserve">Total </w:t>
-            </w:r>
-            <w:r>
-              <w:rPr>
-                <w:rFonts w:asciiTheme="minorHAnsi" w:hAnsiTheme="minorHAnsi"/>
-                <w:sz w:val="18"/>
-                <w:szCs w:val="18"/>
-              </w:rPr>
-              <w:t xml:space="preserve">Conditioned </w:t>
-            </w:r>
-            <w:r>
-              <w:rPr>
-                <w:rFonts w:asciiTheme="minorHAnsi" w:hAnsiTheme="minorHAnsi"/>
-                <w:sz w:val="18"/>
-                <w:szCs w:val="18"/>
-              </w:rPr>
-              <w:t>F</w:t>
-            </w:r>
-            <w:r>
-              <w:rPr>
-                <w:rFonts w:asciiTheme="minorHAnsi" w:hAnsiTheme="minorHAnsi"/>
-                <w:sz w:val="18"/>
-                <w:szCs w:val="18"/>
-              </w:rPr>
-              <w:t xml:space="preserve">loor </w:t>
-            </w:r>
-            <w:r>
-              <w:rPr>
-                <w:rFonts w:asciiTheme="minorHAnsi" w:hAnsiTheme="minorHAnsi"/>
-                <w:sz w:val="18"/>
-                <w:szCs w:val="18"/>
-              </w:rPr>
-              <w:t>A</w:t>
-            </w:r>
-            <w:r>
-              <w:rPr>
-                <w:rFonts w:asciiTheme="minorHAnsi" w:hAnsiTheme="minorHAnsi"/>
-                <w:sz w:val="18"/>
-                <w:szCs w:val="18"/>
-              </w:rPr>
-              <w:t xml:space="preserve">rea of </w:t>
-            </w:r>
-            <w:r>
-              <w:rPr>
-                <w:rFonts w:asciiTheme="minorHAnsi" w:hAnsiTheme="minorHAnsi"/>
-                <w:sz w:val="18"/>
-                <w:szCs w:val="18"/>
-              </w:rPr>
-              <w:t>D</w:t>
-            </w:r>
-            <w:r>
-              <w:rPr>
-                <w:rFonts w:asciiTheme="minorHAnsi" w:hAnsiTheme="minorHAnsi"/>
-                <w:sz w:val="18"/>
-                <w:szCs w:val="18"/>
-              </w:rPr>
-              <w:t xml:space="preserve">welling </w:t>
-            </w:r>
-            <w:r>
-              <w:rPr>
-                <w:rFonts w:asciiTheme="minorHAnsi" w:hAnsiTheme="minorHAnsi"/>
-                <w:sz w:val="18"/>
-                <w:szCs w:val="18"/>
-              </w:rPr>
-              <w:t>U</w:t>
-            </w:r>
-            <w:r>
-              <w:rPr>
-                <w:rFonts w:asciiTheme="minorHAnsi" w:hAnsiTheme="minorHAnsi"/>
-                <w:sz w:val="18"/>
-                <w:szCs w:val="18"/>
-              </w:rPr>
-              <w:t>nit</w:t>
-            </w:r>
-          </w:p>
-          <w:p>
-            <w:pPr>
-              <w:rPr>
-                <w:rFonts w:asciiTheme="minorHAnsi" w:hAnsiTheme="minorHAnsi"/>
-                <w:sz w:val="18"/>
-                <w:szCs w:val="18"/>
-              </w:rPr>
-            </w:pPr>
-            <w:r>
-              <w:rPr>
-                <w:rFonts w:asciiTheme="minorHAnsi" w:hAnsiTheme="minorHAnsi"/>
-                <w:sz w:val="18"/>
-                <w:szCs w:val="18"/>
-              </w:rPr>
-              <w:t>(For addition projects the c</w:t>
-            </w:r>
-            <w:r>
-              <w:rPr>
-                <w:rFonts w:asciiTheme="minorHAnsi" w:hAnsiTheme="minorHAnsi"/>
-                <w:sz w:val="18"/>
-                <w:szCs w:val="18"/>
-              </w:rPr>
-              <w:t>onditioned floor area</w:t>
-            </w:r>
-            <w:r>
-              <w:rPr>
-                <w:rFonts w:asciiTheme="minorHAnsi" w:hAnsiTheme="minorHAnsi"/>
-                <w:sz w:val="18"/>
-                <w:szCs w:val="18"/>
-              </w:rPr>
-              <w:t xml:space="preserve"> equals existing area plus addition area)  </w:t>
+                <w:rFonts w:asciiTheme="minorHAnsi" w:hAnsiTheme="minorHAnsi" w:cstheme="minorHAnsi"/>
+                <w:sz w:val="18"/>
+                <w:szCs w:val="18"/>
+              </w:rPr>
+              <w:t>Ventilation Operation Schedule</w:t>
             </w:r>
           </w:p>
         </w:tc>
@@ -14503,7 +15624,7 @@
               <w:left w:w="72" w:type="dxa"/>
               <w:right w:w="72" w:type="dxa"/>
             </w:tcMar>
-            <w:tcPrChange w:id="309" w:author="Alhabibi, Haider@Energy" w:date="2022-02-14T16:56:00Z">
+            <w:tcPrChange w:id="356" w:author="Alhabibi, Haider@Energy" w:date="2022-02-14T16:56:00Z">
               <w:tcPr>
                 <w:tcW w:w="5602" w:type="dxa"/>
                 <w:tcMar>
@@ -14516,107 +15637,159 @@
           <w:p>
             <w:pPr>
               <w:rPr>
-                <w:rFonts w:asciiTheme="minorHAnsi" w:hAnsiTheme="minorHAnsi"/>
-                <w:sz w:val="18"/>
-                <w:szCs w:val="18"/>
-              </w:rPr>
-            </w:pPr>
-            <w:r>
-              <w:rPr>
-                <w:rFonts w:asciiTheme="minorHAnsi" w:hAnsiTheme="minorHAnsi"/>
-                <w:sz w:val="18"/>
-                <w:szCs w:val="18"/>
-              </w:rPr>
-              <w:t>&lt;&lt;calculated field: reference</w:t>
-            </w:r>
-            <w:r>
-              <w:rPr>
-                <w:rFonts w:asciiTheme="minorHAnsi" w:hAnsiTheme="minorHAnsi"/>
-                <w:sz w:val="18"/>
-                <w:szCs w:val="18"/>
-              </w:rPr>
-              <w:t>d</w:t>
-            </w:r>
-            <w:r>
-              <w:rPr>
-                <w:rFonts w:asciiTheme="minorHAnsi" w:hAnsiTheme="minorHAnsi"/>
-                <w:sz w:val="18"/>
-                <w:szCs w:val="18"/>
-              </w:rPr>
-              <w:t xml:space="preserve"> from MCH-01</w:t>
-            </w:r>
-            <w:r>
-              <w:rPr>
                 <w:rFonts w:asciiTheme="minorHAnsi" w:hAnsiTheme="minorHAnsi" w:cstheme="minorHAnsi"/>
                 <w:sz w:val="18"/>
                 <w:szCs w:val="18"/>
               </w:rPr>
-              <w:t>, “</w:t>
-            </w:r>
-            <w:r>
-              <w:rPr>
-                <w:rFonts w:ascii="Calibri" w:hAnsi="Calibri"/>
-                <w:sz w:val="18"/>
-                <w:szCs w:val="18"/>
-              </w:rPr>
-              <w:t xml:space="preserve">Dwelling Unit </w:t>
-            </w:r>
-            <w:r>
-              <w:rPr>
-                <w:rFonts w:ascii="Calibri" w:hAnsi="Calibri"/>
-                <w:sz w:val="18"/>
-                <w:szCs w:val="18"/>
-              </w:rPr>
-              <w:t xml:space="preserve">Total </w:t>
-            </w:r>
-            <w:r>
-              <w:rPr>
-                <w:rFonts w:ascii="Calibri" w:hAnsi="Calibri"/>
-                <w:sz w:val="18"/>
-                <w:szCs w:val="18"/>
-              </w:rPr>
-              <w:t>Conditioned Floor Area (ft</w:t>
-            </w:r>
-            <w:r>
-              <w:rPr>
-                <w:rFonts w:ascii="Calibri" w:hAnsi="Calibri"/>
-                <w:sz w:val="18"/>
-                <w:szCs w:val="18"/>
-                <w:vertAlign w:val="superscript"/>
-              </w:rPr>
-              <w:t>2</w:t>
-            </w:r>
-            <w:r>
-              <w:rPr>
-                <w:rFonts w:ascii="Calibri" w:hAnsi="Calibri"/>
-                <w:sz w:val="18"/>
-                <w:szCs w:val="18"/>
-              </w:rPr>
-              <w:t>)</w:t>
-            </w:r>
-            <w:r>
-              <w:rPr>
-                <w:rFonts w:ascii="Calibri" w:hAnsi="Calibri"/>
-                <w:sz w:val="18"/>
-                <w:szCs w:val="18"/>
-              </w:rPr>
-              <w:t>” (A03)</w:t>
-            </w:r>
-            <w:r>
-              <w:rPr>
-                <w:rFonts w:asciiTheme="minorHAnsi" w:hAnsiTheme="minorHAnsi"/>
-                <w:sz w:val="18"/>
-                <w:szCs w:val="18"/>
-              </w:rPr>
-              <w:t xml:space="preserve"> </w:t>
-            </w:r>
-            <w:r>
-              <w:rPr>
-                <w:rFonts w:asciiTheme="minorHAnsi" w:hAnsiTheme="minorHAnsi"/>
-                <w:sz w:val="18"/>
-                <w:szCs w:val="18"/>
-              </w:rPr>
-              <w:t>&gt;&gt;</w:t>
+            </w:pPr>
+            <w:r>
+              <w:rPr>
+                <w:rFonts w:asciiTheme="minorHAnsi" w:hAnsiTheme="minorHAnsi" w:cstheme="minorHAnsi"/>
+                <w:sz w:val="18"/>
+                <w:szCs w:val="18"/>
+              </w:rPr>
+              <w:t xml:space="preserve">&lt;&lt; </w:t>
+            </w:r>
+            <w:r>
+              <w:rPr>
+                <w:rFonts w:asciiTheme="minorHAnsi" w:hAnsiTheme="minorHAnsi" w:cstheme="minorHAnsi"/>
+                <w:sz w:val="18"/>
+                <w:szCs w:val="18"/>
+              </w:rPr>
+              <w:t>if “Building Type” (A02) = “Non-dwelling unit”, then value = N/A;</w:t>
+            </w:r>
+            <w:r>
+              <w:rPr>
+                <w:rFonts w:asciiTheme="minorHAnsi" w:hAnsiTheme="minorHAnsi" w:cstheme="minorHAnsi"/>
+                <w:sz w:val="18"/>
+                <w:szCs w:val="18"/>
+              </w:rPr>
+              <w:br/>
+              <w:t>Else allow user to choose from list:</w:t>
+            </w:r>
+            <w:r>
+              <w:rPr>
+                <w:rFonts w:asciiTheme="minorHAnsi" w:hAnsiTheme="minorHAnsi" w:cstheme="minorHAnsi"/>
+                <w:sz w:val="18"/>
+                <w:szCs w:val="18"/>
+              </w:rPr>
+              <w:br/>
+              <w:t>**Continuous; or</w:t>
+            </w:r>
+          </w:p>
+          <w:p>
+            <w:pPr>
+              <w:rPr>
+                <w:rFonts w:asciiTheme="minorHAnsi" w:hAnsiTheme="minorHAnsi" w:cstheme="minorHAnsi"/>
+                <w:sz w:val="18"/>
+                <w:szCs w:val="18"/>
+              </w:rPr>
+            </w:pPr>
+            <w:r>
+              <w:rPr>
+                <w:rFonts w:asciiTheme="minorHAnsi" w:hAnsiTheme="minorHAnsi" w:cstheme="minorHAnsi"/>
+                <w:sz w:val="18"/>
+                <w:szCs w:val="18"/>
+              </w:rPr>
+              <w:t xml:space="preserve">**Short-Term Average; </w:t>
+            </w:r>
+            <w:r>
+              <w:rPr>
+                <w:rFonts w:asciiTheme="minorHAnsi" w:hAnsiTheme="minorHAnsi" w:cstheme="minorHAnsi"/>
+                <w:sz w:val="18"/>
+                <w:szCs w:val="18"/>
+              </w:rPr>
+              <w:br/>
+            </w:r>
+            <w:r>
+              <w:rPr>
+                <w:rFonts w:asciiTheme="minorHAnsi" w:hAnsiTheme="minorHAnsi" w:cstheme="minorHAnsi"/>
+                <w:sz w:val="18"/>
+                <w:szCs w:val="18"/>
+              </w:rPr>
+              <w:t xml:space="preserve">Else </w:t>
+            </w:r>
+            <w:r>
+              <w:rPr>
+                <w:rFonts w:asciiTheme="minorHAnsi" w:hAnsiTheme="minorHAnsi" w:cstheme="minorHAnsi"/>
+                <w:sz w:val="18"/>
+                <w:szCs w:val="18"/>
+              </w:rPr>
+              <w:t>if “Ventilation System Type” (</w:t>
+            </w:r>
+            <w:r>
+              <w:rPr>
+                <w:rFonts w:asciiTheme="minorHAnsi" w:hAnsiTheme="minorHAnsi" w:cstheme="minorHAnsi"/>
+                <w:sz w:val="18"/>
+                <w:szCs w:val="18"/>
+              </w:rPr>
+              <w:t>A</w:t>
+            </w:r>
+            <w:r>
+              <w:rPr>
+                <w:rFonts w:asciiTheme="minorHAnsi" w:hAnsiTheme="minorHAnsi" w:cstheme="minorHAnsi"/>
+                <w:sz w:val="18"/>
+                <w:szCs w:val="18"/>
+              </w:rPr>
+              <w:t>06</w:t>
+            </w:r>
+            <w:r>
+              <w:rPr>
+                <w:rFonts w:asciiTheme="minorHAnsi" w:hAnsiTheme="minorHAnsi" w:cstheme="minorHAnsi"/>
+                <w:sz w:val="18"/>
+                <w:szCs w:val="18"/>
+              </w:rPr>
+              <w:t>) = Central Fan Integrated &amp; “Ventilation Operation Schedule” (</w:t>
+            </w:r>
+            <w:r>
+              <w:rPr>
+                <w:rFonts w:asciiTheme="minorHAnsi" w:hAnsiTheme="minorHAnsi" w:cstheme="minorHAnsi"/>
+                <w:sz w:val="18"/>
+                <w:szCs w:val="18"/>
+              </w:rPr>
+              <w:t>A</w:t>
+            </w:r>
+            <w:r>
+              <w:rPr>
+                <w:rFonts w:asciiTheme="minorHAnsi" w:hAnsiTheme="minorHAnsi" w:cstheme="minorHAnsi"/>
+                <w:sz w:val="18"/>
+                <w:szCs w:val="18"/>
+              </w:rPr>
+              <w:t>07</w:t>
+            </w:r>
+            <w:r>
+              <w:rPr>
+                <w:rFonts w:asciiTheme="minorHAnsi" w:hAnsiTheme="minorHAnsi" w:cstheme="minorHAnsi"/>
+                <w:sz w:val="18"/>
+                <w:szCs w:val="18"/>
+              </w:rPr>
+              <w:t>)= Continuous; then display:</w:t>
+            </w:r>
+          </w:p>
+          <w:p>
+            <w:pPr>
+              <w:rPr>
+                <w:rFonts w:asciiTheme="minorHAnsi" w:hAnsiTheme="minorHAnsi"/>
+                <w:sz w:val="18"/>
+                <w:szCs w:val="18"/>
+              </w:rPr>
+            </w:pPr>
+            <w:r>
+              <w:rPr>
+                <w:rFonts w:asciiTheme="minorHAnsi" w:hAnsiTheme="minorHAnsi" w:cstheme="minorHAnsi"/>
+                <w:sz w:val="18"/>
+                <w:szCs w:val="18"/>
+              </w:rPr>
+              <w:t>“Central Fan Integrated Ventilation System Not Allowed to Operate Continuously</w:t>
+            </w:r>
+            <w:r>
+              <w:rPr>
+                <w:rFonts w:asciiTheme="minorHAnsi" w:hAnsiTheme="minorHAnsi" w:cstheme="minorHAnsi"/>
+                <w:b/>
+                <w:sz w:val="18"/>
+                <w:szCs w:val="18"/>
+              </w:rPr>
+              <w:t xml:space="preserve"> - Do Not Proceed”&gt;&gt;</w:t>
             </w:r>
           </w:p>
         </w:tc>
@@ -14624,7 +15797,7 @@
       <w:tr>
         <w:trPr>
           <w:trHeight w:val="158"/>
-          <w:trPrChange w:id="310" w:author="Alhabibi, Haider@Energy" w:date="2022-02-14T16:56:00Z">
+          <w:trPrChange w:id="357" w:author="Alhabibi, Haider@Energy" w:date="2022-02-14T16:56:00Z">
             <w:trPr>
               <w:trHeight w:val="158"/>
             </w:trPr>
@@ -14634,7 +15807,7 @@
           <w:tcPr>
             <w:tcW w:w="799" w:type="dxa"/>
             <w:vAlign w:val="center"/>
-            <w:tcPrChange w:id="311" w:author="Alhabibi, Haider@Energy" w:date="2022-02-14T16:56:00Z">
+            <w:tcPrChange w:id="358" w:author="Alhabibi, Haider@Energy" w:date="2022-02-14T16:56:00Z">
               <w:tcPr>
                 <w:tcW w:w="799" w:type="dxa"/>
                 <w:vAlign w:val="center"/>
@@ -14652,11 +15825,11 @@
             </w:pPr>
             <w:r>
               <w:rPr>
-                <w:rFonts w:asciiTheme="minorHAnsi" w:hAnsiTheme="minorHAnsi"/>
-                <w:sz w:val="18"/>
-                <w:szCs w:val="18"/>
-              </w:rPr>
-              <w:t>05</w:t>
+                <w:rFonts w:asciiTheme="minorHAnsi" w:hAnsiTheme="minorHAnsi" w:cstheme="minorHAnsi"/>
+                <w:sz w:val="18"/>
+                <w:szCs w:val="18"/>
+              </w:rPr>
+              <w:t>08</w:t>
             </w:r>
           </w:p>
         </w:tc>
@@ -14664,7 +15837,7 @@
           <w:tcPr>
             <w:tcW w:w="4615" w:type="dxa"/>
             <w:vAlign w:val="center"/>
-            <w:tcPrChange w:id="312" w:author="Alhabibi, Haider@Energy" w:date="2022-02-14T16:56:00Z">
+            <w:tcPrChange w:id="359" w:author="Alhabibi, Haider@Energy" w:date="2022-02-14T16:56:00Z">
               <w:tcPr>
                 <w:tcW w:w="4615" w:type="dxa"/>
                 <w:vAlign w:val="center"/>
@@ -14674,83 +15847,35 @@
           <w:p>
             <w:pPr>
               <w:rPr>
-                <w:rFonts w:asciiTheme="minorHAnsi" w:hAnsiTheme="minorHAnsi"/>
-                <w:sz w:val="18"/>
-                <w:szCs w:val="18"/>
-              </w:rPr>
-            </w:pPr>
-            <w:r>
-              <w:rPr>
-                <w:rFonts w:asciiTheme="minorHAnsi" w:hAnsiTheme="minorHAnsi"/>
-                <w:sz w:val="18"/>
-                <w:szCs w:val="18"/>
-              </w:rPr>
-              <w:t xml:space="preserve">Number of </w:t>
-            </w:r>
-            <w:r>
-              <w:rPr>
-                <w:rFonts w:asciiTheme="minorHAnsi" w:hAnsiTheme="minorHAnsi"/>
-                <w:sz w:val="18"/>
-                <w:szCs w:val="18"/>
-              </w:rPr>
-              <w:t>B</w:t>
-            </w:r>
-            <w:r>
-              <w:rPr>
-                <w:rFonts w:asciiTheme="minorHAnsi" w:hAnsiTheme="minorHAnsi"/>
-                <w:sz w:val="18"/>
-                <w:szCs w:val="18"/>
-              </w:rPr>
-              <w:t xml:space="preserve">edrooms in </w:t>
-            </w:r>
-            <w:r>
-              <w:rPr>
-                <w:rFonts w:asciiTheme="minorHAnsi" w:hAnsiTheme="minorHAnsi"/>
-                <w:sz w:val="18"/>
-                <w:szCs w:val="18"/>
-              </w:rPr>
-              <w:t>D</w:t>
-            </w:r>
-            <w:r>
-              <w:rPr>
-                <w:rFonts w:asciiTheme="minorHAnsi" w:hAnsiTheme="minorHAnsi"/>
-                <w:sz w:val="18"/>
-                <w:szCs w:val="18"/>
-              </w:rPr>
-              <w:t xml:space="preserve">welling </w:t>
-            </w:r>
-            <w:r>
-              <w:rPr>
-                <w:rFonts w:asciiTheme="minorHAnsi" w:hAnsiTheme="minorHAnsi"/>
-                <w:sz w:val="18"/>
-                <w:szCs w:val="18"/>
-              </w:rPr>
-              <w:t>U</w:t>
-            </w:r>
-            <w:r>
-              <w:rPr>
-                <w:rFonts w:asciiTheme="minorHAnsi" w:hAnsiTheme="minorHAnsi"/>
-                <w:sz w:val="18"/>
-                <w:szCs w:val="18"/>
-              </w:rPr>
-              <w:t>nit</w:t>
-            </w:r>
-          </w:p>
-          <w:p>
-            <w:pPr>
-              <w:rPr>
-                <w:rFonts w:asciiTheme="minorHAnsi" w:hAnsiTheme="minorHAnsi"/>
-                <w:sz w:val="18"/>
-                <w:szCs w:val="18"/>
-              </w:rPr>
-            </w:pPr>
-            <w:r>
-              <w:rPr>
-                <w:rFonts w:asciiTheme="minorHAnsi" w:hAnsiTheme="minorHAnsi"/>
-                <w:sz w:val="18"/>
-                <w:szCs w:val="18"/>
-              </w:rPr>
-              <w:t>(For addition projects the number of bedrooms equals the existing bedrooms plus addition bedrooms)</w:t>
+                <w:rFonts w:asciiTheme="minorHAnsi" w:hAnsiTheme="minorHAnsi" w:cstheme="minorHAnsi"/>
+                <w:sz w:val="18"/>
+                <w:szCs w:val="18"/>
+              </w:rPr>
+            </w:pPr>
+            <w:r>
+              <w:rPr>
+                <w:rFonts w:asciiTheme="minorHAnsi" w:hAnsiTheme="minorHAnsi" w:cstheme="minorHAnsi"/>
+                <w:sz w:val="18"/>
+                <w:szCs w:val="18"/>
+              </w:rPr>
+              <w:t>determine compliance method for this document; display applicable tables below;</w:t>
+            </w:r>
+          </w:p>
+          <w:p>
+            <w:pPr>
+              <w:rPr>
+                <w:rFonts w:asciiTheme="minorHAnsi" w:hAnsiTheme="minorHAnsi"/>
+                <w:sz w:val="18"/>
+                <w:szCs w:val="18"/>
+              </w:rPr>
+            </w:pPr>
+            <w:r>
+              <w:rPr>
+                <w:rFonts w:asciiTheme="minorHAnsi" w:hAnsiTheme="minorHAnsi" w:cstheme="minorHAnsi"/>
+                <w:sz w:val="18"/>
+                <w:szCs w:val="18"/>
+              </w:rPr>
+              <w:t>(this row not visible to user)</w:t>
             </w:r>
           </w:p>
         </w:tc>
@@ -14761,7 +15886,7 @@
               <w:left w:w="72" w:type="dxa"/>
               <w:right w:w="72" w:type="dxa"/>
             </w:tcMar>
-            <w:tcPrChange w:id="313" w:author="Alhabibi, Haider@Energy" w:date="2022-02-14T16:56:00Z">
+            <w:tcPrChange w:id="360" w:author="Alhabibi, Haider@Energy" w:date="2022-02-14T16:56:00Z">
               <w:tcPr>
                 <w:tcW w:w="5602" w:type="dxa"/>
                 <w:tcMar>
@@ -14774,864 +15899,30 @@
           <w:p>
             <w:pPr>
               <w:rPr>
-                <w:rFonts w:asciiTheme="minorHAnsi" w:hAnsiTheme="minorHAnsi"/>
-                <w:sz w:val="18"/>
-                <w:szCs w:val="18"/>
-              </w:rPr>
-            </w:pPr>
-            <w:r>
-              <w:rPr>
-                <w:rFonts w:asciiTheme="minorHAnsi" w:hAnsiTheme="minorHAnsi"/>
-                <w:sz w:val="18"/>
-                <w:szCs w:val="18"/>
-              </w:rPr>
-              <w:t>&lt;&lt;calculated field: reference</w:t>
-            </w:r>
-            <w:r>
-              <w:rPr>
-                <w:rFonts w:asciiTheme="minorHAnsi" w:hAnsiTheme="minorHAnsi"/>
-                <w:sz w:val="18"/>
-                <w:szCs w:val="18"/>
-              </w:rPr>
-              <w:t>d</w:t>
-            </w:r>
-            <w:r>
-              <w:rPr>
-                <w:rFonts w:asciiTheme="minorHAnsi" w:hAnsiTheme="minorHAnsi"/>
-                <w:sz w:val="18"/>
-                <w:szCs w:val="18"/>
-              </w:rPr>
-              <w:t xml:space="preserve"> from MCH-01</w:t>
-            </w:r>
-            <w:r>
-              <w:rPr>
                 <w:rFonts w:asciiTheme="minorHAnsi" w:hAnsiTheme="minorHAnsi" w:cstheme="minorHAnsi"/>
                 <w:sz w:val="18"/>
                 <w:szCs w:val="18"/>
               </w:rPr>
-              <w:t>,</w:t>
-            </w:r>
+            </w:pPr>
             <w:r>
               <w:rPr>
                 <w:rFonts w:asciiTheme="minorHAnsi" w:hAnsiTheme="minorHAnsi" w:cstheme="minorHAnsi"/>
                 <w:sz w:val="18"/>
                 <w:szCs w:val="18"/>
               </w:rPr>
-              <w:t xml:space="preserve"> “</w:t>
-            </w:r>
-            <w:r>
-              <w:rPr>
-                <w:rFonts w:ascii="Calibri" w:hAnsi="Calibri"/>
-                <w:sz w:val="18"/>
-                <w:szCs w:val="18"/>
-              </w:rPr>
-              <w:t>Dwelling Unit Number of Bedrooms” (A09);</w:t>
-            </w:r>
-            <w:r>
-              <w:rPr>
+              <w:t>&lt;&lt;calculated field:</w:t>
+            </w:r>
+          </w:p>
+          <w:p>
+            <w:pPr>
+              <w:rPr>
+                <w:del w:id="361" w:author="Tsan, Bach@Energy" w:date="2021-11-10T11:34:00Z"/>
                 <w:rFonts w:asciiTheme="minorHAnsi" w:hAnsiTheme="minorHAnsi" w:cstheme="minorHAnsi"/>
                 <w:sz w:val="18"/>
                 <w:szCs w:val="18"/>
               </w:rPr>
-              <w:t xml:space="preserve"> if value from MCH-01 = 0 replace with 1</w:t>
-            </w:r>
-            <w:r>
-              <w:rPr>
-                <w:rFonts w:asciiTheme="minorHAnsi" w:hAnsiTheme="minorHAnsi"/>
-                <w:sz w:val="18"/>
-                <w:szCs w:val="18"/>
-              </w:rPr>
-              <w:t>&gt;&gt;</w:t>
-            </w:r>
-          </w:p>
-        </w:tc>
-      </w:tr>
-      <w:tr>
-        <w:trPr>
-          <w:trHeight w:val="158"/>
-          <w:trPrChange w:id="314" w:author="Alhabibi, Haider@Energy" w:date="2022-02-14T16:56:00Z">
-            <w:trPr>
-              <w:trHeight w:val="158"/>
-            </w:trPr>
-          </w:trPrChange>
-        </w:trPr>
-        <w:tc>
-          <w:tcPr>
-            <w:tcW w:w="799" w:type="dxa"/>
-            <w:vAlign w:val="center"/>
-            <w:tcPrChange w:id="315" w:author="Alhabibi, Haider@Energy" w:date="2022-02-14T16:56:00Z">
-              <w:tcPr>
-                <w:tcW w:w="799" w:type="dxa"/>
-                <w:vAlign w:val="center"/>
-              </w:tcPr>
-            </w:tcPrChange>
-          </w:tcPr>
-          <w:p>
-            <w:pPr>
-              <w:jc w:val="center"/>
-              <w:rPr>
-                <w:rFonts w:asciiTheme="minorHAnsi" w:hAnsiTheme="minorHAnsi"/>
-                <w:sz w:val="18"/>
-                <w:szCs w:val="18"/>
-              </w:rPr>
-            </w:pPr>
-            <w:r>
-              <w:rPr>
-                <w:rFonts w:asciiTheme="minorHAnsi" w:hAnsiTheme="minorHAnsi" w:cstheme="minorHAnsi"/>
-                <w:sz w:val="18"/>
-                <w:szCs w:val="18"/>
-              </w:rPr>
-              <w:t>06</w:t>
-            </w:r>
-          </w:p>
-        </w:tc>
-        <w:tc>
-          <w:tcPr>
-            <w:tcW w:w="4615" w:type="dxa"/>
-            <w:vAlign w:val="center"/>
-            <w:tcPrChange w:id="316" w:author="Alhabibi, Haider@Energy" w:date="2022-02-14T16:56:00Z">
-              <w:tcPr>
-                <w:tcW w:w="4615" w:type="dxa"/>
-                <w:vAlign w:val="center"/>
-              </w:tcPr>
-            </w:tcPrChange>
-          </w:tcPr>
-          <w:p>
-            <w:pPr>
-              <w:rPr>
-                <w:rFonts w:asciiTheme="minorHAnsi" w:hAnsiTheme="minorHAnsi"/>
-                <w:sz w:val="18"/>
-                <w:szCs w:val="18"/>
-              </w:rPr>
-            </w:pPr>
-            <w:r>
-              <w:rPr>
-                <w:rFonts w:asciiTheme="minorHAnsi" w:hAnsiTheme="minorHAnsi" w:cstheme="minorHAnsi"/>
-                <w:sz w:val="18"/>
-                <w:szCs w:val="18"/>
-              </w:rPr>
-              <w:t>Ventilation System Type</w:t>
-            </w:r>
-          </w:p>
-        </w:tc>
-        <w:tc>
-          <w:tcPr>
-            <w:tcW w:w="5602" w:type="dxa"/>
-            <w:tcMar>
-              <w:left w:w="72" w:type="dxa"/>
-              <w:right w:w="72" w:type="dxa"/>
-            </w:tcMar>
-            <w:tcPrChange w:id="317" w:author="Alhabibi, Haider@Energy" w:date="2022-02-14T16:56:00Z">
-              <w:tcPr>
-                <w:tcW w:w="5602" w:type="dxa"/>
-                <w:tcMar>
-                  <w:left w:w="72" w:type="dxa"/>
-                  <w:right w:w="72" w:type="dxa"/>
-                </w:tcMar>
-              </w:tcPr>
-            </w:tcPrChange>
-          </w:tcPr>
-          <w:p>
-            <w:pPr>
-              <w:rPr>
-                <w:rFonts w:asciiTheme="minorHAnsi" w:hAnsiTheme="minorHAnsi" w:cstheme="minorHAnsi"/>
-                <w:sz w:val="18"/>
-                <w:szCs w:val="18"/>
-              </w:rPr>
-            </w:pPr>
-            <w:r>
-              <w:rPr>
-                <w:rFonts w:asciiTheme="minorHAnsi" w:hAnsiTheme="minorHAnsi" w:cstheme="minorHAnsi"/>
-                <w:sz w:val="18"/>
-                <w:szCs w:val="18"/>
-              </w:rPr>
-              <w:t xml:space="preserve">&lt;&lt; calculated value if registered </w:t>
-            </w:r>
-            <w:del w:id="318" w:author="Alhabibi, Haider@Energy" w:date="2022-02-14T16:51:00Z">
-              <w:r>
-                <w:rPr>
-                  <w:rFonts w:asciiTheme="minorHAnsi" w:hAnsiTheme="minorHAnsi" w:cstheme="minorHAnsi"/>
-                  <w:sz w:val="18"/>
-                  <w:szCs w:val="18"/>
-                </w:rPr>
-                <w:delText>CF1R</w:delText>
-              </w:r>
-            </w:del>
-            <w:ins w:id="319" w:author="Alhabibi, Haider@Energy" w:date="2022-02-14T16:51:00Z">
-              <w:r>
-                <w:rPr>
-                  <w:rFonts w:asciiTheme="minorHAnsi" w:hAnsiTheme="minorHAnsi" w:cstheme="minorHAnsi"/>
-                  <w:sz w:val="18"/>
-                  <w:szCs w:val="18"/>
-                </w:rPr>
-                <w:t>LMCC</w:t>
-              </w:r>
-            </w:ins>
-            <w:r>
-              <w:rPr>
-                <w:rFonts w:asciiTheme="minorHAnsi" w:hAnsiTheme="minorHAnsi" w:cstheme="minorHAnsi"/>
-                <w:sz w:val="18"/>
-                <w:szCs w:val="18"/>
-              </w:rPr>
-              <w:t xml:space="preserve"> form equals </w:t>
-            </w:r>
-            <w:del w:id="320" w:author="Alhabibi, Haider@Energy" w:date="2022-02-14T16:51:00Z">
-              <w:r>
-                <w:rPr>
-                  <w:rFonts w:asciiTheme="minorHAnsi" w:hAnsiTheme="minorHAnsi" w:cstheme="minorHAnsi"/>
-                  <w:sz w:val="18"/>
-                  <w:szCs w:val="18"/>
-                </w:rPr>
-                <w:delText>CF1R</w:delText>
-              </w:r>
-            </w:del>
-            <w:ins w:id="321" w:author="Alhabibi, Haider@Energy" w:date="2022-02-14T16:51:00Z">
-              <w:r>
-                <w:rPr>
-                  <w:rFonts w:asciiTheme="minorHAnsi" w:hAnsiTheme="minorHAnsi" w:cstheme="minorHAnsi"/>
-                  <w:sz w:val="18"/>
-                  <w:szCs w:val="18"/>
-                </w:rPr>
-                <w:t>LMCC</w:t>
-              </w:r>
-            </w:ins>
-            <w:r>
-              <w:rPr>
-                <w:rFonts w:asciiTheme="minorHAnsi" w:hAnsiTheme="minorHAnsi" w:cstheme="minorHAnsi"/>
-                <w:sz w:val="18"/>
-                <w:szCs w:val="18"/>
-              </w:rPr>
-              <w:t xml:space="preserve">-PRF-01, reference data from </w:t>
-            </w:r>
-            <w:del w:id="322" w:author="Alhabibi, Haider@Energy" w:date="2022-02-14T16:51:00Z">
-              <w:r>
-                <w:rPr>
-                  <w:rFonts w:asciiTheme="minorHAnsi" w:hAnsiTheme="minorHAnsi" w:cstheme="minorHAnsi"/>
-                  <w:sz w:val="18"/>
-                  <w:szCs w:val="18"/>
-                </w:rPr>
-                <w:delText>CF1R</w:delText>
-              </w:r>
-            </w:del>
-            <w:ins w:id="323" w:author="Alhabibi, Haider@Energy" w:date="2022-02-14T16:51:00Z">
-              <w:r>
-                <w:rPr>
-                  <w:rFonts w:asciiTheme="minorHAnsi" w:hAnsiTheme="minorHAnsi" w:cstheme="minorHAnsi"/>
-                  <w:sz w:val="18"/>
-                  <w:szCs w:val="18"/>
-                </w:rPr>
-                <w:t>LMCC</w:t>
-              </w:r>
-            </w:ins>
-            <w:r>
-              <w:rPr>
-                <w:rFonts w:asciiTheme="minorHAnsi" w:hAnsiTheme="minorHAnsi" w:cstheme="minorHAnsi"/>
-                <w:sz w:val="18"/>
-                <w:szCs w:val="18"/>
-              </w:rPr>
-              <w:t>;</w:t>
-            </w:r>
-            <w:r>
-              <w:rPr>
-                <w:rFonts w:asciiTheme="minorHAnsi" w:hAnsiTheme="minorHAnsi" w:cstheme="minorHAnsi"/>
-                <w:sz w:val="18"/>
-                <w:szCs w:val="18"/>
-              </w:rPr>
-              <w:br/>
-              <w:t xml:space="preserve">else if registered </w:t>
-            </w:r>
-            <w:del w:id="324" w:author="Alhabibi, Haider@Energy" w:date="2022-02-14T16:51:00Z">
-              <w:r>
-                <w:rPr>
-                  <w:rFonts w:asciiTheme="minorHAnsi" w:hAnsiTheme="minorHAnsi" w:cstheme="minorHAnsi"/>
-                  <w:sz w:val="18"/>
-                  <w:szCs w:val="18"/>
-                </w:rPr>
-                <w:delText>CF1R</w:delText>
-              </w:r>
-            </w:del>
-            <w:ins w:id="325" w:author="Alhabibi, Haider@Energy" w:date="2022-02-14T16:51:00Z">
-              <w:r>
-                <w:rPr>
-                  <w:rFonts w:asciiTheme="minorHAnsi" w:hAnsiTheme="minorHAnsi" w:cstheme="minorHAnsi"/>
-                  <w:sz w:val="18"/>
-                  <w:szCs w:val="18"/>
-                </w:rPr>
-                <w:t>LMCC</w:t>
-              </w:r>
-            </w:ins>
-            <w:r>
-              <w:rPr>
-                <w:rFonts w:asciiTheme="minorHAnsi" w:hAnsiTheme="minorHAnsi" w:cstheme="minorHAnsi"/>
-                <w:sz w:val="18"/>
-                <w:szCs w:val="18"/>
-              </w:rPr>
-              <w:t xml:space="preserve"> form equals CF1R-NCB-01 or CF1R-ADD-01, user pick one from list:  </w:t>
-            </w:r>
-          </w:p>
-          <w:p>
-            <w:pPr>
-              <w:rPr>
-                <w:rFonts w:asciiTheme="minorHAnsi" w:hAnsiTheme="minorHAnsi" w:cstheme="minorHAnsi"/>
-                <w:sz w:val="18"/>
-                <w:szCs w:val="18"/>
-              </w:rPr>
-            </w:pPr>
-            <w:r>
-              <w:rPr>
-                <w:rFonts w:asciiTheme="minorHAnsi" w:hAnsiTheme="minorHAnsi" w:cstheme="minorHAnsi"/>
-                <w:sz w:val="18"/>
-                <w:szCs w:val="18"/>
-              </w:rPr>
-              <w:t>**Supply</w:t>
-            </w:r>
-          </w:p>
-          <w:p>
-            <w:pPr>
-              <w:rPr>
-                <w:rFonts w:asciiTheme="minorHAnsi" w:hAnsiTheme="minorHAnsi" w:cstheme="minorHAnsi"/>
-                <w:sz w:val="18"/>
-                <w:szCs w:val="18"/>
-              </w:rPr>
-            </w:pPr>
-            <w:r>
-              <w:rPr>
-                <w:rFonts w:asciiTheme="minorHAnsi" w:hAnsiTheme="minorHAnsi" w:cstheme="minorHAnsi"/>
-                <w:sz w:val="18"/>
-                <w:szCs w:val="18"/>
-              </w:rPr>
-              <w:t>**Exhaust</w:t>
-            </w:r>
-            <w:r>
-              <w:rPr>
-                <w:rFonts w:asciiTheme="minorHAnsi" w:hAnsiTheme="minorHAnsi" w:cstheme="minorHAnsi"/>
-                <w:sz w:val="18"/>
-                <w:szCs w:val="18"/>
-              </w:rPr>
-              <w:t>;</w:t>
-            </w:r>
-            <w:r>
-              <w:rPr>
-                <w:rFonts w:asciiTheme="minorHAnsi" w:hAnsiTheme="minorHAnsi" w:cstheme="minorHAnsi"/>
-                <w:sz w:val="18"/>
-                <w:szCs w:val="18"/>
-              </w:rPr>
-              <w:t xml:space="preserve"> or</w:t>
-            </w:r>
-          </w:p>
-          <w:p>
-            <w:pPr>
-              <w:rPr>
-                <w:rFonts w:asciiTheme="minorHAnsi" w:hAnsiTheme="minorHAnsi" w:cstheme="minorHAnsi"/>
-                <w:sz w:val="18"/>
-                <w:szCs w:val="18"/>
-              </w:rPr>
-            </w:pPr>
-            <w:r>
-              <w:rPr>
-                <w:rFonts w:asciiTheme="minorHAnsi" w:hAnsiTheme="minorHAnsi" w:cstheme="minorHAnsi"/>
-                <w:sz w:val="18"/>
-                <w:szCs w:val="18"/>
-              </w:rPr>
-              <w:t>**Balanced; or</w:t>
-            </w:r>
-          </w:p>
-          <w:p>
-            <w:pPr>
-              <w:rPr>
-                <w:rFonts w:asciiTheme="minorHAnsi" w:hAnsiTheme="minorHAnsi" w:cstheme="minorHAnsi"/>
-                <w:sz w:val="18"/>
-                <w:szCs w:val="18"/>
-              </w:rPr>
-            </w:pPr>
-            <w:r>
-              <w:rPr>
-                <w:rFonts w:asciiTheme="minorHAnsi" w:hAnsiTheme="minorHAnsi" w:cstheme="minorHAnsi"/>
-                <w:sz w:val="18"/>
-                <w:szCs w:val="18"/>
-              </w:rPr>
-              <w:t>**Balanced – ERV; or</w:t>
-            </w:r>
-          </w:p>
-          <w:p>
-            <w:pPr>
-              <w:rPr>
-                <w:rFonts w:asciiTheme="minorHAnsi" w:hAnsiTheme="minorHAnsi" w:cstheme="minorHAnsi"/>
-                <w:sz w:val="18"/>
-                <w:szCs w:val="18"/>
-              </w:rPr>
-            </w:pPr>
-            <w:r>
-              <w:rPr>
-                <w:rFonts w:asciiTheme="minorHAnsi" w:hAnsiTheme="minorHAnsi" w:cstheme="minorHAnsi"/>
-                <w:sz w:val="18"/>
-                <w:szCs w:val="18"/>
-              </w:rPr>
-              <w:t>**Balanced – HRV; or</w:t>
-            </w:r>
-          </w:p>
-          <w:p>
-            <w:pPr>
-              <w:rPr>
-                <w:rFonts w:asciiTheme="minorHAnsi" w:hAnsiTheme="minorHAnsi" w:cstheme="minorHAnsi"/>
-                <w:sz w:val="18"/>
-                <w:szCs w:val="18"/>
-              </w:rPr>
-            </w:pPr>
-            <w:r>
-              <w:rPr>
-                <w:rFonts w:asciiTheme="minorHAnsi" w:hAnsiTheme="minorHAnsi" w:cstheme="minorHAnsi"/>
-                <w:sz w:val="18"/>
-                <w:szCs w:val="18"/>
-              </w:rPr>
-              <w:t>**Central Fan Integrated (CFI); or</w:t>
-            </w:r>
-          </w:p>
-          <w:p>
-            <w:pPr>
-              <w:rPr>
-                <w:rFonts w:asciiTheme="minorHAnsi" w:hAnsiTheme="minorHAnsi" w:cstheme="minorHAnsi"/>
-                <w:sz w:val="18"/>
-                <w:szCs w:val="18"/>
-              </w:rPr>
-            </w:pPr>
-            <w:r>
-              <w:rPr>
-                <w:rFonts w:asciiTheme="minorHAnsi" w:hAnsiTheme="minorHAnsi" w:cstheme="minorHAnsi"/>
-                <w:sz w:val="18"/>
-                <w:szCs w:val="18"/>
-              </w:rPr>
-              <w:t>**Central Ventilation System – Supply; or</w:t>
-            </w:r>
-          </w:p>
-          <w:p>
-            <w:pPr>
-              <w:rPr>
-                <w:rFonts w:asciiTheme="minorHAnsi" w:hAnsiTheme="minorHAnsi" w:cstheme="minorHAnsi"/>
-                <w:sz w:val="18"/>
-                <w:szCs w:val="18"/>
-              </w:rPr>
-            </w:pPr>
-            <w:r>
-              <w:rPr>
-                <w:rFonts w:asciiTheme="minorHAnsi" w:hAnsiTheme="minorHAnsi" w:cstheme="minorHAnsi"/>
-                <w:sz w:val="18"/>
-                <w:szCs w:val="18"/>
-              </w:rPr>
-              <w:t>**Central Ventilation System – Exhaust; or</w:t>
-            </w:r>
-          </w:p>
-          <w:p>
-            <w:pPr>
-              <w:rPr>
-                <w:rFonts w:asciiTheme="minorHAnsi" w:hAnsiTheme="minorHAnsi" w:cstheme="minorHAnsi"/>
-                <w:sz w:val="18"/>
-                <w:szCs w:val="18"/>
-              </w:rPr>
-            </w:pPr>
-            <w:r>
-              <w:rPr>
-                <w:rFonts w:asciiTheme="minorHAnsi" w:hAnsiTheme="minorHAnsi" w:cstheme="minorHAnsi"/>
-                <w:sz w:val="18"/>
-                <w:szCs w:val="18"/>
-              </w:rPr>
-              <w:t>**Central Ventilation System – Balanced</w:t>
-            </w:r>
-          </w:p>
-          <w:p>
-            <w:pPr>
-              <w:rPr>
-                <w:rFonts w:asciiTheme="minorHAnsi" w:hAnsiTheme="minorHAnsi"/>
-                <w:sz w:val="18"/>
-                <w:szCs w:val="18"/>
-              </w:rPr>
-            </w:pPr>
-            <w:r>
-              <w:rPr>
-                <w:rFonts w:asciiTheme="minorHAnsi" w:hAnsiTheme="minorHAnsi" w:cstheme="minorHAnsi"/>
-                <w:sz w:val="18"/>
-                <w:szCs w:val="18"/>
-                <w:u w:val="single"/>
-              </w:rPr>
-              <w:t>Else if “Building Type” (A02) = “Non-dwelling unit” then value = N/A&gt;&gt;</w:t>
-            </w:r>
-          </w:p>
-        </w:tc>
-      </w:tr>
-      <w:tr>
-        <w:trPr>
-          <w:trHeight w:val="158"/>
-          <w:trPrChange w:id="326" w:author="Alhabibi, Haider@Energy" w:date="2022-02-14T16:56:00Z">
-            <w:trPr>
-              <w:trHeight w:val="158"/>
-            </w:trPr>
-          </w:trPrChange>
-        </w:trPr>
-        <w:tc>
-          <w:tcPr>
-            <w:tcW w:w="799" w:type="dxa"/>
-            <w:vAlign w:val="center"/>
-            <w:tcPrChange w:id="327" w:author="Alhabibi, Haider@Energy" w:date="2022-02-14T16:56:00Z">
-              <w:tcPr>
-                <w:tcW w:w="799" w:type="dxa"/>
-                <w:vAlign w:val="center"/>
-              </w:tcPr>
-            </w:tcPrChange>
-          </w:tcPr>
-          <w:p>
-            <w:pPr>
-              <w:jc w:val="center"/>
-              <w:rPr>
-                <w:rFonts w:asciiTheme="minorHAnsi" w:hAnsiTheme="minorHAnsi"/>
-                <w:sz w:val="18"/>
-                <w:szCs w:val="18"/>
-              </w:rPr>
-            </w:pPr>
-            <w:r>
-              <w:rPr>
-                <w:rFonts w:asciiTheme="minorHAnsi" w:hAnsiTheme="minorHAnsi" w:cstheme="minorHAnsi"/>
-                <w:sz w:val="18"/>
-                <w:szCs w:val="18"/>
-              </w:rPr>
-              <w:t>07</w:t>
-            </w:r>
-          </w:p>
-        </w:tc>
-        <w:tc>
-          <w:tcPr>
-            <w:tcW w:w="4615" w:type="dxa"/>
-            <w:vAlign w:val="center"/>
-            <w:tcPrChange w:id="328" w:author="Alhabibi, Haider@Energy" w:date="2022-02-14T16:56:00Z">
-              <w:tcPr>
-                <w:tcW w:w="4615" w:type="dxa"/>
-                <w:vAlign w:val="center"/>
-              </w:tcPr>
-            </w:tcPrChange>
-          </w:tcPr>
-          <w:p>
-            <w:pPr>
-              <w:rPr>
-                <w:rFonts w:asciiTheme="minorHAnsi" w:hAnsiTheme="minorHAnsi"/>
-                <w:sz w:val="18"/>
-                <w:szCs w:val="18"/>
-              </w:rPr>
-            </w:pPr>
-            <w:r>
-              <w:rPr>
-                <w:rFonts w:asciiTheme="minorHAnsi" w:hAnsiTheme="minorHAnsi" w:cstheme="minorHAnsi"/>
-                <w:sz w:val="18"/>
-                <w:szCs w:val="18"/>
-              </w:rPr>
-              <w:t>Ventilation Operation Schedule</w:t>
-            </w:r>
-          </w:p>
-        </w:tc>
-        <w:tc>
-          <w:tcPr>
-            <w:tcW w:w="5602" w:type="dxa"/>
-            <w:tcMar>
-              <w:left w:w="72" w:type="dxa"/>
-              <w:right w:w="72" w:type="dxa"/>
-            </w:tcMar>
-            <w:tcPrChange w:id="329" w:author="Alhabibi, Haider@Energy" w:date="2022-02-14T16:56:00Z">
-              <w:tcPr>
-                <w:tcW w:w="5602" w:type="dxa"/>
-                <w:tcMar>
-                  <w:left w:w="72" w:type="dxa"/>
-                  <w:right w:w="72" w:type="dxa"/>
-                </w:tcMar>
-              </w:tcPr>
-            </w:tcPrChange>
-          </w:tcPr>
-          <w:p>
-            <w:pPr>
-              <w:rPr>
-                <w:rFonts w:asciiTheme="minorHAnsi" w:hAnsiTheme="minorHAnsi" w:cstheme="minorHAnsi"/>
-                <w:sz w:val="18"/>
-                <w:szCs w:val="18"/>
-              </w:rPr>
-            </w:pPr>
-            <w:r>
-              <w:rPr>
-                <w:rFonts w:asciiTheme="minorHAnsi" w:hAnsiTheme="minorHAnsi" w:cstheme="minorHAnsi"/>
-                <w:sz w:val="18"/>
-                <w:szCs w:val="18"/>
-              </w:rPr>
-              <w:t xml:space="preserve">&lt;&lt; </w:t>
-            </w:r>
-            <w:r>
-              <w:rPr>
-                <w:rFonts w:asciiTheme="minorHAnsi" w:hAnsiTheme="minorHAnsi" w:cstheme="minorHAnsi"/>
-                <w:sz w:val="18"/>
-                <w:szCs w:val="18"/>
-              </w:rPr>
-              <w:t>if “Building Type” (A02) = “Non-dwelling unit”, then value = N/A;</w:t>
-            </w:r>
-            <w:r>
-              <w:rPr>
-                <w:rFonts w:asciiTheme="minorHAnsi" w:hAnsiTheme="minorHAnsi" w:cstheme="minorHAnsi"/>
-                <w:sz w:val="18"/>
-                <w:szCs w:val="18"/>
-              </w:rPr>
-              <w:br/>
-              <w:t>Else allow user to choose from list:</w:t>
-            </w:r>
-            <w:r>
-              <w:rPr>
-                <w:rFonts w:asciiTheme="minorHAnsi" w:hAnsiTheme="minorHAnsi" w:cstheme="minorHAnsi"/>
-                <w:sz w:val="18"/>
-                <w:szCs w:val="18"/>
-              </w:rPr>
-              <w:br/>
-              <w:t>**Continuous; or</w:t>
-            </w:r>
-          </w:p>
-          <w:p>
-            <w:pPr>
-              <w:rPr>
-                <w:rFonts w:asciiTheme="minorHAnsi" w:hAnsiTheme="minorHAnsi" w:cstheme="minorHAnsi"/>
-                <w:sz w:val="18"/>
-                <w:szCs w:val="18"/>
-              </w:rPr>
-            </w:pPr>
-            <w:r>
-              <w:rPr>
-                <w:rFonts w:asciiTheme="minorHAnsi" w:hAnsiTheme="minorHAnsi" w:cstheme="minorHAnsi"/>
-                <w:sz w:val="18"/>
-                <w:szCs w:val="18"/>
-              </w:rPr>
-              <w:t xml:space="preserve">**Short-Term Average; </w:t>
-            </w:r>
-            <w:r>
-              <w:rPr>
-                <w:rFonts w:asciiTheme="minorHAnsi" w:hAnsiTheme="minorHAnsi" w:cstheme="minorHAnsi"/>
-                <w:sz w:val="18"/>
-                <w:szCs w:val="18"/>
-              </w:rPr>
-              <w:br/>
-            </w:r>
-            <w:r>
-              <w:rPr>
-                <w:rFonts w:asciiTheme="minorHAnsi" w:hAnsiTheme="minorHAnsi" w:cstheme="minorHAnsi"/>
-                <w:sz w:val="18"/>
-                <w:szCs w:val="18"/>
-              </w:rPr>
-              <w:t xml:space="preserve">Else </w:t>
-            </w:r>
-            <w:r>
-              <w:rPr>
-                <w:rFonts w:asciiTheme="minorHAnsi" w:hAnsiTheme="minorHAnsi" w:cstheme="minorHAnsi"/>
-                <w:sz w:val="18"/>
-                <w:szCs w:val="18"/>
-              </w:rPr>
-              <w:t>if “Ventilation System Type” (</w:t>
-            </w:r>
-            <w:r>
-              <w:rPr>
-                <w:rFonts w:asciiTheme="minorHAnsi" w:hAnsiTheme="minorHAnsi" w:cstheme="minorHAnsi"/>
-                <w:sz w:val="18"/>
-                <w:szCs w:val="18"/>
-              </w:rPr>
-              <w:t>A</w:t>
-            </w:r>
-            <w:r>
-              <w:rPr>
-                <w:rFonts w:asciiTheme="minorHAnsi" w:hAnsiTheme="minorHAnsi" w:cstheme="minorHAnsi"/>
-                <w:sz w:val="18"/>
-                <w:szCs w:val="18"/>
-              </w:rPr>
-              <w:t>06</w:t>
-            </w:r>
-            <w:r>
-              <w:rPr>
-                <w:rFonts w:asciiTheme="minorHAnsi" w:hAnsiTheme="minorHAnsi" w:cstheme="minorHAnsi"/>
-                <w:sz w:val="18"/>
-                <w:szCs w:val="18"/>
-              </w:rPr>
-              <w:t>) = Central Fan Integrated &amp; “Ventilation Operation Schedule” (</w:t>
-            </w:r>
-            <w:r>
-              <w:rPr>
-                <w:rFonts w:asciiTheme="minorHAnsi" w:hAnsiTheme="minorHAnsi" w:cstheme="minorHAnsi"/>
-                <w:sz w:val="18"/>
-                <w:szCs w:val="18"/>
-              </w:rPr>
-              <w:t>A</w:t>
-            </w:r>
-            <w:r>
-              <w:rPr>
-                <w:rFonts w:asciiTheme="minorHAnsi" w:hAnsiTheme="minorHAnsi" w:cstheme="minorHAnsi"/>
-                <w:sz w:val="18"/>
-                <w:szCs w:val="18"/>
-              </w:rPr>
-              <w:t>07</w:t>
-            </w:r>
-            <w:r>
-              <w:rPr>
-                <w:rFonts w:asciiTheme="minorHAnsi" w:hAnsiTheme="minorHAnsi" w:cstheme="minorHAnsi"/>
-                <w:sz w:val="18"/>
-                <w:szCs w:val="18"/>
-              </w:rPr>
-              <w:t>)= Continuous; then display:</w:t>
-            </w:r>
-          </w:p>
-          <w:p>
-            <w:pPr>
-              <w:rPr>
-                <w:rFonts w:asciiTheme="minorHAnsi" w:hAnsiTheme="minorHAnsi"/>
-                <w:sz w:val="18"/>
-                <w:szCs w:val="18"/>
-              </w:rPr>
-            </w:pPr>
-            <w:r>
-              <w:rPr>
-                <w:rFonts w:asciiTheme="minorHAnsi" w:hAnsiTheme="minorHAnsi" w:cstheme="minorHAnsi"/>
-                <w:sz w:val="18"/>
-                <w:szCs w:val="18"/>
-              </w:rPr>
-              <w:t>“Central Fan Integrated Ventilation System Not Allowed to Operate Continuously</w:t>
-            </w:r>
-            <w:r>
-              <w:rPr>
-                <w:rFonts w:asciiTheme="minorHAnsi" w:hAnsiTheme="minorHAnsi" w:cstheme="minorHAnsi"/>
-                <w:b/>
-                <w:sz w:val="18"/>
-                <w:szCs w:val="18"/>
-              </w:rPr>
-              <w:t xml:space="preserve"> - Do Not Proceed”&gt;&gt;</w:t>
-            </w:r>
-          </w:p>
-        </w:tc>
-      </w:tr>
-      <w:tr>
-        <w:trPr>
-          <w:trHeight w:val="158"/>
-          <w:trPrChange w:id="330" w:author="Alhabibi, Haider@Energy" w:date="2022-02-14T16:56:00Z">
-            <w:trPr>
-              <w:trHeight w:val="158"/>
-            </w:trPr>
-          </w:trPrChange>
-        </w:trPr>
-        <w:tc>
-          <w:tcPr>
-            <w:tcW w:w="799" w:type="dxa"/>
-            <w:vAlign w:val="center"/>
-            <w:tcPrChange w:id="331" w:author="Alhabibi, Haider@Energy" w:date="2022-02-14T16:56:00Z">
-              <w:tcPr>
-                <w:tcW w:w="799" w:type="dxa"/>
-                <w:vAlign w:val="center"/>
-              </w:tcPr>
-            </w:tcPrChange>
-          </w:tcPr>
-          <w:p>
-            <w:pPr>
-              <w:jc w:val="center"/>
-              <w:rPr>
-                <w:rFonts w:asciiTheme="minorHAnsi" w:hAnsiTheme="minorHAnsi"/>
-                <w:sz w:val="18"/>
-                <w:szCs w:val="18"/>
-              </w:rPr>
-            </w:pPr>
-            <w:r>
-              <w:rPr>
-                <w:rFonts w:asciiTheme="minorHAnsi" w:hAnsiTheme="minorHAnsi" w:cstheme="minorHAnsi"/>
-                <w:sz w:val="18"/>
-                <w:szCs w:val="18"/>
-              </w:rPr>
-              <w:t>08</w:t>
-            </w:r>
-          </w:p>
-        </w:tc>
-        <w:tc>
-          <w:tcPr>
-            <w:tcW w:w="4615" w:type="dxa"/>
-            <w:vAlign w:val="center"/>
-            <w:tcPrChange w:id="332" w:author="Alhabibi, Haider@Energy" w:date="2022-02-14T16:56:00Z">
-              <w:tcPr>
-                <w:tcW w:w="4615" w:type="dxa"/>
-                <w:vAlign w:val="center"/>
-              </w:tcPr>
-            </w:tcPrChange>
-          </w:tcPr>
-          <w:p>
-            <w:pPr>
-              <w:rPr>
-                <w:rFonts w:asciiTheme="minorHAnsi" w:hAnsiTheme="minorHAnsi" w:cstheme="minorHAnsi"/>
-                <w:sz w:val="18"/>
-                <w:szCs w:val="18"/>
-              </w:rPr>
-            </w:pPr>
-            <w:r>
-              <w:rPr>
-                <w:rFonts w:asciiTheme="minorHAnsi" w:hAnsiTheme="minorHAnsi" w:cstheme="minorHAnsi"/>
-                <w:sz w:val="18"/>
-                <w:szCs w:val="18"/>
-              </w:rPr>
-              <w:t>determine compliance method for this document; display applicable tables below;</w:t>
-            </w:r>
-          </w:p>
-          <w:p>
-            <w:pPr>
-              <w:rPr>
-                <w:rFonts w:asciiTheme="minorHAnsi" w:hAnsiTheme="minorHAnsi"/>
-                <w:sz w:val="18"/>
-                <w:szCs w:val="18"/>
-              </w:rPr>
-            </w:pPr>
-            <w:r>
-              <w:rPr>
-                <w:rFonts w:asciiTheme="minorHAnsi" w:hAnsiTheme="minorHAnsi" w:cstheme="minorHAnsi"/>
-                <w:sz w:val="18"/>
-                <w:szCs w:val="18"/>
-              </w:rPr>
-              <w:t>(this row not visible to user)</w:t>
-            </w:r>
-          </w:p>
-        </w:tc>
-        <w:tc>
-          <w:tcPr>
-            <w:tcW w:w="5602" w:type="dxa"/>
-            <w:tcMar>
-              <w:left w:w="72" w:type="dxa"/>
-              <w:right w:w="72" w:type="dxa"/>
-            </w:tcMar>
-            <w:tcPrChange w:id="333" w:author="Alhabibi, Haider@Energy" w:date="2022-02-14T16:56:00Z">
-              <w:tcPr>
-                <w:tcW w:w="5602" w:type="dxa"/>
-                <w:tcMar>
-                  <w:left w:w="72" w:type="dxa"/>
-                  <w:right w:w="72" w:type="dxa"/>
-                </w:tcMar>
-              </w:tcPr>
-            </w:tcPrChange>
-          </w:tcPr>
-          <w:p>
-            <w:pPr>
-              <w:rPr>
-                <w:rFonts w:asciiTheme="minorHAnsi" w:hAnsiTheme="minorHAnsi" w:cstheme="minorHAnsi"/>
-                <w:sz w:val="18"/>
-                <w:szCs w:val="18"/>
-              </w:rPr>
-            </w:pPr>
-            <w:r>
-              <w:rPr>
-                <w:rFonts w:asciiTheme="minorHAnsi" w:hAnsiTheme="minorHAnsi" w:cstheme="minorHAnsi"/>
-                <w:sz w:val="18"/>
-                <w:szCs w:val="18"/>
-              </w:rPr>
-              <w:t>&lt;&lt;calculated field:</w:t>
-            </w:r>
-          </w:p>
-          <w:p>
-            <w:pPr>
-              <w:rPr>
-                <w:del w:id="334" w:author="Tsan, Bach@Energy" w:date="2021-11-10T11:34:00Z"/>
-                <w:rFonts w:asciiTheme="minorHAnsi" w:hAnsiTheme="minorHAnsi" w:cstheme="minorHAnsi"/>
-                <w:sz w:val="18"/>
-                <w:szCs w:val="18"/>
-              </w:rPr>
-            </w:pPr>
-            <w:del w:id="335" w:author="Tsan, Bach@Energy" w:date="2021-11-10T11:34:00Z">
+            </w:pPr>
+            <w:del w:id="362" w:author="Tsan, Bach@Energy" w:date="2021-11-10T11:34:00Z">
               <w:r>
                 <w:rPr>
                   <w:rFonts w:asciiTheme="minorHAnsi" w:hAnsiTheme="minorHAnsi" w:cstheme="minorHAnsi"/>
@@ -15677,14 +15968,14 @@
           <w:p>
             <w:pPr>
               <w:rPr>
-                <w:del w:id="336" w:author="Tsan, Bach@Energy" w:date="2021-11-10T11:34:00Z"/>
+                <w:del w:id="363" w:author="Tsan, Bach@Energy" w:date="2021-11-10T11:34:00Z"/>
                 <w:rFonts w:asciiTheme="minorHAnsi" w:hAnsiTheme="minorHAnsi" w:cstheme="minorHAnsi"/>
                 <w:b/>
                 <w:sz w:val="18"/>
                 <w:szCs w:val="18"/>
               </w:rPr>
             </w:pPr>
-            <w:del w:id="337" w:author="Tsan, Bach@Energy" w:date="2021-11-10T11:34:00Z">
+            <w:del w:id="364" w:author="Tsan, Bach@Energy" w:date="2021-11-10T11:34:00Z">
               <w:r>
                 <w:rPr>
                   <w:rFonts w:asciiTheme="minorHAnsi" w:hAnsiTheme="minorHAnsi" w:cstheme="minorHAnsi"/>
@@ -15699,13 +15990,13 @@
           <w:p>
             <w:pPr>
               <w:rPr>
-                <w:del w:id="338" w:author="Tsan, Bach@Energy" w:date="2021-11-10T11:34:00Z"/>
+                <w:del w:id="365" w:author="Tsan, Bach@Energy" w:date="2021-11-10T11:34:00Z"/>
                 <w:rFonts w:asciiTheme="minorHAnsi" w:hAnsiTheme="minorHAnsi" w:cstheme="minorHAnsi"/>
                 <w:sz w:val="18"/>
                 <w:szCs w:val="18"/>
               </w:rPr>
             </w:pPr>
-            <w:del w:id="339" w:author="Tsan, Bach@Energy" w:date="2021-11-10T11:34:00Z">
+            <w:del w:id="366" w:author="Tsan, Bach@Energy" w:date="2021-11-10T11:34:00Z">
               <w:r>
                 <w:rPr>
                   <w:rFonts w:asciiTheme="minorHAnsi" w:hAnsiTheme="minorHAnsi" w:cstheme="minorHAnsi"/>
@@ -15759,14 +16050,14 @@
           <w:p>
             <w:pPr>
               <w:rPr>
-                <w:del w:id="340" w:author="Tsan, Bach@Energy" w:date="2021-11-10T11:34:00Z"/>
+                <w:del w:id="367" w:author="Tsan, Bach@Energy" w:date="2021-11-10T11:34:00Z"/>
                 <w:rFonts w:asciiTheme="minorHAnsi" w:hAnsiTheme="minorHAnsi" w:cstheme="minorHAnsi"/>
                 <w:b/>
                 <w:sz w:val="18"/>
                 <w:szCs w:val="18"/>
               </w:rPr>
             </w:pPr>
-            <w:del w:id="341" w:author="Tsan, Bach@Energy" w:date="2021-11-10T11:34:00Z">
+            <w:del w:id="368" w:author="Tsan, Bach@Energy" w:date="2021-11-10T11:34:00Z">
               <w:r>
                 <w:rPr>
                   <w:rFonts w:asciiTheme="minorHAnsi" w:hAnsiTheme="minorHAnsi" w:cstheme="minorHAnsi"/>
@@ -15774,6 +16065,7 @@
                   <w:sz w:val="18"/>
                   <w:szCs w:val="18"/>
                 </w:rPr>
+                <w:lastRenderedPageBreak/>
                 <w:delText>**27</w:delText>
               </w:r>
               <w:r>
@@ -15804,14 +16096,13 @@
                 <w:szCs w:val="18"/>
               </w:rPr>
             </w:pPr>
-            <w:del w:id="342" w:author="Alhabibi, Haider@Energy" w:date="2021-11-17T22:09:00Z">
+            <w:del w:id="369" w:author="Alhabibi, Haider@Energy" w:date="2021-11-17T22:09:00Z">
               <w:r>
                 <w:rPr>
                   <w:rFonts w:asciiTheme="minorHAnsi" w:hAnsiTheme="minorHAnsi" w:cstheme="minorHAnsi"/>
                   <w:sz w:val="18"/>
                   <w:szCs w:val="18"/>
                 </w:rPr>
-                <w:lastRenderedPageBreak/>
                 <w:delText>Else if</w:delText>
               </w:r>
             </w:del>
@@ -15906,7 +16197,7 @@
               </w:rPr>
               <w:t>**27b – Multifamily</w:t>
             </w:r>
-            <w:del w:id="343" w:author="Alhabibi, Haider@Energy" w:date="2021-11-17T22:10:00Z">
+            <w:del w:id="370" w:author="Alhabibi, Haider@Energy" w:date="2021-11-17T22:10:00Z">
               <w:r>
                 <w:rPr>
                   <w:rFonts w:asciiTheme="minorHAnsi" w:hAnsiTheme="minorHAnsi" w:cstheme="minorHAnsi"/>
@@ -15917,7 +16208,7 @@
                 <w:delText>;</w:delText>
               </w:r>
             </w:del>
-            <w:ins w:id="344" w:author="Alhabibi, Haider@Energy" w:date="2021-11-17T22:10:00Z">
+            <w:ins w:id="371" w:author="Alhabibi, Haider@Energy" w:date="2021-11-17T22:10:00Z">
               <w:r>
                 <w:rPr>
                   <w:rFonts w:asciiTheme="minorHAnsi" w:hAnsiTheme="minorHAnsi" w:cstheme="minorHAnsi"/>
@@ -15932,13 +16223,13 @@
           <w:p>
             <w:pPr>
               <w:rPr>
-                <w:del w:id="345" w:author="Tsan, Bach@Energy" w:date="2021-11-10T11:34:00Z"/>
+                <w:del w:id="372" w:author="Tsan, Bach@Energy" w:date="2021-11-10T11:34:00Z"/>
                 <w:rFonts w:asciiTheme="minorHAnsi" w:hAnsiTheme="minorHAnsi" w:cstheme="minorHAnsi"/>
                 <w:sz w:val="18"/>
                 <w:szCs w:val="18"/>
               </w:rPr>
             </w:pPr>
-            <w:del w:id="346" w:author="Tsan, Bach@Energy" w:date="2021-11-10T11:34:00Z">
+            <w:del w:id="373" w:author="Tsan, Bach@Energy" w:date="2021-11-10T11:34:00Z">
               <w:r>
                 <w:rPr>
                   <w:rFonts w:asciiTheme="minorHAnsi" w:hAnsiTheme="minorHAnsi" w:cstheme="minorHAnsi"/>
@@ -15957,7 +16248,7 @@
                 <w:szCs w:val="18"/>
               </w:rPr>
             </w:pPr>
-            <w:del w:id="347" w:author="Tsan, Bach@Energy" w:date="2021-11-10T11:34:00Z">
+            <w:del w:id="374" w:author="Tsan, Bach@Energy" w:date="2021-11-10T11:34:00Z">
               <w:r>
                 <w:rPr>
                   <w:rFonts w:asciiTheme="minorHAnsi" w:hAnsiTheme="minorHAnsi" w:cstheme="minorHAnsi"/>
@@ -15992,7 +16283,7 @@
       <w:tr>
         <w:trPr>
           <w:trHeight w:val="158"/>
-          <w:trPrChange w:id="348" w:author="Alhabibi, Haider@Energy" w:date="2022-02-14T16:56:00Z">
+          <w:trPrChange w:id="375" w:author="Alhabibi, Haider@Energy" w:date="2022-02-14T16:56:00Z">
             <w:trPr>
               <w:trHeight w:val="158"/>
             </w:trPr>
@@ -16002,7 +16293,7 @@
           <w:tcPr>
             <w:tcW w:w="799" w:type="dxa"/>
             <w:vAlign w:val="center"/>
-            <w:tcPrChange w:id="349" w:author="Alhabibi, Haider@Energy" w:date="2022-02-14T16:56:00Z">
+            <w:tcPrChange w:id="376" w:author="Alhabibi, Haider@Energy" w:date="2022-02-14T16:56:00Z">
               <w:tcPr>
                 <w:tcW w:w="799" w:type="dxa"/>
                 <w:vAlign w:val="center"/>
@@ -16033,7 +16324,7 @@
           <w:tcPr>
             <w:tcW w:w="4615" w:type="dxa"/>
             <w:vAlign w:val="center"/>
-            <w:tcPrChange w:id="350" w:author="Alhabibi, Haider@Energy" w:date="2022-02-14T16:56:00Z">
+            <w:tcPrChange w:id="377" w:author="Alhabibi, Haider@Energy" w:date="2022-02-14T16:56:00Z">
               <w:tcPr>
                 <w:tcW w:w="4615" w:type="dxa"/>
                 <w:vAlign w:val="center"/>
@@ -16065,7 +16356,7 @@
               <w:left w:w="72" w:type="dxa"/>
               <w:right w:w="72" w:type="dxa"/>
             </w:tcMar>
-            <w:tcPrChange w:id="351" w:author="Alhabibi, Haider@Energy" w:date="2022-02-14T16:56:00Z">
+            <w:tcPrChange w:id="378" w:author="Alhabibi, Haider@Energy" w:date="2022-02-14T16:56:00Z">
               <w:tcPr>
                 <w:tcW w:w="5602" w:type="dxa"/>
                 <w:tcMar>
@@ -16091,14 +16382,14 @@
               </w:rPr>
               <w:t xml:space="preserve">&lt;&lt;value from </w:t>
             </w:r>
-            <w:del w:id="352" w:author="Alhabibi, Haider@Energy" w:date="2022-02-14T16:51:00Z">
+            <w:del w:id="379" w:author="Alhabibi, Haider@Energy" w:date="2022-02-14T16:51:00Z">
               <w:r>
                 <w:rPr>
                   <w:rFonts w:asciiTheme="minorHAnsi" w:hAnsiTheme="minorHAnsi" w:cstheme="minorHAnsi"/>
                   <w:sz w:val="18"/>
                   <w:szCs w:val="18"/>
                   <w:highlight w:val="yellow"/>
-                  <w:rPrChange w:id="353" w:author="Alhabibi, Haider@Energy" w:date="2021-11-17T22:11:00Z">
+                  <w:rPrChange w:id="380" w:author="Alhabibi, Haider@Energy" w:date="2021-11-17T22:11:00Z">
                     <w:rPr>
                       <w:rFonts w:asciiTheme="minorHAnsi" w:hAnsiTheme="minorHAnsi" w:cstheme="minorHAnsi"/>
                       <w:sz w:val="18"/>
@@ -16109,7 +16400,7 @@
                 <w:delText>CF1R</w:delText>
               </w:r>
             </w:del>
-            <w:ins w:id="354" w:author="Alhabibi, Haider@Energy" w:date="2022-02-14T16:51:00Z">
+            <w:ins w:id="381" w:author="Alhabibi, Haider@Energy" w:date="2022-02-14T16:51:00Z">
               <w:r>
                 <w:rPr>
                   <w:rFonts w:asciiTheme="minorHAnsi" w:hAnsiTheme="minorHAnsi" w:cstheme="minorHAnsi"/>
@@ -16134,7 +16425,7 @@
       <w:tr>
         <w:trPr>
           <w:trHeight w:val="158"/>
-          <w:trPrChange w:id="355" w:author="Alhabibi, Haider@Energy" w:date="2022-02-14T16:56:00Z">
+          <w:trPrChange w:id="382" w:author="Alhabibi, Haider@Energy" w:date="2022-02-14T16:56:00Z">
             <w:trPr>
               <w:trHeight w:val="158"/>
             </w:trPr>
@@ -16145,7 +16436,7 @@
             <w:tcW w:w="11016" w:type="dxa"/>
             <w:gridSpan w:val="3"/>
             <w:vAlign w:val="center"/>
-            <w:tcPrChange w:id="356" w:author="Alhabibi, Haider@Energy" w:date="2022-02-14T16:56:00Z">
+            <w:tcPrChange w:id="383" w:author="Alhabibi, Haider@Energy" w:date="2022-02-14T16:56:00Z">
               <w:tcPr>
                 <w:tcW w:w="11016" w:type="dxa"/>
                 <w:gridSpan w:val="3"/>
@@ -16198,7 +16489,7 @@
           <w:szCs w:val="18"/>
         </w:rPr>
       </w:pPr>
-      <w:ins w:id="357" w:author="Alhabibi, Haider@Energy" w:date="2022-02-14T16:56:00Z">
+      <w:ins w:id="384" w:author="Alhabibi, Haider@Energy" w:date="2022-02-14T16:56:00Z">
         <w:r>
           <w:rPr>
             <w:rFonts w:asciiTheme="minorHAnsi" w:hAnsiTheme="minorHAnsi"/>
@@ -16374,7 +16665,7 @@
               </w:rPr>
               <w:t>A mechanical supply system, exhaust system, or combination thereof shall provide whole-</w:t>
             </w:r>
-            <w:del w:id="358" w:author="Moua, Cheng@Energy" w:date="2022-02-08T15:44:00Z">
+            <w:del w:id="385" w:author="Moua, Cheng@Energy" w:date="2022-02-08T15:44:00Z">
               <w:r>
                 <w:rPr>
                   <w:rFonts w:asciiTheme="minorHAnsi" w:hAnsiTheme="minorHAnsi"/>
@@ -16384,7 +16675,7 @@
                 <w:delText xml:space="preserve">building </w:delText>
               </w:r>
             </w:del>
-            <w:ins w:id="359" w:author="Moua, Cheng@Energy" w:date="2022-02-08T15:44:00Z">
+            <w:ins w:id="386" w:author="Moua, Cheng@Energy" w:date="2022-02-08T15:44:00Z">
               <w:r>
                 <w:rPr>
                   <w:rFonts w:asciiTheme="minorHAnsi" w:hAnsiTheme="minorHAnsi"/>
@@ -16410,7 +16701,7 @@
               </w:rPr>
               <w:t xml:space="preserve">ventilation with outdoor air each hour at no less than the rate in </w:t>
             </w:r>
-            <w:del w:id="360" w:author="Tsan, Bach@Energy" w:date="2021-11-10T11:36:00Z">
+            <w:del w:id="387" w:author="Tsan, Bach@Energy" w:date="2021-11-10T11:36:00Z">
               <w:r>
                 <w:rPr>
                   <w:rFonts w:asciiTheme="minorHAnsi" w:hAnsiTheme="minorHAnsi"/>
@@ -16420,7 +16711,7 @@
                 <w:delText>150.0(o)1Ci</w:delText>
               </w:r>
             </w:del>
-            <w:ins w:id="361" w:author="Tsan, Bach@Energy" w:date="2021-11-10T11:36:00Z">
+            <w:ins w:id="388" w:author="Tsan, Bach@Energy" w:date="2021-11-10T11:36:00Z">
               <w:r>
                 <w:rPr>
                   <w:rFonts w:asciiTheme="minorHAnsi" w:hAnsiTheme="minorHAnsi"/>
@@ -16430,7 +16721,7 @@
                 <w:t>160.2</w:t>
               </w:r>
             </w:ins>
-            <w:ins w:id="362" w:author="Tsan, Bach@Energy" w:date="2021-11-10T11:37:00Z">
+            <w:ins w:id="389" w:author="Tsan, Bach@Energy" w:date="2021-11-10T11:37:00Z">
               <w:r>
                 <w:rPr>
                   <w:rFonts w:asciiTheme="minorHAnsi" w:hAnsiTheme="minorHAnsi"/>
@@ -16440,7 +16731,7 @@
                 <w:t>(b)</w:t>
               </w:r>
             </w:ins>
-            <w:ins w:id="363" w:author="Moua, Cheng@Energy" w:date="2022-02-08T15:45:00Z">
+            <w:ins w:id="390" w:author="Moua, Cheng@Energy" w:date="2022-02-08T15:45:00Z">
               <w:r>
                 <w:rPr>
                   <w:rFonts w:asciiTheme="minorHAnsi" w:hAnsiTheme="minorHAnsi"/>
@@ -16450,7 +16741,7 @@
                 <w:t>2A</w:t>
               </w:r>
             </w:ins>
-            <w:ins w:id="364" w:author="Tsan, Bach@Energy" w:date="2021-11-10T11:37:00Z">
+            <w:ins w:id="391" w:author="Tsan, Bach@Energy" w:date="2021-11-10T11:37:00Z">
               <w:r>
                 <w:rPr>
                   <w:rFonts w:asciiTheme="minorHAnsi" w:hAnsiTheme="minorHAnsi"/>
@@ -16599,7 +16890,7 @@
               </w:rPr>
               <w:t>1</w:t>
             </w:r>
-            <w:ins w:id="365" w:author="Moua, Cheng@Energy" w:date="2022-02-08T15:45:00Z">
+            <w:ins w:id="392" w:author="Moua, Cheng@Energy" w:date="2022-02-08T15:45:00Z">
               <w:r>
                 <w:rPr>
                   <w:rFonts w:asciiTheme="minorHAnsi" w:hAnsiTheme="minorHAnsi"/>
@@ -16609,7 +16900,7 @@
                 <w:t>60.2</w:t>
               </w:r>
             </w:ins>
-            <w:del w:id="366" w:author="Moua, Cheng@Energy" w:date="2022-02-08T15:45:00Z">
+            <w:del w:id="393" w:author="Moua, Cheng@Energy" w:date="2022-02-08T15:45:00Z">
               <w:r>
                 <w:rPr>
                   <w:rFonts w:asciiTheme="minorHAnsi" w:hAnsiTheme="minorHAnsi"/>
@@ -17077,7 +17368,7 @@
               </w:rPr>
               <w:t>A mechanical supply system, exhaust system, or combination thereof shall provide whole-</w:t>
             </w:r>
-            <w:del w:id="367" w:author="Moua, Cheng@Energy" w:date="2022-02-08T15:44:00Z">
+            <w:del w:id="394" w:author="Moua, Cheng@Energy" w:date="2022-02-08T15:44:00Z">
               <w:r>
                 <w:rPr>
                   <w:rFonts w:asciiTheme="minorHAnsi" w:hAnsiTheme="minorHAnsi"/>
@@ -17087,7 +17378,7 @@
                 <w:delText xml:space="preserve">building </w:delText>
               </w:r>
             </w:del>
-            <w:ins w:id="368" w:author="Moua, Cheng@Energy" w:date="2022-02-08T15:44:00Z">
+            <w:ins w:id="395" w:author="Moua, Cheng@Energy" w:date="2022-02-08T15:44:00Z">
               <w:r>
                 <w:rPr>
                   <w:rFonts w:asciiTheme="minorHAnsi" w:hAnsiTheme="minorHAnsi"/>
@@ -17097,7 +17388,7 @@
                 <w:t>dwel</w:t>
               </w:r>
             </w:ins>
-            <w:ins w:id="369" w:author="Moua, Cheng@Energy" w:date="2022-02-08T15:45:00Z">
+            <w:ins w:id="396" w:author="Moua, Cheng@Energy" w:date="2022-02-08T15:45:00Z">
               <w:r>
                 <w:rPr>
                   <w:rFonts w:asciiTheme="minorHAnsi" w:hAnsiTheme="minorHAnsi"/>
@@ -17107,7 +17398,7 @@
                 <w:t>ling</w:t>
               </w:r>
             </w:ins>
-            <w:ins w:id="370" w:author="Moua, Cheng@Energy" w:date="2022-02-08T15:44:00Z">
+            <w:ins w:id="397" w:author="Moua, Cheng@Energy" w:date="2022-02-08T15:44:00Z">
               <w:r>
                 <w:rPr>
                   <w:rFonts w:asciiTheme="minorHAnsi" w:hAnsiTheme="minorHAnsi"/>
@@ -17125,7 +17416,7 @@
               </w:rPr>
               <w:t xml:space="preserve">ventilation with outdoor air each hour at no less than the rate in </w:t>
             </w:r>
-            <w:ins w:id="371" w:author="Tsan, Bach@Energy" w:date="2021-11-10T11:37:00Z">
+            <w:ins w:id="398" w:author="Tsan, Bach@Energy" w:date="2021-11-10T11:37:00Z">
               <w:r>
                 <w:rPr>
                   <w:rFonts w:asciiTheme="minorHAnsi" w:hAnsiTheme="minorHAnsi"/>
@@ -17135,7 +17426,7 @@
                 <w:t>160.2(b)</w:t>
               </w:r>
             </w:ins>
-            <w:ins w:id="372" w:author="Moua, Cheng@Energy" w:date="2022-02-08T15:45:00Z">
+            <w:ins w:id="399" w:author="Moua, Cheng@Energy" w:date="2022-02-08T15:45:00Z">
               <w:r>
                 <w:rPr>
                   <w:rFonts w:asciiTheme="minorHAnsi" w:hAnsiTheme="minorHAnsi"/>
@@ -17145,7 +17436,7 @@
                 <w:t>2A</w:t>
               </w:r>
             </w:ins>
-            <w:ins w:id="373" w:author="Tsan, Bach@Energy" w:date="2021-11-10T11:37:00Z">
+            <w:ins w:id="400" w:author="Tsan, Bach@Energy" w:date="2021-11-10T11:37:00Z">
               <w:r>
                 <w:rPr>
                   <w:rFonts w:asciiTheme="minorHAnsi" w:hAnsiTheme="minorHAnsi"/>
@@ -17155,7 +17446,7 @@
                 <w:t>iv</w:t>
               </w:r>
             </w:ins>
-            <w:del w:id="374" w:author="Tsan, Bach@Energy" w:date="2021-11-10T11:37:00Z">
+            <w:del w:id="401" w:author="Tsan, Bach@Energy" w:date="2021-11-10T11:37:00Z">
               <w:r>
                 <w:rPr>
                   <w:rFonts w:asciiTheme="minorHAnsi" w:hAnsiTheme="minorHAnsi"/>
@@ -18046,7 +18337,7 @@
     <w:p>
       <w:pPr>
         <w:rPr>
-          <w:ins w:id="375" w:author="Bucaneg, Haile@Energy" w:date="2022-02-09T10:28:00Z"/>
+          <w:ins w:id="402" w:author="Bucaneg, Haile@Energy" w:date="2022-02-09T10:28:00Z"/>
           <w:rFonts w:asciiTheme="minorHAnsi" w:hAnsiTheme="minorHAnsi" w:cstheme="minorHAnsi"/>
           <w:sz w:val="18"/>
           <w:szCs w:val="18"/>
@@ -18067,7 +18358,7 @@
       </w:tblGrid>
       <w:tr>
         <w:trPr>
-          <w:ins w:id="376" w:author="Moua, Cheng@Energy" w:date="2022-02-10T12:05:00Z"/>
+          <w:ins w:id="403" w:author="Moua, Cheng@Energy" w:date="2022-02-10T12:05:00Z"/>
         </w:trPr>
         <w:tc>
           <w:tcPr>
@@ -18077,7 +18368,7 @@
           <w:p>
             <w:pPr>
               <w:rPr>
-                <w:ins w:id="377" w:author="Moua, Cheng@Energy" w:date="2022-02-10T12:05:00Z"/>
+                <w:ins w:id="404" w:author="Moua, Cheng@Energy" w:date="2022-02-10T12:05:00Z"/>
                 <w:rFonts w:asciiTheme="minorHAnsi" w:hAnsiTheme="minorHAnsi" w:cstheme="minorHAnsi"/>
                 <w:b/>
                 <w:bCs/>
@@ -18085,7 +18376,7 @@
                 <w:szCs w:val="18"/>
               </w:rPr>
             </w:pPr>
-            <w:ins w:id="378" w:author="Moua, Cheng@Energy" w:date="2022-02-10T12:05:00Z">
+            <w:ins w:id="405" w:author="Moua, Cheng@Energy" w:date="2022-02-10T12:05:00Z">
               <w:r>
                 <w:rPr>
                   <w:rFonts w:asciiTheme="minorHAnsi" w:hAnsiTheme="minorHAnsi" w:cstheme="minorHAnsi"/>
@@ -18126,13 +18417,13 @@
                 <w:numId w:val="34"/>
               </w:numPr>
               <w:rPr>
-                <w:ins w:id="379" w:author="Moua, Cheng@Energy" w:date="2022-02-10T12:05:00Z"/>
+                <w:ins w:id="406" w:author="Moua, Cheng@Energy" w:date="2022-02-10T12:05:00Z"/>
                 <w:rFonts w:asciiTheme="minorHAnsi" w:hAnsiTheme="minorHAnsi" w:cstheme="minorHAnsi"/>
                 <w:sz w:val="18"/>
                 <w:szCs w:val="18"/>
               </w:rPr>
             </w:pPr>
-            <w:ins w:id="380" w:author="Moua, Cheng@Energy" w:date="2022-02-10T12:05:00Z">
+            <w:ins w:id="407" w:author="Moua, Cheng@Energy" w:date="2022-02-10T12:05:00Z">
               <w:r>
                 <w:rPr>
                   <w:rFonts w:asciiTheme="minorHAnsi" w:hAnsiTheme="minorHAnsi" w:cstheme="minorHAnsi"/>
@@ -18175,13 +18466,13 @@
                 <w:numId w:val="34"/>
               </w:numPr>
               <w:rPr>
-                <w:ins w:id="381" w:author="Moua, Cheng@Energy" w:date="2022-02-10T12:05:00Z"/>
+                <w:ins w:id="408" w:author="Moua, Cheng@Energy" w:date="2022-02-10T12:05:00Z"/>
                 <w:rFonts w:asciiTheme="minorHAnsi" w:hAnsiTheme="minorHAnsi" w:cstheme="minorHAnsi"/>
                 <w:sz w:val="18"/>
                 <w:szCs w:val="18"/>
               </w:rPr>
             </w:pPr>
-            <w:ins w:id="382" w:author="Moua, Cheng@Energy" w:date="2022-02-10T12:05:00Z">
+            <w:ins w:id="409" w:author="Moua, Cheng@Energy" w:date="2022-02-10T12:05:00Z">
               <w:r>
                 <w:rPr>
                   <w:rFonts w:asciiTheme="minorHAnsi" w:hAnsiTheme="minorHAnsi" w:cstheme="minorHAnsi"/>
@@ -18212,7 +18503,7 @@
       </w:tr>
       <w:tr>
         <w:trPr>
-          <w:ins w:id="383" w:author="Moua, Cheng@Energy" w:date="2022-02-10T12:05:00Z"/>
+          <w:ins w:id="410" w:author="Moua, Cheng@Energy" w:date="2022-02-10T12:05:00Z"/>
         </w:trPr>
         <w:tc>
           <w:tcPr>
@@ -18221,13 +18512,13 @@
           <w:p>
             <w:pPr>
               <w:rPr>
-                <w:ins w:id="384" w:author="Moua, Cheng@Energy" w:date="2022-02-10T12:05:00Z"/>
+                <w:ins w:id="411" w:author="Moua, Cheng@Energy" w:date="2022-02-10T12:05:00Z"/>
                 <w:rFonts w:asciiTheme="minorHAnsi" w:hAnsiTheme="minorHAnsi" w:cstheme="minorHAnsi"/>
                 <w:sz w:val="18"/>
                 <w:szCs w:val="18"/>
               </w:rPr>
             </w:pPr>
-            <w:ins w:id="385" w:author="Moua, Cheng@Energy" w:date="2022-02-10T12:05:00Z">
+            <w:ins w:id="412" w:author="Moua, Cheng@Energy" w:date="2022-02-10T12:05:00Z">
               <w:r>
                 <w:rPr>
                   <w:rFonts w:asciiTheme="minorHAnsi" w:hAnsiTheme="minorHAnsi" w:cstheme="minorHAnsi"/>
@@ -18246,13 +18537,13 @@
           <w:p>
             <w:pPr>
               <w:rPr>
-                <w:ins w:id="386" w:author="Moua, Cheng@Energy" w:date="2022-02-10T12:05:00Z"/>
+                <w:ins w:id="413" w:author="Moua, Cheng@Energy" w:date="2022-02-10T12:05:00Z"/>
                 <w:rFonts w:asciiTheme="minorHAnsi" w:hAnsiTheme="minorHAnsi" w:cstheme="minorHAnsi"/>
                 <w:sz w:val="18"/>
                 <w:szCs w:val="18"/>
               </w:rPr>
             </w:pPr>
-            <w:ins w:id="387" w:author="Moua, Cheng@Energy" w:date="2022-02-10T12:05:00Z">
+            <w:ins w:id="414" w:author="Moua, Cheng@Energy" w:date="2022-02-10T12:05:00Z">
               <w:r>
                 <w:rPr>
                   <w:rFonts w:asciiTheme="minorHAnsi" w:hAnsiTheme="minorHAnsi" w:cstheme="minorHAnsi"/>
@@ -18271,13 +18562,13 @@
           <w:p>
             <w:pPr>
               <w:rPr>
-                <w:ins w:id="388" w:author="Moua, Cheng@Energy" w:date="2022-02-10T12:05:00Z"/>
+                <w:ins w:id="415" w:author="Moua, Cheng@Energy" w:date="2022-02-10T12:05:00Z"/>
                 <w:rFonts w:asciiTheme="minorHAnsi" w:hAnsiTheme="minorHAnsi" w:cstheme="minorHAnsi"/>
                 <w:sz w:val="18"/>
                 <w:szCs w:val="18"/>
               </w:rPr>
             </w:pPr>
-            <w:ins w:id="389" w:author="Moua, Cheng@Energy" w:date="2022-02-10T12:05:00Z">
+            <w:ins w:id="416" w:author="Moua, Cheng@Energy" w:date="2022-02-10T12:05:00Z">
               <w:r>
                 <w:rPr>
                   <w:rFonts w:asciiTheme="minorHAnsi" w:hAnsiTheme="minorHAnsi" w:cstheme="minorHAnsi"/>
@@ -18296,13 +18587,13 @@
           <w:p>
             <w:pPr>
               <w:rPr>
-                <w:ins w:id="390" w:author="Moua, Cheng@Energy" w:date="2022-02-10T12:05:00Z"/>
+                <w:ins w:id="417" w:author="Moua, Cheng@Energy" w:date="2022-02-10T12:05:00Z"/>
                 <w:rFonts w:asciiTheme="minorHAnsi" w:hAnsiTheme="minorHAnsi" w:cstheme="minorHAnsi"/>
                 <w:sz w:val="18"/>
                 <w:szCs w:val="18"/>
               </w:rPr>
             </w:pPr>
-            <w:ins w:id="391" w:author="Moua, Cheng@Energy" w:date="2022-02-10T12:05:00Z">
+            <w:ins w:id="418" w:author="Moua, Cheng@Energy" w:date="2022-02-10T12:05:00Z">
               <w:r>
                 <w:rPr>
                   <w:rFonts w:asciiTheme="minorHAnsi" w:hAnsiTheme="minorHAnsi" w:cstheme="minorHAnsi"/>
@@ -18317,7 +18608,7 @@
       </w:tr>
       <w:tr>
         <w:trPr>
-          <w:ins w:id="392" w:author="Moua, Cheng@Energy" w:date="2022-02-10T12:05:00Z"/>
+          <w:ins w:id="419" w:author="Moua, Cheng@Energy" w:date="2022-02-10T12:05:00Z"/>
         </w:trPr>
         <w:tc>
           <w:tcPr>
@@ -18326,13 +18617,13 @@
           <w:p>
             <w:pPr>
               <w:rPr>
-                <w:ins w:id="393" w:author="Moua, Cheng@Energy" w:date="2022-02-10T12:05:00Z"/>
+                <w:ins w:id="420" w:author="Moua, Cheng@Energy" w:date="2022-02-10T12:05:00Z"/>
                 <w:rFonts w:asciiTheme="minorHAnsi" w:hAnsiTheme="minorHAnsi" w:cstheme="minorHAnsi"/>
                 <w:sz w:val="18"/>
                 <w:szCs w:val="18"/>
               </w:rPr>
             </w:pPr>
-            <w:ins w:id="394" w:author="Moua, Cheng@Energy" w:date="2022-02-10T12:05:00Z">
+            <w:ins w:id="421" w:author="Moua, Cheng@Energy" w:date="2022-02-10T12:05:00Z">
               <w:r>
                 <w:rPr>
                   <w:rFonts w:asciiTheme="minorHAnsi" w:hAnsiTheme="minorHAnsi" w:cstheme="minorHAnsi"/>
@@ -18351,13 +18642,13 @@
           <w:p>
             <w:pPr>
               <w:rPr>
-                <w:ins w:id="395" w:author="Moua, Cheng@Energy" w:date="2022-02-10T12:05:00Z"/>
+                <w:ins w:id="422" w:author="Moua, Cheng@Energy" w:date="2022-02-10T12:05:00Z"/>
                 <w:rFonts w:asciiTheme="minorHAnsi" w:hAnsiTheme="minorHAnsi" w:cstheme="minorHAnsi"/>
                 <w:sz w:val="18"/>
                 <w:szCs w:val="18"/>
               </w:rPr>
             </w:pPr>
-            <w:ins w:id="396" w:author="Moua, Cheng@Energy" w:date="2022-02-10T12:05:00Z">
+            <w:ins w:id="423" w:author="Moua, Cheng@Energy" w:date="2022-02-10T12:05:00Z">
               <w:r>
                 <w:rPr>
                   <w:rFonts w:asciiTheme="minorHAnsi" w:hAnsiTheme="minorHAnsi" w:cstheme="minorHAnsi"/>
@@ -18376,13 +18667,13 @@
           <w:p>
             <w:pPr>
               <w:rPr>
-                <w:ins w:id="397" w:author="Moua, Cheng@Energy" w:date="2022-02-10T12:05:00Z"/>
+                <w:ins w:id="424" w:author="Moua, Cheng@Energy" w:date="2022-02-10T12:05:00Z"/>
                 <w:rFonts w:asciiTheme="minorHAnsi" w:hAnsiTheme="minorHAnsi" w:cstheme="minorHAnsi"/>
                 <w:sz w:val="18"/>
                 <w:szCs w:val="18"/>
               </w:rPr>
             </w:pPr>
-            <w:ins w:id="398" w:author="Moua, Cheng@Energy" w:date="2022-02-10T12:05:00Z">
+            <w:ins w:id="425" w:author="Moua, Cheng@Energy" w:date="2022-02-10T12:05:00Z">
               <w:r>
                 <w:rPr>
                   <w:rFonts w:asciiTheme="minorHAnsi" w:hAnsiTheme="minorHAnsi" w:cstheme="minorHAnsi"/>
@@ -18401,13 +18692,13 @@
           <w:p>
             <w:pPr>
               <w:rPr>
-                <w:ins w:id="399" w:author="Moua, Cheng@Energy" w:date="2022-02-10T12:05:00Z"/>
+                <w:ins w:id="426" w:author="Moua, Cheng@Energy" w:date="2022-02-10T12:05:00Z"/>
                 <w:rFonts w:asciiTheme="minorHAnsi" w:hAnsiTheme="minorHAnsi" w:cstheme="minorHAnsi"/>
                 <w:sz w:val="18"/>
                 <w:szCs w:val="18"/>
               </w:rPr>
             </w:pPr>
-            <w:ins w:id="400" w:author="Moua, Cheng@Energy" w:date="2022-02-10T12:05:00Z">
+            <w:ins w:id="427" w:author="Moua, Cheng@Energy" w:date="2022-02-10T12:05:00Z">
               <w:r>
                 <w:rPr>
                   <w:rFonts w:asciiTheme="minorHAnsi" w:hAnsiTheme="minorHAnsi" w:cstheme="minorHAnsi"/>
@@ -18422,7 +18713,7 @@
       </w:tr>
       <w:tr>
         <w:trPr>
-          <w:ins w:id="401" w:author="Moua, Cheng@Energy" w:date="2022-02-10T12:05:00Z"/>
+          <w:ins w:id="428" w:author="Moua, Cheng@Energy" w:date="2022-02-10T12:05:00Z"/>
         </w:trPr>
         <w:tc>
           <w:tcPr>
@@ -18431,13 +18722,13 @@
           <w:p>
             <w:pPr>
               <w:rPr>
-                <w:ins w:id="402" w:author="Moua, Cheng@Energy" w:date="2022-02-10T12:05:00Z"/>
+                <w:ins w:id="429" w:author="Moua, Cheng@Energy" w:date="2022-02-10T12:05:00Z"/>
                 <w:rFonts w:asciiTheme="minorHAnsi" w:hAnsiTheme="minorHAnsi" w:cstheme="minorHAnsi"/>
                 <w:sz w:val="18"/>
                 <w:szCs w:val="18"/>
               </w:rPr>
             </w:pPr>
-            <w:ins w:id="403" w:author="Moua, Cheng@Energy" w:date="2022-02-10T12:05:00Z">
+            <w:ins w:id="430" w:author="Moua, Cheng@Energy" w:date="2022-02-10T12:05:00Z">
               <w:r>
                 <w:rPr>
                   <w:rFonts w:asciiTheme="minorHAnsi" w:hAnsiTheme="minorHAnsi" w:cstheme="minorHAnsi"/>
@@ -18456,13 +18747,13 @@
           <w:p>
             <w:pPr>
               <w:rPr>
-                <w:ins w:id="404" w:author="Moua, Cheng@Energy" w:date="2022-02-10T12:05:00Z"/>
+                <w:ins w:id="431" w:author="Moua, Cheng@Energy" w:date="2022-02-10T12:05:00Z"/>
                 <w:rFonts w:asciiTheme="minorHAnsi" w:hAnsiTheme="minorHAnsi" w:cstheme="minorHAnsi"/>
                 <w:sz w:val="18"/>
                 <w:szCs w:val="18"/>
               </w:rPr>
             </w:pPr>
-            <w:ins w:id="405" w:author="Moua, Cheng@Energy" w:date="2022-02-10T12:06:00Z">
+            <w:ins w:id="432" w:author="Moua, Cheng@Energy" w:date="2022-02-10T12:06:00Z">
               <w:r>
                 <w:rPr>
                   <w:rFonts w:asciiTheme="minorHAnsi" w:hAnsiTheme="minorHAnsi" w:cstheme="minorHAnsi"/>
@@ -18481,13 +18772,13 @@
           <w:p>
             <w:pPr>
               <w:rPr>
-                <w:ins w:id="406" w:author="Shewmaker, Michael@Energy" w:date="2022-03-08T16:11:00Z"/>
+                <w:ins w:id="433" w:author="Shewmaker, Michael@Energy" w:date="2022-03-08T16:11:00Z"/>
                 <w:rFonts w:asciiTheme="minorHAnsi" w:hAnsiTheme="minorHAnsi" w:cstheme="minorBidi"/>
                 <w:sz w:val="18"/>
                 <w:szCs w:val="18"/>
               </w:rPr>
             </w:pPr>
-            <w:ins w:id="407" w:author="Moua, Cheng@Energy" w:date="2022-02-10T12:07:00Z">
+            <w:ins w:id="434" w:author="Moua, Cheng@Energy" w:date="2022-02-10T12:07:00Z">
               <w:r>
                 <w:rPr>
                   <w:rFonts w:asciiTheme="minorHAnsi" w:hAnsiTheme="minorHAnsi" w:cstheme="minorBidi"/>
@@ -18497,7 +18788,7 @@
                 <w:t>&lt;&lt; user input, text</w:t>
               </w:r>
             </w:ins>
-            <w:ins w:id="408" w:author="Alhabibi, Haider@Energy" w:date="2022-03-09T14:58:00Z">
+            <w:ins w:id="435" w:author="Alhabibi, Haider@Energy" w:date="2022-03-09T14:58:00Z">
               <w:r>
                 <w:rPr>
                   <w:rFonts w:asciiTheme="minorHAnsi" w:hAnsiTheme="minorHAnsi" w:cstheme="minorBidi"/>
@@ -18511,7 +18802,7 @@
           <w:p>
             <w:pPr>
               <w:rPr>
-                <w:ins w:id="409" w:author="Shewmaker, Michael@Energy" w:date="2022-03-08T16:11:00Z"/>
+                <w:ins w:id="436" w:author="Shewmaker, Michael@Energy" w:date="2022-03-08T16:11:00Z"/>
                 <w:rFonts w:asciiTheme="minorHAnsi" w:hAnsiTheme="minorHAnsi" w:cstheme="minorHAnsi"/>
                 <w:sz w:val="18"/>
                 <w:szCs w:val="18"/>
@@ -18521,13 +18812,13 @@
           <w:p>
             <w:pPr>
               <w:rPr>
-                <w:ins w:id="410" w:author="Shewmaker, Michael@Energy" w:date="2022-03-08T16:11:00Z"/>
+                <w:ins w:id="437" w:author="Shewmaker, Michael@Energy" w:date="2022-03-08T16:11:00Z"/>
                 <w:rFonts w:asciiTheme="minorHAnsi" w:hAnsiTheme="minorHAnsi" w:cstheme="minorHAnsi"/>
                 <w:sz w:val="18"/>
                 <w:szCs w:val="18"/>
               </w:rPr>
             </w:pPr>
-            <w:ins w:id="411" w:author="Shewmaker, Michael@Energy" w:date="2022-03-08T16:11:00Z">
+            <w:ins w:id="438" w:author="Shewmaker, Michael@Energy" w:date="2022-03-08T16:11:00Z">
               <w:r>
                 <w:rPr>
                   <w:rFonts w:asciiTheme="minorHAnsi" w:hAnsiTheme="minorHAnsi" w:cstheme="minorHAnsi"/>
@@ -18541,13 +18832,13 @@
           <w:p>
             <w:pPr>
               <w:rPr>
-                <w:ins w:id="412" w:author="Moua, Cheng@Energy" w:date="2022-02-10T12:05:00Z"/>
+                <w:ins w:id="439" w:author="Moua, Cheng@Energy" w:date="2022-02-10T12:05:00Z"/>
                 <w:rFonts w:asciiTheme="minorHAnsi" w:hAnsiTheme="minorHAnsi" w:cstheme="minorHAnsi"/>
                 <w:sz w:val="18"/>
                 <w:szCs w:val="18"/>
               </w:rPr>
             </w:pPr>
-            <w:ins w:id="413" w:author="Shewmaker, Michael@Energy" w:date="2022-03-08T16:11:00Z">
+            <w:ins w:id="440" w:author="Shewmaker, Michael@Energy" w:date="2022-03-08T16:11:00Z">
               <w:r>
                 <w:rPr>
                   <w:rFonts w:asciiTheme="minorHAnsi" w:hAnsiTheme="minorHAnsi" w:cstheme="minorHAnsi"/>
@@ -18557,7 +18848,7 @@
                 <w:t xml:space="preserve">User entered value must be ≤ 0.6 if </w:t>
               </w:r>
             </w:ins>
-            <w:ins w:id="414" w:author="Shewmaker, Michael@Energy" w:date="2022-03-08T16:12:00Z">
+            <w:ins w:id="441" w:author="Shewmaker, Michael@Energy" w:date="2022-03-08T16:12:00Z">
               <w:r>
                 <w:rPr>
                   <w:rFonts w:asciiTheme="minorHAnsi" w:hAnsiTheme="minorHAnsi" w:cstheme="minorHAnsi"/>
@@ -18591,7 +18882,7 @@
                 <w:t>16; else value must be ≤ 1.0</w:t>
               </w:r>
             </w:ins>
-            <w:ins w:id="415" w:author="Moua, Cheng@Energy" w:date="2022-02-10T12:07:00Z">
+            <w:ins w:id="442" w:author="Moua, Cheng@Energy" w:date="2022-02-10T12:07:00Z">
               <w:r>
                 <w:rPr>
                   <w:rFonts w:asciiTheme="minorHAnsi" w:hAnsiTheme="minorHAnsi" w:cstheme="minorHAnsi"/>
@@ -18610,13 +18901,13 @@
           <w:p>
             <w:pPr>
               <w:rPr>
-                <w:ins w:id="416" w:author="Shewmaker, Michael@Energy" w:date="2022-03-08T16:13:00Z"/>
+                <w:ins w:id="443" w:author="Shewmaker, Michael@Energy" w:date="2022-03-08T16:13:00Z"/>
                 <w:rFonts w:asciiTheme="minorHAnsi" w:hAnsiTheme="minorHAnsi" w:cstheme="minorBidi"/>
                 <w:sz w:val="18"/>
                 <w:szCs w:val="18"/>
               </w:rPr>
             </w:pPr>
-            <w:ins w:id="417" w:author="Moua, Cheng@Energy" w:date="2022-02-10T12:07:00Z">
+            <w:ins w:id="444" w:author="Moua, Cheng@Energy" w:date="2022-02-10T12:07:00Z">
               <w:r>
                 <w:rPr>
                   <w:rFonts w:asciiTheme="minorHAnsi" w:hAnsiTheme="minorHAnsi" w:cstheme="minorBidi"/>
@@ -18626,7 +18917,7 @@
                 <w:t>&lt;&lt; user input, text</w:t>
               </w:r>
             </w:ins>
-            <w:ins w:id="418" w:author="Alhabibi, Haider@Energy" w:date="2022-03-09T14:59:00Z">
+            <w:ins w:id="445" w:author="Alhabibi, Haider@Energy" w:date="2022-03-09T14:59:00Z">
               <w:r>
                 <w:rPr>
                   <w:rFonts w:asciiTheme="minorHAnsi" w:hAnsiTheme="minorHAnsi" w:cstheme="minorBidi"/>
@@ -18640,13 +18931,13 @@
           <w:p>
             <w:pPr>
               <w:rPr>
-                <w:ins w:id="419" w:author="Shewmaker, Michael@Energy" w:date="2022-03-08T16:13:00Z"/>
+                <w:ins w:id="446" w:author="Shewmaker, Michael@Energy" w:date="2022-03-08T16:13:00Z"/>
                 <w:rFonts w:asciiTheme="minorHAnsi" w:hAnsiTheme="minorHAnsi" w:cstheme="minorHAnsi"/>
                 <w:sz w:val="18"/>
                 <w:szCs w:val="18"/>
               </w:rPr>
             </w:pPr>
-            <w:ins w:id="420" w:author="Shewmaker, Michael@Energy" w:date="2022-03-08T16:13:00Z">
+            <w:ins w:id="447" w:author="Shewmaker, Michael@Energy" w:date="2022-03-08T16:13:00Z">
               <w:r>
                 <w:rPr>
                   <w:rFonts w:asciiTheme="minorHAnsi" w:hAnsiTheme="minorHAnsi" w:cstheme="minorHAnsi"/>
@@ -18660,13 +18951,13 @@
           <w:p>
             <w:pPr>
               <w:rPr>
-                <w:ins w:id="421" w:author="Moua, Cheng@Energy" w:date="2022-02-10T12:05:00Z"/>
+                <w:ins w:id="448" w:author="Moua, Cheng@Energy" w:date="2022-02-10T12:05:00Z"/>
                 <w:rFonts w:asciiTheme="minorHAnsi" w:hAnsiTheme="minorHAnsi" w:cstheme="minorHAnsi"/>
                 <w:sz w:val="18"/>
                 <w:szCs w:val="18"/>
               </w:rPr>
             </w:pPr>
-            <w:ins w:id="422" w:author="Shewmaker, Michael@Energy" w:date="2022-03-08T16:13:00Z">
+            <w:ins w:id="449" w:author="Shewmaker, Michael@Energy" w:date="2022-03-08T16:13:00Z">
               <w:r>
                 <w:rPr>
                   <w:rFonts w:asciiTheme="minorHAnsi" w:hAnsiTheme="minorHAnsi" w:cstheme="minorHAnsi"/>
@@ -18692,7 +18983,7 @@
                 <w:t xml:space="preserve"> if complying prescriptively in climate zones 1, 2, and 11-16; else </w:t>
               </w:r>
             </w:ins>
-            <w:ins w:id="423" w:author="Shewmaker, Michael@Energy" w:date="2022-03-08T16:14:00Z">
+            <w:ins w:id="450" w:author="Shewmaker, Michael@Energy" w:date="2022-03-08T16:14:00Z">
               <w:r>
                 <w:rPr>
                   <w:rFonts w:asciiTheme="minorHAnsi" w:hAnsiTheme="minorHAnsi" w:cstheme="minorHAnsi"/>
@@ -18702,7 +18993,7 @@
                 <w:t>no restriction</w:t>
               </w:r>
             </w:ins>
-            <w:ins w:id="424" w:author="Moua, Cheng@Energy" w:date="2022-02-10T12:07:00Z">
+            <w:ins w:id="451" w:author="Moua, Cheng@Energy" w:date="2022-02-10T12:07:00Z">
               <w:r>
                 <w:rPr>
                   <w:rFonts w:asciiTheme="minorHAnsi" w:hAnsiTheme="minorHAnsi" w:cstheme="minorHAnsi"/>
@@ -18717,7 +19008,7 @@
       </w:tr>
       <w:tr>
         <w:trPr>
-          <w:ins w:id="425" w:author="Moua, Cheng@Energy" w:date="2022-02-10T12:05:00Z"/>
+          <w:ins w:id="452" w:author="Moua, Cheng@Energy" w:date="2022-02-10T12:05:00Z"/>
         </w:trPr>
         <w:tc>
           <w:tcPr>
@@ -18726,7 +19017,7 @@
           <w:p>
             <w:pPr>
               <w:rPr>
-                <w:ins w:id="426" w:author="Moua, Cheng@Energy" w:date="2022-02-10T12:05:00Z"/>
+                <w:ins w:id="453" w:author="Moua, Cheng@Energy" w:date="2022-02-10T12:05:00Z"/>
                 <w:rFonts w:asciiTheme="minorHAnsi" w:hAnsiTheme="minorHAnsi" w:cstheme="minorHAnsi"/>
                 <w:sz w:val="18"/>
                 <w:szCs w:val="18"/>
@@ -18741,7 +19032,7 @@
           <w:p>
             <w:pPr>
               <w:rPr>
-                <w:ins w:id="427" w:author="Moua, Cheng@Energy" w:date="2022-02-10T12:05:00Z"/>
+                <w:ins w:id="454" w:author="Moua, Cheng@Energy" w:date="2022-02-10T12:05:00Z"/>
                 <w:rFonts w:asciiTheme="minorHAnsi" w:hAnsiTheme="minorHAnsi" w:cstheme="minorHAnsi"/>
                 <w:sz w:val="18"/>
                 <w:szCs w:val="18"/>
@@ -18756,7 +19047,7 @@
           <w:p>
             <w:pPr>
               <w:rPr>
-                <w:ins w:id="428" w:author="Moua, Cheng@Energy" w:date="2022-02-10T12:05:00Z"/>
+                <w:ins w:id="455" w:author="Moua, Cheng@Energy" w:date="2022-02-10T12:05:00Z"/>
                 <w:rFonts w:asciiTheme="minorHAnsi" w:hAnsiTheme="minorHAnsi" w:cstheme="minorHAnsi"/>
                 <w:sz w:val="18"/>
                 <w:szCs w:val="18"/>
@@ -18771,7 +19062,7 @@
           <w:p>
             <w:pPr>
               <w:rPr>
-                <w:ins w:id="429" w:author="Moua, Cheng@Energy" w:date="2022-02-10T12:05:00Z"/>
+                <w:ins w:id="456" w:author="Moua, Cheng@Energy" w:date="2022-02-10T12:05:00Z"/>
                 <w:rFonts w:asciiTheme="minorHAnsi" w:hAnsiTheme="minorHAnsi" w:cstheme="minorHAnsi"/>
                 <w:sz w:val="18"/>
                 <w:szCs w:val="18"/>
@@ -18782,7 +19073,7 @@
       </w:tr>
       <w:tr>
         <w:trPr>
-          <w:ins w:id="430" w:author="Moua, Cheng@Energy" w:date="2022-02-10T12:05:00Z"/>
+          <w:ins w:id="457" w:author="Moua, Cheng@Energy" w:date="2022-02-10T12:05:00Z"/>
         </w:trPr>
         <w:tc>
           <w:tcPr>
@@ -18791,7 +19082,7 @@
           <w:p>
             <w:pPr>
               <w:rPr>
-                <w:ins w:id="431" w:author="Moua, Cheng@Energy" w:date="2022-02-10T12:05:00Z"/>
+                <w:ins w:id="458" w:author="Moua, Cheng@Energy" w:date="2022-02-10T12:05:00Z"/>
                 <w:rFonts w:asciiTheme="minorHAnsi" w:hAnsiTheme="minorHAnsi" w:cstheme="minorHAnsi"/>
                 <w:sz w:val="18"/>
                 <w:szCs w:val="18"/>
@@ -18806,7 +19097,7 @@
           <w:p>
             <w:pPr>
               <w:rPr>
-                <w:ins w:id="432" w:author="Moua, Cheng@Energy" w:date="2022-02-10T12:05:00Z"/>
+                <w:ins w:id="459" w:author="Moua, Cheng@Energy" w:date="2022-02-10T12:05:00Z"/>
                 <w:rFonts w:asciiTheme="minorHAnsi" w:hAnsiTheme="minorHAnsi" w:cstheme="minorHAnsi"/>
                 <w:sz w:val="18"/>
                 <w:szCs w:val="18"/>
@@ -18821,7 +19112,7 @@
           <w:p>
             <w:pPr>
               <w:rPr>
-                <w:ins w:id="433" w:author="Moua, Cheng@Energy" w:date="2022-02-10T12:05:00Z"/>
+                <w:ins w:id="460" w:author="Moua, Cheng@Energy" w:date="2022-02-10T12:05:00Z"/>
                 <w:rFonts w:asciiTheme="minorHAnsi" w:hAnsiTheme="minorHAnsi" w:cstheme="minorHAnsi"/>
                 <w:sz w:val="18"/>
                 <w:szCs w:val="18"/>
@@ -18836,7 +19127,7 @@
           <w:p>
             <w:pPr>
               <w:rPr>
-                <w:ins w:id="434" w:author="Moua, Cheng@Energy" w:date="2022-02-10T12:05:00Z"/>
+                <w:ins w:id="461" w:author="Moua, Cheng@Energy" w:date="2022-02-10T12:05:00Z"/>
                 <w:rFonts w:asciiTheme="minorHAnsi" w:hAnsiTheme="minorHAnsi" w:cstheme="minorHAnsi"/>
                 <w:sz w:val="18"/>
                 <w:szCs w:val="18"/>
@@ -18850,7 +19141,7 @@
       <w:pPr>
         <w:ind w:left="-90"/>
         <w:rPr>
-          <w:ins w:id="435" w:author="Moua, Cheng@Energy" w:date="2022-02-10T12:05:00Z"/>
+          <w:ins w:id="462" w:author="Moua, Cheng@Energy" w:date="2022-02-10T12:05:00Z"/>
           <w:rFonts w:asciiTheme="minorHAnsi" w:hAnsiTheme="minorHAnsi" w:cstheme="minorHAnsi"/>
           <w:sz w:val="18"/>
           <w:szCs w:val="18"/>
@@ -19153,7 +19444,7 @@
               </w:rPr>
               <w:t xml:space="preserve">&lt;&lt; calculated field, referenced data from </w:t>
             </w:r>
-            <w:del w:id="436" w:author="Alhabibi, Haider@Energy" w:date="2022-02-14T16:52:00Z">
+            <w:del w:id="463" w:author="Alhabibi, Haider@Energy" w:date="2022-02-14T16:52:00Z">
               <w:r>
                 <w:rPr>
                   <w:rFonts w:asciiTheme="minorHAnsi" w:hAnsiTheme="minorHAnsi" w:cstheme="minorHAnsi"/>
@@ -19179,7 +19470,7 @@
                 <w:delText>R</w:delText>
               </w:r>
             </w:del>
-            <w:ins w:id="437" w:author="Alhabibi, Haider@Energy" w:date="2022-02-14T16:52:00Z">
+            <w:ins w:id="464" w:author="Alhabibi, Haider@Energy" w:date="2022-02-14T16:52:00Z">
               <w:r>
                 <w:rPr>
                   <w:rFonts w:asciiTheme="minorHAnsi" w:hAnsiTheme="minorHAnsi" w:cstheme="minorHAnsi"/>
@@ -20447,7 +20738,7 @@
               </w:rPr>
               <w:t xml:space="preserve">“Target dwelling unit compartmentalization leakage” (taken from </w:t>
             </w:r>
-            <w:del w:id="438" w:author="Alhabibi, Haider@Energy" w:date="2022-02-14T16:52:00Z">
+            <w:del w:id="465" w:author="Alhabibi, Haider@Energy" w:date="2022-02-14T16:52:00Z">
               <w:r>
                 <w:rPr>
                   <w:rFonts w:asciiTheme="minorHAnsi" w:hAnsiTheme="minorHAnsi"/>
@@ -20457,7 +20748,7 @@
                 <w:delText>CF2R</w:delText>
               </w:r>
             </w:del>
-            <w:ins w:id="439" w:author="Alhabibi, Haider@Energy" w:date="2022-02-14T16:52:00Z">
+            <w:ins w:id="466" w:author="Alhabibi, Haider@Energy" w:date="2022-02-14T16:52:00Z">
               <w:r>
                 <w:rPr>
                   <w:rFonts w:asciiTheme="minorHAnsi" w:hAnsiTheme="minorHAnsi"/>
@@ -20700,7 +20991,7 @@
               </w:rPr>
               <w:t xml:space="preserve">“Target dwelling unit compartmentalization leakage” (taken from </w:t>
             </w:r>
-            <w:del w:id="440" w:author="Alhabibi, Haider@Energy" w:date="2022-02-14T16:52:00Z">
+            <w:del w:id="467" w:author="Alhabibi, Haider@Energy" w:date="2022-02-14T16:52:00Z">
               <w:r>
                 <w:rPr>
                   <w:rFonts w:asciiTheme="minorHAnsi" w:hAnsiTheme="minorHAnsi"/>
@@ -20710,7 +21001,7 @@
                 <w:delText>CF2R</w:delText>
               </w:r>
             </w:del>
-            <w:ins w:id="441" w:author="Alhabibi, Haider@Energy" w:date="2022-02-14T16:52:00Z">
+            <w:ins w:id="468" w:author="Alhabibi, Haider@Energy" w:date="2022-02-14T16:52:00Z">
               <w:r>
                 <w:rPr>
                   <w:rFonts w:asciiTheme="minorHAnsi" w:hAnsiTheme="minorHAnsi"/>
@@ -21986,7 +22277,7 @@
               </w:rPr>
               <w:t>instructions</w:t>
             </w:r>
-            <w:ins w:id="442" w:author="Moua, Cheng@Energy" w:date="2022-02-10T12:26:00Z">
+            <w:ins w:id="469" w:author="Moua, Cheng@Energy" w:date="2022-02-10T12:26:00Z">
               <w:r>
                 <w:rPr>
                   <w:rStyle w:val="margin0020notechar"/>
@@ -21997,7 +22288,7 @@
                 <w:t>,</w:t>
               </w:r>
             </w:ins>
-            <w:del w:id="443" w:author="Moua, Cheng@Energy" w:date="2022-02-10T12:26:00Z">
+            <w:del w:id="470" w:author="Moua, Cheng@Energy" w:date="2022-02-10T12:26:00Z">
               <w:r>
                 <w:rPr>
                   <w:rStyle w:val="margin0020notechar"/>
@@ -22017,7 +22308,7 @@
               </w:rPr>
               <w:t xml:space="preserve"> </w:t>
             </w:r>
-            <w:ins w:id="444" w:author="Moua, Cheng@Energy" w:date="2022-02-10T12:27:00Z">
+            <w:ins w:id="471" w:author="Moua, Cheng@Energy" w:date="2022-02-10T12:27:00Z">
               <w:r>
                 <w:rPr>
                   <w:rStyle w:val="margin0020notechar"/>
@@ -22037,7 +22328,7 @@
               </w:rPr>
               <w:t xml:space="preserve">NFPA 54/ANSI Z223.1, </w:t>
             </w:r>
-            <w:del w:id="445" w:author="Moua, Cheng@Energy" w:date="2022-02-10T12:27:00Z">
+            <w:del w:id="472" w:author="Moua, Cheng@Energy" w:date="2022-02-10T12:27:00Z">
               <w:r>
                 <w:rPr>
                   <w:rStyle w:val="margin0020notechar"/>
@@ -22086,7 +22377,7 @@
               </w:rPr>
               <w:t xml:space="preserve">or NFPA 211, </w:t>
             </w:r>
-            <w:del w:id="446" w:author="Moua, Cheng@Energy" w:date="2022-02-10T12:27:00Z">
+            <w:del w:id="473" w:author="Moua, Cheng@Energy" w:date="2022-02-10T12:27:00Z">
               <w:r>
                 <w:rPr>
                   <w:rStyle w:val="margin0020notechar"/>
@@ -22185,7 +22476,7 @@
               </w:rPr>
               <w:t>atmospherically vented combustion appliances or solid-fuel</w:t>
             </w:r>
-            <w:ins w:id="447" w:author="Moua, Cheng@Energy" w:date="2022-02-10T12:27:00Z">
+            <w:ins w:id="474" w:author="Moua, Cheng@Energy" w:date="2022-02-10T12:27:00Z">
               <w:r>
                 <w:rPr>
                   <w:rStyle w:val="margin0020notechar"/>
@@ -22493,7 +22784,7 @@
               </w:rPr>
               <w:t xml:space="preserve">Combustion appliances that pass safety testing performed according to ANSI/BPI-1200, </w:t>
             </w:r>
-            <w:del w:id="448" w:author="Moua, Cheng@Energy" w:date="2022-02-10T12:27:00Z">
+            <w:del w:id="475" w:author="Moua, Cheng@Energy" w:date="2022-02-10T12:27:00Z">
               <w:r>
                 <w:rPr>
                   <w:rStyle w:val="margin0020notechar"/>
@@ -23868,7 +24159,7 @@
         <w:trPr>
           <w:cantSplit/>
           <w:trHeight w:val="158"/>
-          <w:ins w:id="449" w:author="Alhabibi, Haider@Energy" w:date="2022-03-30T18:41:00Z"/>
+          <w:ins w:id="476" w:author="Alhabibi, Haider@Energy" w:date="2022-03-30T18:41:00Z"/>
         </w:trPr>
         <w:tc>
           <w:tcPr>
@@ -23890,13 +24181,13 @@
               <w:keepNext/>
               <w:jc w:val="center"/>
               <w:rPr>
-                <w:ins w:id="450" w:author="Alhabibi, Haider@Energy" w:date="2022-03-30T18:41:00Z"/>
-                <w:rFonts w:asciiTheme="minorHAnsi" w:hAnsiTheme="minorHAnsi"/>
-                <w:sz w:val="18"/>
-                <w:szCs w:val="18"/>
-              </w:rPr>
-            </w:pPr>
-            <w:ins w:id="451" w:author="Alhabibi, Haider@Energy" w:date="2022-03-30T18:41:00Z">
+                <w:ins w:id="477" w:author="Alhabibi, Haider@Energy" w:date="2022-03-30T18:41:00Z"/>
+                <w:rFonts w:asciiTheme="minorHAnsi" w:hAnsiTheme="minorHAnsi"/>
+                <w:sz w:val="18"/>
+                <w:szCs w:val="18"/>
+              </w:rPr>
+            </w:pPr>
+            <w:ins w:id="478" w:author="Alhabibi, Haider@Energy" w:date="2022-03-30T18:41:00Z">
               <w:r>
                 <w:rPr>
                   <w:rFonts w:asciiTheme="minorHAnsi" w:hAnsiTheme="minorHAnsi"/>
@@ -23926,14 +24217,14 @@
           <w:p>
             <w:pPr>
               <w:rPr>
-                <w:ins w:id="452" w:author="Alhabibi, Haider@Energy" w:date="2022-03-30T18:41:00Z"/>
+                <w:ins w:id="479" w:author="Alhabibi, Haider@Energy" w:date="2022-03-30T18:41:00Z"/>
                 <w:rFonts w:asciiTheme="minorHAnsi" w:hAnsiTheme="minorHAnsi"/>
                 <w:b/>
                 <w:sz w:val="18"/>
                 <w:szCs w:val="18"/>
               </w:rPr>
             </w:pPr>
-            <w:ins w:id="453" w:author="Alhabibi, Haider@Energy" w:date="2022-03-30T18:41:00Z">
+            <w:ins w:id="480" w:author="Alhabibi, Haider@Energy" w:date="2022-03-30T18:41:00Z">
               <w:r>
                 <w:rPr>
                   <w:rFonts w:asciiTheme="minorHAnsi" w:hAnsiTheme="minorHAnsi"/>
@@ -24098,7 +24389,7 @@
               </w:rPr>
               <w:t xml:space="preserve">The items listed below (7.1 through 7.4) correspond to the information given in ASHRAE 62.2 Section 7 "Air-Moving Equipment".  Refer also to Chapter </w:t>
             </w:r>
-            <w:ins w:id="454" w:author="Moua, Cheng@Energy" w:date="2022-02-10T12:28:00Z">
+            <w:ins w:id="481" w:author="Moua, Cheng@Energy" w:date="2022-02-10T12:28:00Z">
               <w:r>
                 <w:rPr>
                   <w:rFonts w:asciiTheme="minorHAnsi" w:hAnsiTheme="minorHAnsi" w:cs="Arial"/>
@@ -24108,7 +24399,7 @@
                 <w:t>11</w:t>
               </w:r>
             </w:ins>
-            <w:del w:id="455" w:author="Moua, Cheng@Energy" w:date="2022-02-10T12:28:00Z">
+            <w:del w:id="482" w:author="Moua, Cheng@Energy" w:date="2022-02-10T12:28:00Z">
               <w:r>
                 <w:rPr>
                   <w:rFonts w:asciiTheme="minorHAnsi" w:hAnsiTheme="minorHAnsi" w:cs="Arial"/>
@@ -24126,7 +24417,7 @@
               </w:rPr>
               <w:t xml:space="preserve"> of the </w:t>
             </w:r>
-            <w:ins w:id="456" w:author="Moua, Cheng@Energy" w:date="2022-02-10T12:28:00Z">
+            <w:ins w:id="483" w:author="Moua, Cheng@Energy" w:date="2022-02-10T12:28:00Z">
               <w:r>
                 <w:rPr>
                   <w:rFonts w:asciiTheme="minorHAnsi" w:hAnsiTheme="minorHAnsi" w:cs="Arial"/>
@@ -24136,7 +24427,7 @@
                 <w:t>Nonr</w:t>
               </w:r>
             </w:ins>
-            <w:del w:id="457" w:author="Moua, Cheng@Energy" w:date="2022-02-10T12:28:00Z">
+            <w:del w:id="484" w:author="Moua, Cheng@Energy" w:date="2022-02-10T12:28:00Z">
               <w:r>
                 <w:rPr>
                   <w:rFonts w:asciiTheme="minorHAnsi" w:hAnsiTheme="minorHAnsi" w:cs="Arial"/>
@@ -24154,7 +24445,7 @@
               </w:rPr>
               <w:t xml:space="preserve">esidential Compliance Manual (Section </w:t>
             </w:r>
-            <w:ins w:id="458" w:author="Moua, Cheng@Energy" w:date="2022-02-10T12:28:00Z">
+            <w:ins w:id="485" w:author="Moua, Cheng@Energy" w:date="2022-02-10T12:28:00Z">
               <w:r>
                 <w:rPr>
                   <w:rFonts w:asciiTheme="minorHAnsi" w:hAnsiTheme="minorHAnsi" w:cs="Arial"/>
@@ -24164,7 +24455,7 @@
                 <w:t>11.4</w:t>
               </w:r>
             </w:ins>
-            <w:del w:id="459" w:author="Moua, Cheng@Energy" w:date="2022-02-10T12:28:00Z">
+            <w:del w:id="486" w:author="Moua, Cheng@Energy" w:date="2022-02-10T12:28:00Z">
               <w:r>
                 <w:rPr>
                   <w:rFonts w:asciiTheme="minorHAnsi" w:hAnsiTheme="minorHAnsi" w:cs="Arial"/>
@@ -24348,7 +24639,7 @@
               </w:rPr>
               <w:t>accordance with ANSI/ASHRAE Standard 51/AMCA 210</w:t>
             </w:r>
-            <w:del w:id="460" w:author="Moua, Cheng@Energy" w:date="2022-02-10T12:28:00Z">
+            <w:del w:id="487" w:author="Moua, Cheng@Energy" w:date="2022-02-10T12:28:00Z">
               <w:r>
                 <w:rPr>
                   <w:rFonts w:asciiTheme="minorHAnsi" w:hAnsiTheme="minorHAnsi"/>
@@ -24387,7 +24678,7 @@
               </w:rPr>
               <w:t xml:space="preserve">, and ANSI/AMCA Standard 300, </w:t>
             </w:r>
-            <w:del w:id="461" w:author="Moua, Cheng@Energy" w:date="2022-02-10T12:29:00Z">
+            <w:del w:id="488" w:author="Moua, Cheng@Energy" w:date="2022-02-10T12:29:00Z">
               <w:r>
                 <w:rPr>
                   <w:rFonts w:asciiTheme="minorHAnsi" w:hAnsiTheme="minorHAnsi"/>
@@ -24453,7 +24744,7 @@
               </w:rPr>
               <w:t xml:space="preserve">the Home Ventilating Institute (HVI) (HVI 915, </w:t>
             </w:r>
-            <w:ins w:id="462" w:author="Moua, Cheng@Energy" w:date="2022-02-10T12:29:00Z">
+            <w:ins w:id="489" w:author="Moua, Cheng@Energy" w:date="2022-02-10T12:29:00Z">
               <w:r>
                 <w:rPr>
                   <w:rFonts w:asciiTheme="minorHAnsi" w:hAnsiTheme="minorHAnsi"/>
@@ -24464,7 +24755,7 @@
                 <w:t>916, 920)</w:t>
               </w:r>
             </w:ins>
-            <w:del w:id="463" w:author="Moua, Cheng@Energy" w:date="2022-02-10T12:29:00Z">
+            <w:del w:id="490" w:author="Moua, Cheng@Energy" w:date="2022-02-10T12:29:00Z">
               <w:r>
                 <w:rPr>
                   <w:rFonts w:asciiTheme="minorHAnsi" w:hAnsiTheme="minorHAnsi"/>
@@ -24523,7 +24814,7 @@
                 <w:delText>).</w:delText>
               </w:r>
             </w:del>
-            <w:ins w:id="464" w:author="Moua, Cheng@Energy" w:date="2022-02-10T12:29:00Z">
+            <w:ins w:id="491" w:author="Moua, Cheng@Energy" w:date="2022-02-10T12:29:00Z">
               <w:r>
                 <w:rPr>
                   <w:rFonts w:asciiTheme="minorHAnsi" w:hAnsiTheme="minorHAnsi"/>
@@ -25691,7 +25982,7 @@
     <w:p>
       <w:pPr>
         <w:rPr>
-          <w:ins w:id="465" w:author="Moua, Cheng@Energy" w:date="2022-02-08T16:38:00Z"/>
+          <w:ins w:id="492" w:author="Moua, Cheng@Energy" w:date="2022-02-08T16:38:00Z"/>
           <w:rFonts w:asciiTheme="minorHAnsi" w:hAnsiTheme="minorHAnsi" w:cstheme="minorHAnsi"/>
         </w:rPr>
       </w:pPr>
@@ -25721,8 +26012,8 @@
         <w:trPr>
           <w:cantSplit/>
           <w:trHeight w:val="288"/>
-          <w:ins w:id="466" w:author="Moua, Cheng@Energy" w:date="2022-02-08T16:38:00Z"/>
-          <w:del w:id="467" w:author="Alhabibi, Haider@Energy" w:date="2022-03-30T18:42:00Z"/>
+          <w:ins w:id="493" w:author="Moua, Cheng@Energy" w:date="2022-02-08T16:38:00Z"/>
+          <w:del w:id="494" w:author="Alhabibi, Haider@Energy" w:date="2022-03-30T18:42:00Z"/>
         </w:trPr>
         <w:tc>
           <w:tcPr>
@@ -25738,15 +26029,15 @@
           <w:p>
             <w:pPr>
               <w:rPr>
-                <w:ins w:id="468" w:author="Moua, Cheng@Energy" w:date="2022-02-08T16:38:00Z"/>
-                <w:del w:id="469" w:author="Alhabibi, Haider@Energy" w:date="2022-03-30T18:42:00Z"/>
+                <w:ins w:id="495" w:author="Moua, Cheng@Energy" w:date="2022-02-08T16:38:00Z"/>
+                <w:del w:id="496" w:author="Alhabibi, Haider@Energy" w:date="2022-03-30T18:42:00Z"/>
                 <w:rFonts w:asciiTheme="minorHAnsi" w:hAnsiTheme="minorHAnsi" w:cs="Arial"/>
                 <w:b/>
                 <w:szCs w:val="18"/>
               </w:rPr>
             </w:pPr>
-            <w:ins w:id="470" w:author="Moua, Cheng@Energy" w:date="2022-02-08T16:38:00Z">
-              <w:del w:id="471" w:author="Alhabibi, Haider@Energy" w:date="2022-03-30T18:42:00Z">
+            <w:ins w:id="497" w:author="Moua, Cheng@Energy" w:date="2022-02-08T16:38:00Z">
+              <w:del w:id="498" w:author="Alhabibi, Haider@Energy" w:date="2022-03-30T18:42:00Z">
                 <w:r>
                   <w:rPr>
                     <w:rFonts w:asciiTheme="minorHAnsi" w:hAnsiTheme="minorHAnsi" w:cs="Arial"/>
@@ -25764,8 +26055,8 @@
         <w:trPr>
           <w:cantSplit/>
           <w:trHeight w:val="288"/>
-          <w:ins w:id="472" w:author="Moua, Cheng@Energy" w:date="2022-02-08T16:38:00Z"/>
-          <w:del w:id="473" w:author="Alhabibi, Haider@Energy" w:date="2022-03-30T18:42:00Z"/>
+          <w:ins w:id="499" w:author="Moua, Cheng@Energy" w:date="2022-02-08T16:38:00Z"/>
+          <w:del w:id="500" w:author="Alhabibi, Haider@Energy" w:date="2022-03-30T18:42:00Z"/>
         </w:trPr>
         <w:tc>
           <w:tcPr>
@@ -25781,15 +26072,15 @@
           <w:p>
             <w:pPr>
               <w:rPr>
-                <w:ins w:id="474" w:author="Moua, Cheng@Energy" w:date="2022-02-08T16:38:00Z"/>
-                <w:del w:id="475" w:author="Alhabibi, Haider@Energy" w:date="2022-03-30T18:42:00Z"/>
+                <w:ins w:id="501" w:author="Moua, Cheng@Energy" w:date="2022-02-08T16:38:00Z"/>
+                <w:del w:id="502" w:author="Alhabibi, Haider@Energy" w:date="2022-03-30T18:42:00Z"/>
                 <w:rFonts w:asciiTheme="minorHAnsi" w:hAnsiTheme="minorHAnsi" w:cs="Arial"/>
                 <w:b/>
                 <w:szCs w:val="18"/>
               </w:rPr>
             </w:pPr>
-            <w:ins w:id="476" w:author="Moua, Cheng@Energy" w:date="2022-02-08T16:38:00Z">
-              <w:del w:id="477" w:author="Alhabibi, Haider@Energy" w:date="2022-03-30T18:42:00Z">
+            <w:ins w:id="503" w:author="Moua, Cheng@Energy" w:date="2022-02-08T16:38:00Z">
+              <w:del w:id="504" w:author="Alhabibi, Haider@Energy" w:date="2022-03-30T18:42:00Z">
                 <w:r>
                   <w:rPr>
                     <w:rFonts w:asciiTheme="minorHAnsi" w:hAnsiTheme="minorHAnsi"/>
@@ -25808,8 +26099,8 @@
         <w:trPr>
           <w:cantSplit/>
           <w:trHeight w:val="158"/>
-          <w:ins w:id="478" w:author="Moua, Cheng@Energy" w:date="2022-02-08T16:38:00Z"/>
-          <w:del w:id="479" w:author="Alhabibi, Haider@Energy" w:date="2022-03-30T18:42:00Z"/>
+          <w:ins w:id="505" w:author="Moua, Cheng@Energy" w:date="2022-02-08T16:38:00Z"/>
+          <w:del w:id="506" w:author="Alhabibi, Haider@Energy" w:date="2022-03-30T18:42:00Z"/>
         </w:trPr>
         <w:tc>
           <w:tcPr>
@@ -25826,8 +26117,8 @@
             <w:pPr>
               <w:keepNext/>
               <w:rPr>
-                <w:ins w:id="480" w:author="Moua, Cheng@Energy" w:date="2022-02-08T16:38:00Z"/>
-                <w:del w:id="481" w:author="Alhabibi, Haider@Energy" w:date="2022-03-30T18:42:00Z"/>
+                <w:ins w:id="507" w:author="Moua, Cheng@Energy" w:date="2022-02-08T16:38:00Z"/>
+                <w:del w:id="508" w:author="Alhabibi, Haider@Energy" w:date="2022-03-30T18:42:00Z"/>
                 <w:rFonts w:asciiTheme="minorHAnsi" w:hAnsiTheme="minorHAnsi"/>
                 <w:b/>
                 <w:bCs/>
@@ -25835,8 +26126,8 @@
                 <w:szCs w:val="18"/>
               </w:rPr>
             </w:pPr>
-            <w:ins w:id="482" w:author="Moua, Cheng@Energy" w:date="2022-02-08T16:38:00Z">
-              <w:del w:id="483" w:author="Alhabibi, Haider@Energy" w:date="2022-03-30T18:42:00Z">
+            <w:ins w:id="509" w:author="Moua, Cheng@Energy" w:date="2022-02-08T16:38:00Z">
+              <w:del w:id="510" w:author="Alhabibi, Haider@Energy" w:date="2022-03-30T18:42:00Z">
                 <w:r>
                   <w:rPr>
                     <w:rFonts w:asciiTheme="minorHAnsi" w:hAnsiTheme="minorHAnsi"/>
@@ -27309,10 +27600,10 @@
       </w:pPr>
     </w:p>
     <w:sectPr>
-      <w:headerReference w:type="even" r:id="rId21"/>
-      <w:headerReference w:type="default" r:id="rId22"/>
-      <w:footerReference w:type="default" r:id="rId23"/>
-      <w:headerReference w:type="first" r:id="rId24"/>
+      <w:headerReference w:type="even" r:id="rId25"/>
+      <w:headerReference w:type="default" r:id="rId26"/>
+      <w:footerReference w:type="default" r:id="rId27"/>
+      <w:headerReference w:type="first" r:id="rId28"/>
       <w:pgSz w:w="12240" w:h="15840" w:code="1"/>
       <w:pgMar w:top="720" w:right="720" w:bottom="720" w:left="720" w:header="576" w:footer="576" w:gutter="0"/>
       <w:pgNumType w:start="1"/>
@@ -27323,8 +27614,149 @@
 </w:document>
 </file>
 
+<file path=word/comments.xml><?xml version="1.0" encoding="utf-8"?>
+<w:comments xmlns:wpc="http://schemas.microsoft.com/office/word/2010/wordprocessingCanvas" xmlns:cx="http://schemas.microsoft.com/office/drawing/2014/chartex" xmlns:cx1="http://schemas.microsoft.com/office/drawing/2015/9/8/chartex" xmlns:cx2="http://schemas.microsoft.com/office/drawing/2015/10/21/chartex" xmlns:cx3="http://schemas.microsoft.com/office/drawing/2016/5/9/chartex" xmlns:cx4="http://schemas.microsoft.com/office/drawing/2016/5/10/chartex" xmlns:cx5="http://schemas.microsoft.com/office/drawing/2016/5/11/chartex" xmlns:cx6="http://schemas.microsoft.com/office/drawing/2016/5/12/chartex" xmlns:cx7="http://schemas.microsoft.com/office/drawing/2016/5/13/chartex" xmlns:cx8="http://schemas.microsoft.com/office/drawing/2016/5/14/chartex" xmlns:mc="http://schemas.openxmlformats.org/markup-compatibility/2006" xmlns:aink="http://schemas.microsoft.com/office/drawing/2016/ink" xmlns:am3d="http://schemas.microsoft.com/office/drawing/2017/model3d" xmlns:o="urn:schemas-microsoft-com:office:office" xmlns:oel="http://schemas.microsoft.com/office/2019/extlst" xmlns:r="http://schemas.openxmlformats.org/officeDocument/2006/relationships" xmlns:m="http://schemas.openxmlformats.org/officeDocument/2006/math" xmlns:v="urn:schemas-microsoft-com:vml" xmlns:wp14="http://schemas.microsoft.com/office/word/2010/wordprocessingDrawing" xmlns:wp="http://schemas.openxmlformats.org/drawingml/2006/wordprocessingDrawing" xmlns:w10="urn:schemas-microsoft-com:office:word" xmlns:w="http://schemas.openxmlformats.org/wordprocessingml/2006/main" xmlns:w14="http://schemas.microsoft.com/office/word/2010/wordml" xmlns:w15="http://schemas.microsoft.com/office/word/2012/wordml" xmlns:w16cex="http://schemas.microsoft.com/office/word/2018/wordml/cex" xmlns:w16cid="http://schemas.microsoft.com/office/word/2016/wordml/cid" xmlns:w16="http://schemas.microsoft.com/office/word/2018/wordml" xmlns:w16sdtdh="http://schemas.microsoft.com/office/word/2020/wordml/sdtdatahash" xmlns:w16se="http://schemas.microsoft.com/office/word/2015/wordml/symex" xmlns:wpg="http://schemas.microsoft.com/office/word/2010/wordprocessingGroup" xmlns:wpi="http://schemas.microsoft.com/office/word/2010/wordprocessingInk" xmlns:wne="http://schemas.microsoft.com/office/word/2006/wordml" xmlns:wps="http://schemas.microsoft.com/office/word/2010/wordprocessingShape" mc:Ignorable="w14 w15 w16se w16cid w16 w16cex w16sdtdh wp14">
+  <w:comment w:id="310" w:author="Alhabibi, Haider@Energy [2]" w:date="2022-05-05T15:50:00Z" w:initials="AH">
+    <w:p>
+      <w:pPr>
+        <w:pStyle w:val="CommentText"/>
+      </w:pPr>
+      <w:r>
+        <w:rPr>
+          <w:rStyle w:val="CommentReference"/>
+        </w:rPr>
+        <w:annotationRef/>
+      </w:r>
+      <w:r>
+        <w:t>Nee</w:t>
+      </w:r>
+      <w:r>
+        <w:t>d to discuss the pseudocode with Sally and Ben</w:t>
+      </w:r>
+    </w:p>
+  </w:comment>
+  <w:comment w:id="311" w:author="Shewmaker, Michael@Energy" w:date="2022-05-09T11:11:00Z" w:initials="SM">
+    <w:p>
+      <w:pPr>
+        <w:pStyle w:val="CommentText"/>
+      </w:pPr>
+      <w:r>
+        <w:fldChar w:fldCharType="begin"/>
+      </w:r>
+      <w:r>
+        <w:instrText xml:space="preserve"> HYPERLINK "mailto:Haider.Alhabibi@Energy.ca.gov"</w:instrText>
+      </w:r>
+      <w:bookmarkStart w:id="312" w:name="_@_30F94222FDEA4A228EE5884CEEAC7687Z"/>
+      <w:r>
+        <w:fldChar w:fldCharType="separate"/>
+      </w:r>
+      <w:bookmarkEnd w:id="312"/>
+      <w:r>
+        <w:rPr>
+          <w:rStyle w:val="Mention"/>
+          <w:noProof/>
+        </w:rPr>
+        <w:t>@Alhabibi, Haider@Energy</w:t>
+      </w:r>
+      <w:r>
+        <w:fldChar w:fldCharType="end"/>
+      </w:r>
+      <w:r>
+        <w:t xml:space="preserve">  - Need to update pseudo code to allow user to select the Project Scope if the parent LMCC is prescriptive (i.e., LMCC-MCH-01).</w:t>
+      </w:r>
+      <w:r>
+        <w:rPr>
+          <w:rStyle w:val="CommentReference"/>
+        </w:rPr>
+        <w:annotationRef/>
+      </w:r>
+    </w:p>
+  </w:comment>
+  <w:comment w:id="327" w:author="Shewmaker, Michael@Energy" w:date="2022-05-09T11:08:00Z" w:initials="SM">
+    <w:p>
+      <w:pPr>
+        <w:pStyle w:val="CommentText"/>
+      </w:pPr>
+      <w:r>
+        <w:fldChar w:fldCharType="begin"/>
+      </w:r>
+      <w:r>
+        <w:instrText xml:space="preserve"> HYPERLINK "mailto:Haider.Alhabibi@Energy.ca.gov"</w:instrText>
+      </w:r>
+      <w:bookmarkStart w:id="329" w:name="_@_C8EF346CC3944296A2D5CF4F08774855Z"/>
+      <w:r>
+        <w:fldChar w:fldCharType="separate"/>
+      </w:r>
+      <w:bookmarkEnd w:id="329"/>
+      <w:r>
+        <w:rPr>
+          <w:rStyle w:val="Mention"/>
+          <w:noProof/>
+        </w:rPr>
+        <w:t>@Alhabibi, Haider@Energy</w:t>
+      </w:r>
+      <w:r>
+        <w:fldChar w:fldCharType="end"/>
+      </w:r>
+      <w:r>
+        <w:t xml:space="preserve"> </w:t>
+      </w:r>
+      <w:r>
+        <w:rPr>
+          <w:rStyle w:val="CommentReference"/>
+        </w:rPr>
+        <w:annotationRef/>
+      </w:r>
+    </w:p>
+  </w:comment>
+  <w:comment w:id="328" w:author="Shewmaker, Michael@Energy" w:date="2022-05-09T11:10:00Z" w:initials="SM">
+    <w:p>
+      <w:pPr>
+        <w:pStyle w:val="CommentText"/>
+      </w:pPr>
+      <w:r>
+        <w:t>Need to update language to remove single family CF1R references.</w:t>
+      </w:r>
+      <w:r>
+        <w:rPr>
+          <w:rStyle w:val="CommentReference"/>
+        </w:rPr>
+        <w:annotationRef/>
+      </w:r>
+    </w:p>
+  </w:comment>
+</w:comments>
+</file>
+
+<file path=word/commentsExtended.xml><?xml version="1.0" encoding="utf-8"?>
+<w15:commentsEx xmlns:wpc="http://schemas.microsoft.com/office/word/2010/wordprocessingCanvas" xmlns:cx="http://schemas.microsoft.com/office/drawing/2014/chartex" xmlns:cx1="http://schemas.microsoft.com/office/drawing/2015/9/8/chartex" xmlns:cx2="http://schemas.microsoft.com/office/drawing/2015/10/21/chartex" xmlns:cx3="http://schemas.microsoft.com/office/drawing/2016/5/9/chartex" xmlns:cx4="http://schemas.microsoft.com/office/drawing/2016/5/10/chartex" xmlns:cx5="http://schemas.microsoft.com/office/drawing/2016/5/11/chartex" xmlns:cx6="http://schemas.microsoft.com/office/drawing/2016/5/12/chartex" xmlns:cx7="http://schemas.microsoft.com/office/drawing/2016/5/13/chartex" xmlns:cx8="http://schemas.microsoft.com/office/drawing/2016/5/14/chartex" xmlns:mc="http://schemas.openxmlformats.org/markup-compatibility/2006" xmlns:aink="http://schemas.microsoft.com/office/drawing/2016/ink" xmlns:am3d="http://schemas.microsoft.com/office/drawing/2017/model3d" xmlns:o="urn:schemas-microsoft-com:office:office" xmlns:oel="http://schemas.microsoft.com/office/2019/extlst" xmlns:r="http://schemas.openxmlformats.org/officeDocument/2006/relationships" xmlns:m="http://schemas.openxmlformats.org/officeDocument/2006/math" xmlns:v="urn:schemas-microsoft-com:vml" xmlns:wp14="http://schemas.microsoft.com/office/word/2010/wordprocessingDrawing" xmlns:wp="http://schemas.openxmlformats.org/drawingml/2006/wordprocessingDrawing" xmlns:w10="urn:schemas-microsoft-com:office:word" xmlns:w="http://schemas.openxmlformats.org/wordprocessingml/2006/main" xmlns:w14="http://schemas.microsoft.com/office/word/2010/wordml" xmlns:w15="http://schemas.microsoft.com/office/word/2012/wordml" xmlns:w16cex="http://schemas.microsoft.com/office/word/2018/wordml/cex" xmlns:w16cid="http://schemas.microsoft.com/office/word/2016/wordml/cid" xmlns:w16="http://schemas.microsoft.com/office/word/2018/wordml" xmlns:w16sdtdh="http://schemas.microsoft.com/office/word/2020/wordml/sdtdatahash" xmlns:w16se="http://schemas.microsoft.com/office/word/2015/wordml/symex" xmlns:wpg="http://schemas.microsoft.com/office/word/2010/wordprocessingGroup" xmlns:wpi="http://schemas.microsoft.com/office/word/2010/wordprocessingInk" xmlns:wne="http://schemas.microsoft.com/office/word/2006/wordml" xmlns:wps="http://schemas.microsoft.com/office/word/2010/wordprocessingShape" mc:Ignorable="w14 w15 w16se w16cid w16 w16cex w16sdtdh wp14">
+  <w15:commentEx w15:paraId="1061F1B6" w15:done="0"/>
+  <w15:commentEx w15:paraId="0018BAC3" w15:paraIdParent="1061F1B6" w15:done="0"/>
+  <w15:commentEx w15:paraId="3B4A8144" w15:done="0"/>
+  <w15:commentEx w15:paraId="51AA40A5" w15:paraIdParent="3B4A8144" w15:done="0"/>
+</w15:commentsEx>
+</file>
+
+<file path=word/commentsExtensible.xml><?xml version="1.0" encoding="utf-8"?>
+<w16cex:commentsExtensible xmlns:wpc="http://schemas.microsoft.com/office/word/2010/wordprocessingCanvas" xmlns:cx="http://schemas.microsoft.com/office/drawing/2014/chartex" xmlns:cx1="http://schemas.microsoft.com/office/drawing/2015/9/8/chartex" xmlns:cx2="http://schemas.microsoft.com/office/drawing/2015/10/21/chartex" xmlns:cx3="http://schemas.microsoft.com/office/drawing/2016/5/9/chartex" xmlns:cx4="http://schemas.microsoft.com/office/drawing/2016/5/10/chartex" xmlns:cx5="http://schemas.microsoft.com/office/drawing/2016/5/11/chartex" xmlns:cx6="http://schemas.microsoft.com/office/drawing/2016/5/12/chartex" xmlns:cx7="http://schemas.microsoft.com/office/drawing/2016/5/13/chartex" xmlns:cx8="http://schemas.microsoft.com/office/drawing/2016/5/14/chartex" xmlns:mc="http://schemas.openxmlformats.org/markup-compatibility/2006" xmlns:aink="http://schemas.microsoft.com/office/drawing/2016/ink" xmlns:am3d="http://schemas.microsoft.com/office/drawing/2017/model3d" xmlns:o="urn:schemas-microsoft-com:office:office" xmlns:oel="http://schemas.microsoft.com/office/2019/extlst" xmlns:r="http://schemas.openxmlformats.org/officeDocument/2006/relationships" xmlns:m="http://schemas.openxmlformats.org/officeDocument/2006/math" xmlns:v="urn:schemas-microsoft-com:vml" xmlns:wp14="http://schemas.microsoft.com/office/word/2010/wordprocessingDrawing" xmlns:wp="http://schemas.openxmlformats.org/drawingml/2006/wordprocessingDrawing" xmlns:w10="urn:schemas-microsoft-com:office:word" xmlns:w="http://schemas.openxmlformats.org/wordprocessingml/2006/main" xmlns:w14="http://schemas.microsoft.com/office/word/2010/wordml" xmlns:w15="http://schemas.microsoft.com/office/word/2012/wordml" xmlns:w16cex="http://schemas.microsoft.com/office/word/2018/wordml/cex" xmlns:w16cid="http://schemas.microsoft.com/office/word/2016/wordml/cid" xmlns:w16="http://schemas.microsoft.com/office/word/2018/wordml" xmlns:w16sdtdh="http://schemas.microsoft.com/office/word/2020/wordml/sdtdatahash" xmlns:w16se="http://schemas.microsoft.com/office/word/2015/wordml/symex" xmlns:wpg="http://schemas.microsoft.com/office/word/2010/wordprocessingGroup" xmlns:wpi="http://schemas.microsoft.com/office/word/2010/wordprocessingInk" xmlns:wne="http://schemas.microsoft.com/office/word/2006/wordml" xmlns:wps="http://schemas.microsoft.com/office/word/2010/wordprocessingShape" mc:Ignorable="w14 w15 w16se w16cid w16 w16cex w16sdtdh wp14">
+  <w16cex:commentExtensible w16cex:durableId="261E70AD" w16cex:dateUtc="2022-05-05T22:50:00Z"/>
+  <w16cex:commentExtensible w16cex:durableId="5E4D6BCB" w16cex:dateUtc="2022-05-09T18:11:00Z"/>
+  <w16cex:commentExtensible w16cex:durableId="6104EBA2" w16cex:dateUtc="2022-05-09T18:08:00Z"/>
+  <w16cex:commentExtensible w16cex:durableId="5DCDE3C2" w16cex:dateUtc="2022-05-09T18:10:00Z"/>
+</w16cex:commentsExtensible>
+</file>
+
+<file path=word/commentsIds.xml><?xml version="1.0" encoding="utf-8"?>
+<w16cid:commentsIds xmlns:wpc="http://schemas.microsoft.com/office/word/2010/wordprocessingCanvas" xmlns:cx="http://schemas.microsoft.com/office/drawing/2014/chartex" xmlns:cx1="http://schemas.microsoft.com/office/drawing/2015/9/8/chartex" xmlns:cx2="http://schemas.microsoft.com/office/drawing/2015/10/21/chartex" xmlns:cx3="http://schemas.microsoft.com/office/drawing/2016/5/9/chartex" xmlns:cx4="http://schemas.microsoft.com/office/drawing/2016/5/10/chartex" xmlns:cx5="http://schemas.microsoft.com/office/drawing/2016/5/11/chartex" xmlns:cx6="http://schemas.microsoft.com/office/drawing/2016/5/12/chartex" xmlns:cx7="http://schemas.microsoft.com/office/drawing/2016/5/13/chartex" xmlns:cx8="http://schemas.microsoft.com/office/drawing/2016/5/14/chartex" xmlns:mc="http://schemas.openxmlformats.org/markup-compatibility/2006" xmlns:aink="http://schemas.microsoft.com/office/drawing/2016/ink" xmlns:am3d="http://schemas.microsoft.com/office/drawing/2017/model3d" xmlns:o="urn:schemas-microsoft-com:office:office" xmlns:oel="http://schemas.microsoft.com/office/2019/extlst" xmlns:r="http://schemas.openxmlformats.org/officeDocument/2006/relationships" xmlns:m="http://schemas.openxmlformats.org/officeDocument/2006/math" xmlns:v="urn:schemas-microsoft-com:vml" xmlns:wp14="http://schemas.microsoft.com/office/word/2010/wordprocessingDrawing" xmlns:wp="http://schemas.openxmlformats.org/drawingml/2006/wordprocessingDrawing" xmlns:w10="urn:schemas-microsoft-com:office:word" xmlns:w="http://schemas.openxmlformats.org/wordprocessingml/2006/main" xmlns:w14="http://schemas.microsoft.com/office/word/2010/wordml" xmlns:w15="http://schemas.microsoft.com/office/word/2012/wordml" xmlns:w16cex="http://schemas.microsoft.com/office/word/2018/wordml/cex" xmlns:w16cid="http://schemas.microsoft.com/office/word/2016/wordml/cid" xmlns:w16="http://schemas.microsoft.com/office/word/2018/wordml" xmlns:w16sdtdh="http://schemas.microsoft.com/office/word/2020/wordml/sdtdatahash" xmlns:w16se="http://schemas.microsoft.com/office/word/2015/wordml/symex" xmlns:wpg="http://schemas.microsoft.com/office/word/2010/wordprocessingGroup" xmlns:wpi="http://schemas.microsoft.com/office/word/2010/wordprocessingInk" xmlns:wne="http://schemas.microsoft.com/office/word/2006/wordml" xmlns:wps="http://schemas.microsoft.com/office/word/2010/wordprocessingShape" mc:Ignorable="w14 w15 w16se w16cid w16 w16cex w16sdtdh wp14">
+  <w16cid:commentId w16cid:paraId="1061F1B6" w16cid:durableId="261E70AD"/>
+  <w16cid:commentId w16cid:paraId="0018BAC3" w16cid:durableId="5E4D6BCB"/>
+  <w16cid:commentId w16cid:paraId="3B4A8144" w16cid:durableId="6104EBA2"/>
+  <w16cid:commentId w16cid:paraId="51AA40A5" w16cid:durableId="5DCDE3C2"/>
+</w16cid:commentsIds>
+</file>
+
 <file path=word/endnotes.xml><?xml version="1.0" encoding="utf-8"?>
-<w:endnotes xmlns:wpc="http://schemas.microsoft.com/office/word/2010/wordprocessingCanvas" xmlns:cx="http://schemas.microsoft.com/office/drawing/2014/chartex" xmlns:cx1="http://schemas.microsoft.com/office/drawing/2015/9/8/chartex" xmlns:cx2="http://schemas.microsoft.com/office/drawing/2015/10/21/chartex" xmlns:cx3="http://schemas.microsoft.com/office/drawing/2016/5/9/chartex" xmlns:cx4="http://schemas.microsoft.com/office/drawing/2016/5/10/chartex" xmlns:cx5="http://schemas.microsoft.com/office/drawing/2016/5/11/chartex" xmlns:cx6="http://schemas.microsoft.com/office/drawing/2016/5/12/chartex" xmlns:cx7="http://schemas.microsoft.com/office/drawing/2016/5/13/chartex" xmlns:cx8="http://schemas.microsoft.com/office/drawing/2016/5/14/chartex" xmlns:mc="http://schemas.openxmlformats.org/markup-compatibility/2006" xmlns:aink="http://schemas.microsoft.com/office/drawing/2016/ink" xmlns:am3d="http://schemas.microsoft.com/office/drawing/2017/model3d" xmlns:o="urn:schemas-microsoft-com:office:office" xmlns:r="http://schemas.openxmlformats.org/officeDocument/2006/relationships" xmlns:m="http://schemas.openxmlformats.org/officeDocument/2006/math" xmlns:v="urn:schemas-microsoft-com:vml" xmlns:wp14="http://schemas.microsoft.com/office/word/2010/wordprocessingDrawing" xmlns:wp="http://schemas.openxmlformats.org/drawingml/2006/wordprocessingDrawing" xmlns:w10="urn:schemas-microsoft-com:office:word" xmlns:w="http://schemas.openxmlformats.org/wordprocessingml/2006/main" xmlns:w14="http://schemas.microsoft.com/office/word/2010/wordml" xmlns:w15="http://schemas.microsoft.com/office/word/2012/wordml" xmlns:w16cex="http://schemas.microsoft.com/office/word/2018/wordml/cex" xmlns:w16cid="http://schemas.microsoft.com/office/word/2016/wordml/cid" xmlns:w16="http://schemas.microsoft.com/office/word/2018/wordml" xmlns:w16sdtdh="http://schemas.microsoft.com/office/word/2020/wordml/sdtdatahash" xmlns:w16se="http://schemas.microsoft.com/office/word/2015/wordml/symex" xmlns:wpg="http://schemas.microsoft.com/office/word/2010/wordprocessingGroup" xmlns:wpi="http://schemas.microsoft.com/office/word/2010/wordprocessingInk" xmlns:wne="http://schemas.microsoft.com/office/word/2006/wordml" xmlns:wps="http://schemas.microsoft.com/office/word/2010/wordprocessingShape" mc:Ignorable="w14 w15 w16se w16cid w16 w16cex w16sdtdh wp14">
+<w:endnotes xmlns:wpc="http://schemas.microsoft.com/office/word/2010/wordprocessingCanvas" xmlns:cx="http://schemas.microsoft.com/office/drawing/2014/chartex" xmlns:cx1="http://schemas.microsoft.com/office/drawing/2015/9/8/chartex" xmlns:cx2="http://schemas.microsoft.com/office/drawing/2015/10/21/chartex" xmlns:cx3="http://schemas.microsoft.com/office/drawing/2016/5/9/chartex" xmlns:cx4="http://schemas.microsoft.com/office/drawing/2016/5/10/chartex" xmlns:cx5="http://schemas.microsoft.com/office/drawing/2016/5/11/chartex" xmlns:cx6="http://schemas.microsoft.com/office/drawing/2016/5/12/chartex" xmlns:cx7="http://schemas.microsoft.com/office/drawing/2016/5/13/chartex" xmlns:cx8="http://schemas.microsoft.com/office/drawing/2016/5/14/chartex" xmlns:mc="http://schemas.openxmlformats.org/markup-compatibility/2006" xmlns:aink="http://schemas.microsoft.com/office/drawing/2016/ink" xmlns:am3d="http://schemas.microsoft.com/office/drawing/2017/model3d" xmlns:o="urn:schemas-microsoft-com:office:office" xmlns:oel="http://schemas.microsoft.com/office/2019/extlst" xmlns:r="http://schemas.openxmlformats.org/officeDocument/2006/relationships" xmlns:m="http://schemas.openxmlformats.org/officeDocument/2006/math" xmlns:v="urn:schemas-microsoft-com:vml" xmlns:wp14="http://schemas.microsoft.com/office/word/2010/wordprocessingDrawing" xmlns:wp="http://schemas.openxmlformats.org/drawingml/2006/wordprocessingDrawing" xmlns:w10="urn:schemas-microsoft-com:office:word" xmlns:w="http://schemas.openxmlformats.org/wordprocessingml/2006/main" xmlns:w14="http://schemas.microsoft.com/office/word/2010/wordml" xmlns:w15="http://schemas.microsoft.com/office/word/2012/wordml" xmlns:w16cex="http://schemas.microsoft.com/office/word/2018/wordml/cex" xmlns:w16cid="http://schemas.microsoft.com/office/word/2016/wordml/cid" xmlns:w16="http://schemas.microsoft.com/office/word/2018/wordml" xmlns:w16sdtdh="http://schemas.microsoft.com/office/word/2020/wordml/sdtdatahash" xmlns:w16se="http://schemas.microsoft.com/office/word/2015/wordml/symex" xmlns:wpg="http://schemas.microsoft.com/office/word/2010/wordprocessingGroup" xmlns:wpi="http://schemas.microsoft.com/office/word/2010/wordprocessingInk" xmlns:wne="http://schemas.microsoft.com/office/word/2006/wordml" xmlns:wps="http://schemas.microsoft.com/office/word/2010/wordprocessingShape" mc:Ignorable="w14 w15 w16se w16cid w16 w16cex w16sdtdh wp14">
   <w:endnote w:type="separator" w:id="-1">
     <w:p>
       <w:r>
@@ -27346,7 +27778,7 @@
 </file>
 
 <file path=word/footer1.xml><?xml version="1.0" encoding="utf-8"?>
-<w:ftr xmlns:wpc="http://schemas.microsoft.com/office/word/2010/wordprocessingCanvas" xmlns:cx="http://schemas.microsoft.com/office/drawing/2014/chartex" xmlns:cx1="http://schemas.microsoft.com/office/drawing/2015/9/8/chartex" xmlns:cx2="http://schemas.microsoft.com/office/drawing/2015/10/21/chartex" xmlns:cx3="http://schemas.microsoft.com/office/drawing/2016/5/9/chartex" xmlns:cx4="http://schemas.microsoft.com/office/drawing/2016/5/10/chartex" xmlns:cx5="http://schemas.microsoft.com/office/drawing/2016/5/11/chartex" xmlns:cx6="http://schemas.microsoft.com/office/drawing/2016/5/12/chartex" xmlns:cx7="http://schemas.microsoft.com/office/drawing/2016/5/13/chartex" xmlns:cx8="http://schemas.microsoft.com/office/drawing/2016/5/14/chartex" xmlns:mc="http://schemas.openxmlformats.org/markup-compatibility/2006" xmlns:aink="http://schemas.microsoft.com/office/drawing/2016/ink" xmlns:am3d="http://schemas.microsoft.com/office/drawing/2017/model3d" xmlns:o="urn:schemas-microsoft-com:office:office" xmlns:r="http://schemas.openxmlformats.org/officeDocument/2006/relationships" xmlns:m="http://schemas.openxmlformats.org/officeDocument/2006/math" xmlns:v="urn:schemas-microsoft-com:vml" xmlns:wp14="http://schemas.microsoft.com/office/word/2010/wordprocessingDrawing" xmlns:wp="http://schemas.openxmlformats.org/drawingml/2006/wordprocessingDrawing" xmlns:w10="urn:schemas-microsoft-com:office:word" xmlns:w="http://schemas.openxmlformats.org/wordprocessingml/2006/main" xmlns:w14="http://schemas.microsoft.com/office/word/2010/wordml" xmlns:w15="http://schemas.microsoft.com/office/word/2012/wordml" xmlns:w16cex="http://schemas.microsoft.com/office/word/2018/wordml/cex" xmlns:w16cid="http://schemas.microsoft.com/office/word/2016/wordml/cid" xmlns:w16="http://schemas.microsoft.com/office/word/2018/wordml" xmlns:w16sdtdh="http://schemas.microsoft.com/office/word/2020/wordml/sdtdatahash" xmlns:w16se="http://schemas.microsoft.com/office/word/2015/wordml/symex" xmlns:wpg="http://schemas.microsoft.com/office/word/2010/wordprocessingGroup" xmlns:wpi="http://schemas.microsoft.com/office/word/2010/wordprocessingInk" xmlns:wne="http://schemas.microsoft.com/office/word/2006/wordml" xmlns:wps="http://schemas.microsoft.com/office/word/2010/wordprocessingShape" mc:Ignorable="w14 w15 w16se w16cid w16 w16cex w16sdtdh wp14">
+<w:ftr xmlns:wpc="http://schemas.microsoft.com/office/word/2010/wordprocessingCanvas" xmlns:cx="http://schemas.microsoft.com/office/drawing/2014/chartex" xmlns:cx1="http://schemas.microsoft.com/office/drawing/2015/9/8/chartex" xmlns:cx2="http://schemas.microsoft.com/office/drawing/2015/10/21/chartex" xmlns:cx3="http://schemas.microsoft.com/office/drawing/2016/5/9/chartex" xmlns:cx4="http://schemas.microsoft.com/office/drawing/2016/5/10/chartex" xmlns:cx5="http://schemas.microsoft.com/office/drawing/2016/5/11/chartex" xmlns:cx6="http://schemas.microsoft.com/office/drawing/2016/5/12/chartex" xmlns:cx7="http://schemas.microsoft.com/office/drawing/2016/5/13/chartex" xmlns:cx8="http://schemas.microsoft.com/office/drawing/2016/5/14/chartex" xmlns:mc="http://schemas.openxmlformats.org/markup-compatibility/2006" xmlns:aink="http://schemas.microsoft.com/office/drawing/2016/ink" xmlns:am3d="http://schemas.microsoft.com/office/drawing/2017/model3d" xmlns:o="urn:schemas-microsoft-com:office:office" xmlns:oel="http://schemas.microsoft.com/office/2019/extlst" xmlns:r="http://schemas.openxmlformats.org/officeDocument/2006/relationships" xmlns:m="http://schemas.openxmlformats.org/officeDocument/2006/math" xmlns:v="urn:schemas-microsoft-com:vml" xmlns:wp14="http://schemas.microsoft.com/office/word/2010/wordprocessingDrawing" xmlns:wp="http://schemas.openxmlformats.org/drawingml/2006/wordprocessingDrawing" xmlns:w10="urn:schemas-microsoft-com:office:word" xmlns:w="http://schemas.openxmlformats.org/wordprocessingml/2006/main" xmlns:w14="http://schemas.microsoft.com/office/word/2010/wordml" xmlns:w15="http://schemas.microsoft.com/office/word/2012/wordml" xmlns:w16cex="http://schemas.microsoft.com/office/word/2018/wordml/cex" xmlns:w16cid="http://schemas.microsoft.com/office/word/2016/wordml/cid" xmlns:w16="http://schemas.microsoft.com/office/word/2018/wordml" xmlns:w16sdtdh="http://schemas.microsoft.com/office/word/2020/wordml/sdtdatahash" xmlns:w16se="http://schemas.microsoft.com/office/word/2015/wordml/symex" xmlns:wpg="http://schemas.microsoft.com/office/word/2010/wordprocessingGroup" xmlns:wpi="http://schemas.microsoft.com/office/word/2010/wordprocessingInk" xmlns:wne="http://schemas.microsoft.com/office/word/2006/wordml" xmlns:wps="http://schemas.microsoft.com/office/word/2010/wordprocessingShape" mc:Ignorable="w14 w15 w16se w16cid w16 w16cex w16sdtdh wp14">
   <w:p>
     <w:pPr>
       <w:pStyle w:val="Footer"/>
@@ -27356,7 +27788,7 @@
 </file>
 
 <file path=word/footer2.xml><?xml version="1.0" encoding="utf-8"?>
-<w:ftr xmlns:wpc="http://schemas.microsoft.com/office/word/2010/wordprocessingCanvas" xmlns:cx="http://schemas.microsoft.com/office/drawing/2014/chartex" xmlns:cx1="http://schemas.microsoft.com/office/drawing/2015/9/8/chartex" xmlns:cx2="http://schemas.microsoft.com/office/drawing/2015/10/21/chartex" xmlns:cx3="http://schemas.microsoft.com/office/drawing/2016/5/9/chartex" xmlns:cx4="http://schemas.microsoft.com/office/drawing/2016/5/10/chartex" xmlns:cx5="http://schemas.microsoft.com/office/drawing/2016/5/11/chartex" xmlns:cx6="http://schemas.microsoft.com/office/drawing/2016/5/12/chartex" xmlns:cx7="http://schemas.microsoft.com/office/drawing/2016/5/13/chartex" xmlns:cx8="http://schemas.microsoft.com/office/drawing/2016/5/14/chartex" xmlns:mc="http://schemas.openxmlformats.org/markup-compatibility/2006" xmlns:aink="http://schemas.microsoft.com/office/drawing/2016/ink" xmlns:am3d="http://schemas.microsoft.com/office/drawing/2017/model3d" xmlns:o="urn:schemas-microsoft-com:office:office" xmlns:r="http://schemas.openxmlformats.org/officeDocument/2006/relationships" xmlns:m="http://schemas.openxmlformats.org/officeDocument/2006/math" xmlns:v="urn:schemas-microsoft-com:vml" xmlns:wp14="http://schemas.microsoft.com/office/word/2010/wordprocessingDrawing" xmlns:wp="http://schemas.openxmlformats.org/drawingml/2006/wordprocessingDrawing" xmlns:w10="urn:schemas-microsoft-com:office:word" xmlns:w="http://schemas.openxmlformats.org/wordprocessingml/2006/main" xmlns:w14="http://schemas.microsoft.com/office/word/2010/wordml" xmlns:w15="http://schemas.microsoft.com/office/word/2012/wordml" xmlns:w16cex="http://schemas.microsoft.com/office/word/2018/wordml/cex" xmlns:w16cid="http://schemas.microsoft.com/office/word/2016/wordml/cid" xmlns:w16="http://schemas.microsoft.com/office/word/2018/wordml" xmlns:w16sdtdh="http://schemas.microsoft.com/office/word/2020/wordml/sdtdatahash" xmlns:w16se="http://schemas.microsoft.com/office/word/2015/wordml/symex" xmlns:wpg="http://schemas.microsoft.com/office/word/2010/wordprocessingGroup" xmlns:wpi="http://schemas.microsoft.com/office/word/2010/wordprocessingInk" xmlns:wne="http://schemas.microsoft.com/office/word/2006/wordml" xmlns:wps="http://schemas.microsoft.com/office/word/2010/wordprocessingShape" mc:Ignorable="w14 w15 w16se w16cid w16 w16cex w16sdtdh wp14">
+<w:ftr xmlns:wpc="http://schemas.microsoft.com/office/word/2010/wordprocessingCanvas" xmlns:cx="http://schemas.microsoft.com/office/drawing/2014/chartex" xmlns:cx1="http://schemas.microsoft.com/office/drawing/2015/9/8/chartex" xmlns:cx2="http://schemas.microsoft.com/office/drawing/2015/10/21/chartex" xmlns:cx3="http://schemas.microsoft.com/office/drawing/2016/5/9/chartex" xmlns:cx4="http://schemas.microsoft.com/office/drawing/2016/5/10/chartex" xmlns:cx5="http://schemas.microsoft.com/office/drawing/2016/5/11/chartex" xmlns:cx6="http://schemas.microsoft.com/office/drawing/2016/5/12/chartex" xmlns:cx7="http://schemas.microsoft.com/office/drawing/2016/5/13/chartex" xmlns:cx8="http://schemas.microsoft.com/office/drawing/2016/5/14/chartex" xmlns:mc="http://schemas.openxmlformats.org/markup-compatibility/2006" xmlns:aink="http://schemas.microsoft.com/office/drawing/2016/ink" xmlns:am3d="http://schemas.microsoft.com/office/drawing/2017/model3d" xmlns:o="urn:schemas-microsoft-com:office:office" xmlns:oel="http://schemas.microsoft.com/office/2019/extlst" xmlns:r="http://schemas.openxmlformats.org/officeDocument/2006/relationships" xmlns:m="http://schemas.openxmlformats.org/officeDocument/2006/math" xmlns:v="urn:schemas-microsoft-com:vml" xmlns:wp14="http://schemas.microsoft.com/office/word/2010/wordprocessingDrawing" xmlns:wp="http://schemas.openxmlformats.org/drawingml/2006/wordprocessingDrawing" xmlns:w10="urn:schemas-microsoft-com:office:word" xmlns:w="http://schemas.openxmlformats.org/wordprocessingml/2006/main" xmlns:w14="http://schemas.microsoft.com/office/word/2010/wordml" xmlns:w15="http://schemas.microsoft.com/office/word/2012/wordml" xmlns:w16cex="http://schemas.microsoft.com/office/word/2018/wordml/cex" xmlns:w16cid="http://schemas.microsoft.com/office/word/2016/wordml/cid" xmlns:w16="http://schemas.microsoft.com/office/word/2018/wordml" xmlns:w16sdtdh="http://schemas.microsoft.com/office/word/2020/wordml/sdtdatahash" xmlns:w16se="http://schemas.microsoft.com/office/word/2015/wordml/symex" xmlns:wpg="http://schemas.microsoft.com/office/word/2010/wordprocessingGroup" xmlns:wpi="http://schemas.microsoft.com/office/word/2010/wordprocessingInk" xmlns:wne="http://schemas.microsoft.com/office/word/2006/wordml" xmlns:wps="http://schemas.microsoft.com/office/word/2010/wordprocessingShape" mc:Ignorable="w14 w15 w16se w16cid w16 w16cex w16sdtdh wp14">
   <w:p>
     <w:pPr>
       <w:pStyle w:val="Footer"/>
@@ -27435,7 +27867,7 @@
 </file>
 
 <file path=word/footer3.xml><?xml version="1.0" encoding="utf-8"?>
-<w:ftr xmlns:wpc="http://schemas.microsoft.com/office/word/2010/wordprocessingCanvas" xmlns:cx="http://schemas.microsoft.com/office/drawing/2014/chartex" xmlns:cx1="http://schemas.microsoft.com/office/drawing/2015/9/8/chartex" xmlns:cx2="http://schemas.microsoft.com/office/drawing/2015/10/21/chartex" xmlns:cx3="http://schemas.microsoft.com/office/drawing/2016/5/9/chartex" xmlns:cx4="http://schemas.microsoft.com/office/drawing/2016/5/10/chartex" xmlns:cx5="http://schemas.microsoft.com/office/drawing/2016/5/11/chartex" xmlns:cx6="http://schemas.microsoft.com/office/drawing/2016/5/12/chartex" xmlns:cx7="http://schemas.microsoft.com/office/drawing/2016/5/13/chartex" xmlns:cx8="http://schemas.microsoft.com/office/drawing/2016/5/14/chartex" xmlns:mc="http://schemas.openxmlformats.org/markup-compatibility/2006" xmlns:aink="http://schemas.microsoft.com/office/drawing/2016/ink" xmlns:am3d="http://schemas.microsoft.com/office/drawing/2017/model3d" xmlns:o="urn:schemas-microsoft-com:office:office" xmlns:r="http://schemas.openxmlformats.org/officeDocument/2006/relationships" xmlns:m="http://schemas.openxmlformats.org/officeDocument/2006/math" xmlns:v="urn:schemas-microsoft-com:vml" xmlns:wp14="http://schemas.microsoft.com/office/word/2010/wordprocessingDrawing" xmlns:wp="http://schemas.openxmlformats.org/drawingml/2006/wordprocessingDrawing" xmlns:w10="urn:schemas-microsoft-com:office:word" xmlns:w="http://schemas.openxmlformats.org/wordprocessingml/2006/main" xmlns:w14="http://schemas.microsoft.com/office/word/2010/wordml" xmlns:w15="http://schemas.microsoft.com/office/word/2012/wordml" xmlns:w16cex="http://schemas.microsoft.com/office/word/2018/wordml/cex" xmlns:w16cid="http://schemas.microsoft.com/office/word/2016/wordml/cid" xmlns:w16="http://schemas.microsoft.com/office/word/2018/wordml" xmlns:w16sdtdh="http://schemas.microsoft.com/office/word/2020/wordml/sdtdatahash" xmlns:w16se="http://schemas.microsoft.com/office/word/2015/wordml/symex" xmlns:wpg="http://schemas.microsoft.com/office/word/2010/wordprocessingGroup" xmlns:wpi="http://schemas.microsoft.com/office/word/2010/wordprocessingInk" xmlns:wne="http://schemas.microsoft.com/office/word/2006/wordml" xmlns:wps="http://schemas.microsoft.com/office/word/2010/wordprocessingShape" mc:Ignorable="w14 w15 w16se w16cid w16 w16cex w16sdtdh wp14">
+<w:ftr xmlns:wpc="http://schemas.microsoft.com/office/word/2010/wordprocessingCanvas" xmlns:cx="http://schemas.microsoft.com/office/drawing/2014/chartex" xmlns:cx1="http://schemas.microsoft.com/office/drawing/2015/9/8/chartex" xmlns:cx2="http://schemas.microsoft.com/office/drawing/2015/10/21/chartex" xmlns:cx3="http://schemas.microsoft.com/office/drawing/2016/5/9/chartex" xmlns:cx4="http://schemas.microsoft.com/office/drawing/2016/5/10/chartex" xmlns:cx5="http://schemas.microsoft.com/office/drawing/2016/5/11/chartex" xmlns:cx6="http://schemas.microsoft.com/office/drawing/2016/5/12/chartex" xmlns:cx7="http://schemas.microsoft.com/office/drawing/2016/5/13/chartex" xmlns:cx8="http://schemas.microsoft.com/office/drawing/2016/5/14/chartex" xmlns:mc="http://schemas.openxmlformats.org/markup-compatibility/2006" xmlns:aink="http://schemas.microsoft.com/office/drawing/2016/ink" xmlns:am3d="http://schemas.microsoft.com/office/drawing/2017/model3d" xmlns:o="urn:schemas-microsoft-com:office:office" xmlns:oel="http://schemas.microsoft.com/office/2019/extlst" xmlns:r="http://schemas.openxmlformats.org/officeDocument/2006/relationships" xmlns:m="http://schemas.openxmlformats.org/officeDocument/2006/math" xmlns:v="urn:schemas-microsoft-com:vml" xmlns:wp14="http://schemas.microsoft.com/office/word/2010/wordprocessingDrawing" xmlns:wp="http://schemas.openxmlformats.org/drawingml/2006/wordprocessingDrawing" xmlns:w10="urn:schemas-microsoft-com:office:word" xmlns:w="http://schemas.openxmlformats.org/wordprocessingml/2006/main" xmlns:w14="http://schemas.microsoft.com/office/word/2010/wordml" xmlns:w15="http://schemas.microsoft.com/office/word/2012/wordml" xmlns:w16cex="http://schemas.microsoft.com/office/word/2018/wordml/cex" xmlns:w16cid="http://schemas.microsoft.com/office/word/2016/wordml/cid" xmlns:w16="http://schemas.microsoft.com/office/word/2018/wordml" xmlns:w16sdtdh="http://schemas.microsoft.com/office/word/2020/wordml/sdtdatahash" xmlns:w16se="http://schemas.microsoft.com/office/word/2015/wordml/symex" xmlns:wpg="http://schemas.microsoft.com/office/word/2010/wordprocessingGroup" xmlns:wpi="http://schemas.microsoft.com/office/word/2010/wordprocessingInk" xmlns:wne="http://schemas.microsoft.com/office/word/2006/wordml" xmlns:wps="http://schemas.microsoft.com/office/word/2010/wordprocessingShape" mc:Ignorable="w14 w15 w16se w16cid w16 w16cex w16sdtdh wp14">
   <w:p>
     <w:pPr>
       <w:pStyle w:val="Footer"/>
@@ -27445,7 +27877,7 @@
 </file>
 
 <file path=word/footer4.xml><?xml version="1.0" encoding="utf-8"?>
-<w:ftr xmlns:wpc="http://schemas.microsoft.com/office/word/2010/wordprocessingCanvas" xmlns:cx="http://schemas.microsoft.com/office/drawing/2014/chartex" xmlns:cx1="http://schemas.microsoft.com/office/drawing/2015/9/8/chartex" xmlns:cx2="http://schemas.microsoft.com/office/drawing/2015/10/21/chartex" xmlns:cx3="http://schemas.microsoft.com/office/drawing/2016/5/9/chartex" xmlns:cx4="http://schemas.microsoft.com/office/drawing/2016/5/10/chartex" xmlns:cx5="http://schemas.microsoft.com/office/drawing/2016/5/11/chartex" xmlns:cx6="http://schemas.microsoft.com/office/drawing/2016/5/12/chartex" xmlns:cx7="http://schemas.microsoft.com/office/drawing/2016/5/13/chartex" xmlns:cx8="http://schemas.microsoft.com/office/drawing/2016/5/14/chartex" xmlns:mc="http://schemas.openxmlformats.org/markup-compatibility/2006" xmlns:aink="http://schemas.microsoft.com/office/drawing/2016/ink" xmlns:am3d="http://schemas.microsoft.com/office/drawing/2017/model3d" xmlns:o="urn:schemas-microsoft-com:office:office" xmlns:r="http://schemas.openxmlformats.org/officeDocument/2006/relationships" xmlns:m="http://schemas.openxmlformats.org/officeDocument/2006/math" xmlns:v="urn:schemas-microsoft-com:vml" xmlns:wp14="http://schemas.microsoft.com/office/word/2010/wordprocessingDrawing" xmlns:wp="http://schemas.openxmlformats.org/drawingml/2006/wordprocessingDrawing" xmlns:w10="urn:schemas-microsoft-com:office:word" xmlns:w="http://schemas.openxmlformats.org/wordprocessingml/2006/main" xmlns:w14="http://schemas.microsoft.com/office/word/2010/wordml" xmlns:w15="http://schemas.microsoft.com/office/word/2012/wordml" xmlns:w16cex="http://schemas.microsoft.com/office/word/2018/wordml/cex" xmlns:w16cid="http://schemas.microsoft.com/office/word/2016/wordml/cid" xmlns:w16="http://schemas.microsoft.com/office/word/2018/wordml" xmlns:w16sdtdh="http://schemas.microsoft.com/office/word/2020/wordml/sdtdatahash" xmlns:w16se="http://schemas.microsoft.com/office/word/2015/wordml/symex" xmlns:wpg="http://schemas.microsoft.com/office/word/2010/wordprocessingGroup" xmlns:wpi="http://schemas.microsoft.com/office/word/2010/wordprocessingInk" xmlns:wne="http://schemas.microsoft.com/office/word/2006/wordml" xmlns:wps="http://schemas.microsoft.com/office/word/2010/wordprocessingShape" mc:Ignorable="w14 w15 w16se w16cid w16 w16cex w16sdtdh wp14">
+<w:ftr xmlns:wpc="http://schemas.microsoft.com/office/word/2010/wordprocessingCanvas" xmlns:cx="http://schemas.microsoft.com/office/drawing/2014/chartex" xmlns:cx1="http://schemas.microsoft.com/office/drawing/2015/9/8/chartex" xmlns:cx2="http://schemas.microsoft.com/office/drawing/2015/10/21/chartex" xmlns:cx3="http://schemas.microsoft.com/office/drawing/2016/5/9/chartex" xmlns:cx4="http://schemas.microsoft.com/office/drawing/2016/5/10/chartex" xmlns:cx5="http://schemas.microsoft.com/office/drawing/2016/5/11/chartex" xmlns:cx6="http://schemas.microsoft.com/office/drawing/2016/5/12/chartex" xmlns:cx7="http://schemas.microsoft.com/office/drawing/2016/5/13/chartex" xmlns:cx8="http://schemas.microsoft.com/office/drawing/2016/5/14/chartex" xmlns:mc="http://schemas.openxmlformats.org/markup-compatibility/2006" xmlns:aink="http://schemas.microsoft.com/office/drawing/2016/ink" xmlns:am3d="http://schemas.microsoft.com/office/drawing/2017/model3d" xmlns:o="urn:schemas-microsoft-com:office:office" xmlns:oel="http://schemas.microsoft.com/office/2019/extlst" xmlns:r="http://schemas.openxmlformats.org/officeDocument/2006/relationships" xmlns:m="http://schemas.openxmlformats.org/officeDocument/2006/math" xmlns:v="urn:schemas-microsoft-com:vml" xmlns:wp14="http://schemas.microsoft.com/office/word/2010/wordprocessingDrawing" xmlns:wp="http://schemas.openxmlformats.org/drawingml/2006/wordprocessingDrawing" xmlns:w10="urn:schemas-microsoft-com:office:word" xmlns:w="http://schemas.openxmlformats.org/wordprocessingml/2006/main" xmlns:w14="http://schemas.microsoft.com/office/word/2010/wordml" xmlns:w15="http://schemas.microsoft.com/office/word/2012/wordml" xmlns:w16cex="http://schemas.microsoft.com/office/word/2018/wordml/cex" xmlns:w16cid="http://schemas.microsoft.com/office/word/2016/wordml/cid" xmlns:w16="http://schemas.microsoft.com/office/word/2018/wordml" xmlns:w16sdtdh="http://schemas.microsoft.com/office/word/2020/wordml/sdtdatahash" xmlns:w16se="http://schemas.microsoft.com/office/word/2015/wordml/symex" xmlns:wpg="http://schemas.microsoft.com/office/word/2010/wordprocessingGroup" xmlns:wpi="http://schemas.microsoft.com/office/word/2010/wordprocessingInk" xmlns:wne="http://schemas.microsoft.com/office/word/2006/wordml" xmlns:wps="http://schemas.microsoft.com/office/word/2010/wordprocessingShape" mc:Ignorable="w14 w15 w16se w16cid w16 w16cex w16sdtdh wp14">
   <w:p>
     <w:pPr>
       <w:pStyle w:val="Footer"/>
@@ -27507,7 +27939,7 @@
 </file>
 
 <file path=word/footer5.xml><?xml version="1.0" encoding="utf-8"?>
-<w:ftr xmlns:wpc="http://schemas.microsoft.com/office/word/2010/wordprocessingCanvas" xmlns:cx="http://schemas.microsoft.com/office/drawing/2014/chartex" xmlns:cx1="http://schemas.microsoft.com/office/drawing/2015/9/8/chartex" xmlns:cx2="http://schemas.microsoft.com/office/drawing/2015/10/21/chartex" xmlns:cx3="http://schemas.microsoft.com/office/drawing/2016/5/9/chartex" xmlns:cx4="http://schemas.microsoft.com/office/drawing/2016/5/10/chartex" xmlns:cx5="http://schemas.microsoft.com/office/drawing/2016/5/11/chartex" xmlns:cx6="http://schemas.microsoft.com/office/drawing/2016/5/12/chartex" xmlns:cx7="http://schemas.microsoft.com/office/drawing/2016/5/13/chartex" xmlns:cx8="http://schemas.microsoft.com/office/drawing/2016/5/14/chartex" xmlns:mc="http://schemas.openxmlformats.org/markup-compatibility/2006" xmlns:aink="http://schemas.microsoft.com/office/drawing/2016/ink" xmlns:am3d="http://schemas.microsoft.com/office/drawing/2017/model3d" xmlns:o="urn:schemas-microsoft-com:office:office" xmlns:r="http://schemas.openxmlformats.org/officeDocument/2006/relationships" xmlns:m="http://schemas.openxmlformats.org/officeDocument/2006/math" xmlns:v="urn:schemas-microsoft-com:vml" xmlns:wp14="http://schemas.microsoft.com/office/word/2010/wordprocessingDrawing" xmlns:wp="http://schemas.openxmlformats.org/drawingml/2006/wordprocessingDrawing" xmlns:w10="urn:schemas-microsoft-com:office:word" xmlns:w="http://schemas.openxmlformats.org/wordprocessingml/2006/main" xmlns:w14="http://schemas.microsoft.com/office/word/2010/wordml" xmlns:w15="http://schemas.microsoft.com/office/word/2012/wordml" xmlns:w16cex="http://schemas.microsoft.com/office/word/2018/wordml/cex" xmlns:w16cid="http://schemas.microsoft.com/office/word/2016/wordml/cid" xmlns:w16="http://schemas.microsoft.com/office/word/2018/wordml" xmlns:w16sdtdh="http://schemas.microsoft.com/office/word/2020/wordml/sdtdatahash" xmlns:w16se="http://schemas.microsoft.com/office/word/2015/wordml/symex" xmlns:wpg="http://schemas.microsoft.com/office/word/2010/wordprocessingGroup" xmlns:wpi="http://schemas.microsoft.com/office/word/2010/wordprocessingInk" xmlns:wne="http://schemas.microsoft.com/office/word/2006/wordml" xmlns:wps="http://schemas.microsoft.com/office/word/2010/wordprocessingShape" mc:Ignorable="w14 w15 w16se w16cid w16 w16cex w16sdtdh wp14">
+<w:ftr xmlns:wpc="http://schemas.microsoft.com/office/word/2010/wordprocessingCanvas" xmlns:cx="http://schemas.microsoft.com/office/drawing/2014/chartex" xmlns:cx1="http://schemas.microsoft.com/office/drawing/2015/9/8/chartex" xmlns:cx2="http://schemas.microsoft.com/office/drawing/2015/10/21/chartex" xmlns:cx3="http://schemas.microsoft.com/office/drawing/2016/5/9/chartex" xmlns:cx4="http://schemas.microsoft.com/office/drawing/2016/5/10/chartex" xmlns:cx5="http://schemas.microsoft.com/office/drawing/2016/5/11/chartex" xmlns:cx6="http://schemas.microsoft.com/office/drawing/2016/5/12/chartex" xmlns:cx7="http://schemas.microsoft.com/office/drawing/2016/5/13/chartex" xmlns:cx8="http://schemas.microsoft.com/office/drawing/2016/5/14/chartex" xmlns:mc="http://schemas.openxmlformats.org/markup-compatibility/2006" xmlns:aink="http://schemas.microsoft.com/office/drawing/2016/ink" xmlns:am3d="http://schemas.microsoft.com/office/drawing/2017/model3d" xmlns:o="urn:schemas-microsoft-com:office:office" xmlns:oel="http://schemas.microsoft.com/office/2019/extlst" xmlns:r="http://schemas.openxmlformats.org/officeDocument/2006/relationships" xmlns:m="http://schemas.openxmlformats.org/officeDocument/2006/math" xmlns:v="urn:schemas-microsoft-com:vml" xmlns:wp14="http://schemas.microsoft.com/office/word/2010/wordprocessingDrawing" xmlns:wp="http://schemas.openxmlformats.org/drawingml/2006/wordprocessingDrawing" xmlns:w10="urn:schemas-microsoft-com:office:word" xmlns:w="http://schemas.openxmlformats.org/wordprocessingml/2006/main" xmlns:w14="http://schemas.microsoft.com/office/word/2010/wordml" xmlns:w15="http://schemas.microsoft.com/office/word/2012/wordml" xmlns:w16cex="http://schemas.microsoft.com/office/word/2018/wordml/cex" xmlns:w16cid="http://schemas.microsoft.com/office/word/2016/wordml/cid" xmlns:w16="http://schemas.microsoft.com/office/word/2018/wordml" xmlns:w16sdtdh="http://schemas.microsoft.com/office/word/2020/wordml/sdtdatahash" xmlns:w16se="http://schemas.microsoft.com/office/word/2015/wordml/symex" xmlns:wpg="http://schemas.microsoft.com/office/word/2010/wordprocessingGroup" xmlns:wpi="http://schemas.microsoft.com/office/word/2010/wordprocessingInk" xmlns:wne="http://schemas.microsoft.com/office/word/2006/wordml" xmlns:wps="http://schemas.microsoft.com/office/word/2010/wordprocessingShape" mc:Ignorable="w14 w15 w16se w16cid w16 w16cex w16sdtdh wp14">
   <w:p>
     <w:pPr>
       <w:pStyle w:val="Footer"/>
@@ -27518,7 +27950,7 @@
     <w:r>
       <w:t xml:space="preserve">CA Building Energy Efficiency Standards - </w:t>
     </w:r>
-    <w:del w:id="486" w:author="Alhabibi, Haider@Energy" w:date="2022-02-23T08:09:00Z">
+    <w:del w:id="513" w:author="Alhabibi, Haider@Energy" w:date="2022-02-23T08:09:00Z">
       <w:r>
         <w:delText>201</w:delText>
       </w:r>
@@ -27529,7 +27961,7 @@
         <w:delText xml:space="preserve"> </w:delText>
       </w:r>
     </w:del>
-    <w:ins w:id="487" w:author="Alhabibi, Haider@Energy" w:date="2022-02-23T08:09:00Z">
+    <w:ins w:id="514" w:author="Alhabibi, Haider@Energy" w:date="2022-02-23T08:09:00Z">
       <w:r>
         <w:t>2022</w:t>
       </w:r>
@@ -27540,7 +27972,7 @@
         <w:t>Low-rise Multifamily</w:t>
       </w:r>
     </w:ins>
-    <w:del w:id="488" w:author="Alhabibi, Haider@Energy" w:date="2022-02-23T08:09:00Z">
+    <w:del w:id="515" w:author="Alhabibi, Haider@Energy" w:date="2022-02-23T08:09:00Z">
       <w:r>
         <w:delText>Residential</w:delText>
       </w:r>
@@ -27557,12 +27989,12 @@
     <w:r>
       <w:t xml:space="preserve"> </w:t>
     </w:r>
-    <w:del w:id="489" w:author="Alhabibi, Haider@Energy" w:date="2022-02-23T08:09:00Z">
+    <w:del w:id="516" w:author="Alhabibi, Haider@Energy" w:date="2022-02-23T08:09:00Z">
       <w:r>
         <w:delText>2020</w:delText>
       </w:r>
     </w:del>
-    <w:ins w:id="490" w:author="Alhabibi, Haider@Energy" w:date="2022-02-23T08:09:00Z">
+    <w:ins w:id="517" w:author="Alhabibi, Haider@Energy" w:date="2022-02-23T08:09:00Z">
       <w:r>
         <w:t>2022</w:t>
       </w:r>
@@ -27572,7 +28004,7 @@
 </file>
 
 <file path=word/footnotes.xml><?xml version="1.0" encoding="utf-8"?>
-<w:footnotes xmlns:wpc="http://schemas.microsoft.com/office/word/2010/wordprocessingCanvas" xmlns:cx="http://schemas.microsoft.com/office/drawing/2014/chartex" xmlns:cx1="http://schemas.microsoft.com/office/drawing/2015/9/8/chartex" xmlns:cx2="http://schemas.microsoft.com/office/drawing/2015/10/21/chartex" xmlns:cx3="http://schemas.microsoft.com/office/drawing/2016/5/9/chartex" xmlns:cx4="http://schemas.microsoft.com/office/drawing/2016/5/10/chartex" xmlns:cx5="http://schemas.microsoft.com/office/drawing/2016/5/11/chartex" xmlns:cx6="http://schemas.microsoft.com/office/drawing/2016/5/12/chartex" xmlns:cx7="http://schemas.microsoft.com/office/drawing/2016/5/13/chartex" xmlns:cx8="http://schemas.microsoft.com/office/drawing/2016/5/14/chartex" xmlns:mc="http://schemas.openxmlformats.org/markup-compatibility/2006" xmlns:aink="http://schemas.microsoft.com/office/drawing/2016/ink" xmlns:am3d="http://schemas.microsoft.com/office/drawing/2017/model3d" xmlns:o="urn:schemas-microsoft-com:office:office" xmlns:r="http://schemas.openxmlformats.org/officeDocument/2006/relationships" xmlns:m="http://schemas.openxmlformats.org/officeDocument/2006/math" xmlns:v="urn:schemas-microsoft-com:vml" xmlns:wp14="http://schemas.microsoft.com/office/word/2010/wordprocessingDrawing" xmlns:wp="http://schemas.openxmlformats.org/drawingml/2006/wordprocessingDrawing" xmlns:w10="urn:schemas-microsoft-com:office:word" xmlns:w="http://schemas.openxmlformats.org/wordprocessingml/2006/main" xmlns:w14="http://schemas.microsoft.com/office/word/2010/wordml" xmlns:w15="http://schemas.microsoft.com/office/word/2012/wordml" xmlns:w16cex="http://schemas.microsoft.com/office/word/2018/wordml/cex" xmlns:w16cid="http://schemas.microsoft.com/office/word/2016/wordml/cid" xmlns:w16="http://schemas.microsoft.com/office/word/2018/wordml" xmlns:w16sdtdh="http://schemas.microsoft.com/office/word/2020/wordml/sdtdatahash" xmlns:w16se="http://schemas.microsoft.com/office/word/2015/wordml/symex" xmlns:wpg="http://schemas.microsoft.com/office/word/2010/wordprocessingGroup" xmlns:wpi="http://schemas.microsoft.com/office/word/2010/wordprocessingInk" xmlns:wne="http://schemas.microsoft.com/office/word/2006/wordml" xmlns:wps="http://schemas.microsoft.com/office/word/2010/wordprocessingShape" mc:Ignorable="w14 w15 w16se w16cid w16 w16cex w16sdtdh wp14">
+<w:footnotes xmlns:wpc="http://schemas.microsoft.com/office/word/2010/wordprocessingCanvas" xmlns:cx="http://schemas.microsoft.com/office/drawing/2014/chartex" xmlns:cx1="http://schemas.microsoft.com/office/drawing/2015/9/8/chartex" xmlns:cx2="http://schemas.microsoft.com/office/drawing/2015/10/21/chartex" xmlns:cx3="http://schemas.microsoft.com/office/drawing/2016/5/9/chartex" xmlns:cx4="http://schemas.microsoft.com/office/drawing/2016/5/10/chartex" xmlns:cx5="http://schemas.microsoft.com/office/drawing/2016/5/11/chartex" xmlns:cx6="http://schemas.microsoft.com/office/drawing/2016/5/12/chartex" xmlns:cx7="http://schemas.microsoft.com/office/drawing/2016/5/13/chartex" xmlns:cx8="http://schemas.microsoft.com/office/drawing/2016/5/14/chartex" xmlns:mc="http://schemas.openxmlformats.org/markup-compatibility/2006" xmlns:aink="http://schemas.microsoft.com/office/drawing/2016/ink" xmlns:am3d="http://schemas.microsoft.com/office/drawing/2017/model3d" xmlns:o="urn:schemas-microsoft-com:office:office" xmlns:oel="http://schemas.microsoft.com/office/2019/extlst" xmlns:r="http://schemas.openxmlformats.org/officeDocument/2006/relationships" xmlns:m="http://schemas.openxmlformats.org/officeDocument/2006/math" xmlns:v="urn:schemas-microsoft-com:vml" xmlns:wp14="http://schemas.microsoft.com/office/word/2010/wordprocessingDrawing" xmlns:wp="http://schemas.openxmlformats.org/drawingml/2006/wordprocessingDrawing" xmlns:w10="urn:schemas-microsoft-com:office:word" xmlns:w="http://schemas.openxmlformats.org/wordprocessingml/2006/main" xmlns:w14="http://schemas.microsoft.com/office/word/2010/wordml" xmlns:w15="http://schemas.microsoft.com/office/word/2012/wordml" xmlns:w16cex="http://schemas.microsoft.com/office/word/2018/wordml/cex" xmlns:w16cid="http://schemas.microsoft.com/office/word/2016/wordml/cid" xmlns:w16="http://schemas.microsoft.com/office/word/2018/wordml" xmlns:w16sdtdh="http://schemas.microsoft.com/office/word/2020/wordml/sdtdatahash" xmlns:w16se="http://schemas.microsoft.com/office/word/2015/wordml/symex" xmlns:wpg="http://schemas.microsoft.com/office/word/2010/wordprocessingGroup" xmlns:wpi="http://schemas.microsoft.com/office/word/2010/wordprocessingInk" xmlns:wne="http://schemas.microsoft.com/office/word/2006/wordml" xmlns:wps="http://schemas.microsoft.com/office/word/2010/wordprocessingShape" mc:Ignorable="w14 w15 w16se w16cid w16 w16cex w16sdtdh wp14">
   <w:footnote w:type="separator" w:id="-1">
     <w:p>
       <w:r>
@@ -27594,7 +28026,7 @@
 </file>
 
 <file path=word/header1.xml><?xml version="1.0" encoding="utf-8"?>
-<w:hdr xmlns:wpc="http://schemas.microsoft.com/office/word/2010/wordprocessingCanvas" xmlns:cx="http://schemas.microsoft.com/office/drawing/2014/chartex" xmlns:cx1="http://schemas.microsoft.com/office/drawing/2015/9/8/chartex" xmlns:cx2="http://schemas.microsoft.com/office/drawing/2015/10/21/chartex" xmlns:cx3="http://schemas.microsoft.com/office/drawing/2016/5/9/chartex" xmlns:cx4="http://schemas.microsoft.com/office/drawing/2016/5/10/chartex" xmlns:cx5="http://schemas.microsoft.com/office/drawing/2016/5/11/chartex" xmlns:cx6="http://schemas.microsoft.com/office/drawing/2016/5/12/chartex" xmlns:cx7="http://schemas.microsoft.com/office/drawing/2016/5/13/chartex" xmlns:cx8="http://schemas.microsoft.com/office/drawing/2016/5/14/chartex" xmlns:mc="http://schemas.openxmlformats.org/markup-compatibility/2006" xmlns:aink="http://schemas.microsoft.com/office/drawing/2016/ink" xmlns:am3d="http://schemas.microsoft.com/office/drawing/2017/model3d" xmlns:o="urn:schemas-microsoft-com:office:office" xmlns:r="http://schemas.openxmlformats.org/officeDocument/2006/relationships" xmlns:m="http://schemas.openxmlformats.org/officeDocument/2006/math" xmlns:v="urn:schemas-microsoft-com:vml" xmlns:wp14="http://schemas.microsoft.com/office/word/2010/wordprocessingDrawing" xmlns:wp="http://schemas.openxmlformats.org/drawingml/2006/wordprocessingDrawing" xmlns:w10="urn:schemas-microsoft-com:office:word" xmlns:w="http://schemas.openxmlformats.org/wordprocessingml/2006/main" xmlns:w14="http://schemas.microsoft.com/office/word/2010/wordml" xmlns:w15="http://schemas.microsoft.com/office/word/2012/wordml" xmlns:w16cex="http://schemas.microsoft.com/office/word/2018/wordml/cex" xmlns:w16cid="http://schemas.microsoft.com/office/word/2016/wordml/cid" xmlns:w16="http://schemas.microsoft.com/office/word/2018/wordml" xmlns:w16sdtdh="http://schemas.microsoft.com/office/word/2020/wordml/sdtdatahash" xmlns:w16se="http://schemas.microsoft.com/office/word/2015/wordml/symex" xmlns:wpg="http://schemas.microsoft.com/office/word/2010/wordprocessingGroup" xmlns:wpi="http://schemas.microsoft.com/office/word/2010/wordprocessingInk" xmlns:wne="http://schemas.microsoft.com/office/word/2006/wordml" xmlns:wps="http://schemas.microsoft.com/office/word/2010/wordprocessingShape" mc:Ignorable="w14 w15 w16se w16cid w16 w16cex w16sdtdh wp14">
+<w:hdr xmlns:wpc="http://schemas.microsoft.com/office/word/2010/wordprocessingCanvas" xmlns:cx="http://schemas.microsoft.com/office/drawing/2014/chartex" xmlns:cx1="http://schemas.microsoft.com/office/drawing/2015/9/8/chartex" xmlns:cx2="http://schemas.microsoft.com/office/drawing/2015/10/21/chartex" xmlns:cx3="http://schemas.microsoft.com/office/drawing/2016/5/9/chartex" xmlns:cx4="http://schemas.microsoft.com/office/drawing/2016/5/10/chartex" xmlns:cx5="http://schemas.microsoft.com/office/drawing/2016/5/11/chartex" xmlns:cx6="http://schemas.microsoft.com/office/drawing/2016/5/12/chartex" xmlns:cx7="http://schemas.microsoft.com/office/drawing/2016/5/13/chartex" xmlns:cx8="http://schemas.microsoft.com/office/drawing/2016/5/14/chartex" xmlns:mc="http://schemas.openxmlformats.org/markup-compatibility/2006" xmlns:aink="http://schemas.microsoft.com/office/drawing/2016/ink" xmlns:am3d="http://schemas.microsoft.com/office/drawing/2017/model3d" xmlns:o="urn:schemas-microsoft-com:office:office" xmlns:oel="http://schemas.microsoft.com/office/2019/extlst" xmlns:r="http://schemas.openxmlformats.org/officeDocument/2006/relationships" xmlns:m="http://schemas.openxmlformats.org/officeDocument/2006/math" xmlns:v="urn:schemas-microsoft-com:vml" xmlns:wp14="http://schemas.microsoft.com/office/word/2010/wordprocessingDrawing" xmlns:wp="http://schemas.openxmlformats.org/drawingml/2006/wordprocessingDrawing" xmlns:w10="urn:schemas-microsoft-com:office:word" xmlns:w="http://schemas.openxmlformats.org/wordprocessingml/2006/main" xmlns:w14="http://schemas.microsoft.com/office/word/2010/wordml" xmlns:w15="http://schemas.microsoft.com/office/word/2012/wordml" xmlns:w16cex="http://schemas.microsoft.com/office/word/2018/wordml/cex" xmlns:w16cid="http://schemas.microsoft.com/office/word/2016/wordml/cid" xmlns:w16="http://schemas.microsoft.com/office/word/2018/wordml" xmlns:w16sdtdh="http://schemas.microsoft.com/office/word/2020/wordml/sdtdatahash" xmlns:w16se="http://schemas.microsoft.com/office/word/2015/wordml/symex" xmlns:wpg="http://schemas.microsoft.com/office/word/2010/wordprocessingGroup" xmlns:wpi="http://schemas.microsoft.com/office/word/2010/wordprocessingInk" xmlns:wne="http://schemas.microsoft.com/office/word/2006/wordml" xmlns:wps="http://schemas.microsoft.com/office/word/2010/wordprocessingShape" mc:Ignorable="w14 w15 w16se w16cid w16 w16cex w16sdtdh wp14">
   <w:p>
     <w:pPr>
       <w:pStyle w:val="Header"/>
@@ -27623,7 +28055,7 @@
           <v:path o:extrusionok="f" gradientshapeok="t" o:connecttype="rect"/>
           <o:lock v:ext="edit" aspectratio="t"/>
         </v:shapetype>
-        <v:shape id="WordPictureWatermark26147704" o:spid="_x0000_s2050" type="#_x0000_t75" style="position:absolute;margin-left:0;margin-top:0;width:10in;height:540pt;z-index:-251658238;mso-position-horizontal:center;mso-position-horizontal-relative:margin;mso-position-vertical:center;mso-position-vertical-relative:margin" o:allowincell="f">
+        <v:shape id="WordPictureWatermark26147704" o:spid="_x0000_s1026" type="#_x0000_t75" style="position:absolute;margin-left:0;margin-top:0;width:10in;height:540pt;z-index:-251658238;mso-position-horizontal:center;mso-position-horizontal-relative:margin;mso-position-vertical:center;mso-position-vertical-relative:margin" o:allowincell="f">
           <v:imagedata r:id="rId1" o:title="For information and data collection only" gain="19661f" blacklevel="22938f"/>
           <w10:wrap anchorx="margin" anchory="margin"/>
         </v:shape>
@@ -27634,7 +28066,7 @@
 </file>
 
 <file path=word/header2.xml><?xml version="1.0" encoding="utf-8"?>
-<w:hdr xmlns:wpc="http://schemas.microsoft.com/office/word/2010/wordprocessingCanvas" xmlns:cx="http://schemas.microsoft.com/office/drawing/2014/chartex" xmlns:cx1="http://schemas.microsoft.com/office/drawing/2015/9/8/chartex" xmlns:cx2="http://schemas.microsoft.com/office/drawing/2015/10/21/chartex" xmlns:cx3="http://schemas.microsoft.com/office/drawing/2016/5/9/chartex" xmlns:cx4="http://schemas.microsoft.com/office/drawing/2016/5/10/chartex" xmlns:cx5="http://schemas.microsoft.com/office/drawing/2016/5/11/chartex" xmlns:cx6="http://schemas.microsoft.com/office/drawing/2016/5/12/chartex" xmlns:cx7="http://schemas.microsoft.com/office/drawing/2016/5/13/chartex" xmlns:cx8="http://schemas.microsoft.com/office/drawing/2016/5/14/chartex" xmlns:mc="http://schemas.openxmlformats.org/markup-compatibility/2006" xmlns:aink="http://schemas.microsoft.com/office/drawing/2016/ink" xmlns:am3d="http://schemas.microsoft.com/office/drawing/2017/model3d" xmlns:o="urn:schemas-microsoft-com:office:office" xmlns:r="http://schemas.openxmlformats.org/officeDocument/2006/relationships" xmlns:m="http://schemas.openxmlformats.org/officeDocument/2006/math" xmlns:v="urn:schemas-microsoft-com:vml" xmlns:wp14="http://schemas.microsoft.com/office/word/2010/wordprocessingDrawing" xmlns:wp="http://schemas.openxmlformats.org/drawingml/2006/wordprocessingDrawing" xmlns:w10="urn:schemas-microsoft-com:office:word" xmlns:w="http://schemas.openxmlformats.org/wordprocessingml/2006/main" xmlns:w14="http://schemas.microsoft.com/office/word/2010/wordml" xmlns:w15="http://schemas.microsoft.com/office/word/2012/wordml" xmlns:w16cex="http://schemas.microsoft.com/office/word/2018/wordml/cex" xmlns:w16cid="http://schemas.microsoft.com/office/word/2016/wordml/cid" xmlns:w16="http://schemas.microsoft.com/office/word/2018/wordml" xmlns:w16sdtdh="http://schemas.microsoft.com/office/word/2020/wordml/sdtdatahash" xmlns:w16se="http://schemas.microsoft.com/office/word/2015/wordml/symex" xmlns:wpg="http://schemas.microsoft.com/office/word/2010/wordprocessingGroup" xmlns:wpi="http://schemas.microsoft.com/office/word/2010/wordprocessingInk" xmlns:wne="http://schemas.microsoft.com/office/word/2006/wordml" xmlns:wps="http://schemas.microsoft.com/office/word/2010/wordprocessingShape" mc:Ignorable="w14 w15 w16se w16cid w16 w16cex w16sdtdh wp14">
+<w:hdr xmlns:wpc="http://schemas.microsoft.com/office/word/2010/wordprocessingCanvas" xmlns:cx="http://schemas.microsoft.com/office/drawing/2014/chartex" xmlns:cx1="http://schemas.microsoft.com/office/drawing/2015/9/8/chartex" xmlns:cx2="http://schemas.microsoft.com/office/drawing/2015/10/21/chartex" xmlns:cx3="http://schemas.microsoft.com/office/drawing/2016/5/9/chartex" xmlns:cx4="http://schemas.microsoft.com/office/drawing/2016/5/10/chartex" xmlns:cx5="http://schemas.microsoft.com/office/drawing/2016/5/11/chartex" xmlns:cx6="http://schemas.microsoft.com/office/drawing/2016/5/12/chartex" xmlns:cx7="http://schemas.microsoft.com/office/drawing/2016/5/13/chartex" xmlns:cx8="http://schemas.microsoft.com/office/drawing/2016/5/14/chartex" xmlns:mc="http://schemas.openxmlformats.org/markup-compatibility/2006" xmlns:aink="http://schemas.microsoft.com/office/drawing/2016/ink" xmlns:am3d="http://schemas.microsoft.com/office/drawing/2017/model3d" xmlns:o="urn:schemas-microsoft-com:office:office" xmlns:oel="http://schemas.microsoft.com/office/2019/extlst" xmlns:r="http://schemas.openxmlformats.org/officeDocument/2006/relationships" xmlns:m="http://schemas.openxmlformats.org/officeDocument/2006/math" xmlns:v="urn:schemas-microsoft-com:vml" xmlns:wp14="http://schemas.microsoft.com/office/word/2010/wordprocessingDrawing" xmlns:wp="http://schemas.openxmlformats.org/drawingml/2006/wordprocessingDrawing" xmlns:w10="urn:schemas-microsoft-com:office:word" xmlns:w="http://schemas.openxmlformats.org/wordprocessingml/2006/main" xmlns:w14="http://schemas.microsoft.com/office/word/2010/wordml" xmlns:w15="http://schemas.microsoft.com/office/word/2012/wordml" xmlns:w16cex="http://schemas.microsoft.com/office/word/2018/wordml/cex" xmlns:w16cid="http://schemas.microsoft.com/office/word/2016/wordml/cid" xmlns:w16="http://schemas.microsoft.com/office/word/2018/wordml" xmlns:w16sdtdh="http://schemas.microsoft.com/office/word/2020/wordml/sdtdatahash" xmlns:w16se="http://schemas.microsoft.com/office/word/2015/wordml/symex" xmlns:wpg="http://schemas.microsoft.com/office/word/2010/wordprocessingGroup" xmlns:wpi="http://schemas.microsoft.com/office/word/2010/wordprocessingInk" xmlns:wne="http://schemas.microsoft.com/office/word/2006/wordml" xmlns:wps="http://schemas.microsoft.com/office/word/2010/wordprocessingShape" mc:Ignorable="w14 w15 w16se w16cid w16 w16cex w16sdtdh wp14">
   <w:p>
     <w:pPr>
       <w:suppressAutoHyphens/>
@@ -27672,7 +28104,7 @@
           <v:path o:extrusionok="f" gradientshapeok="t" o:connecttype="rect"/>
           <o:lock v:ext="edit" aspectratio="t"/>
         </v:shapetype>
-        <v:shape id="WordPictureWatermark26147705" o:spid="_x0000_s2051" type="#_x0000_t75" style="position:absolute;left:0;text-align:left;margin-left:0;margin-top:0;width:10in;height:540pt;z-index:-251658237;mso-position-horizontal:center;mso-position-horizontal-relative:margin;mso-position-vertical:center;mso-position-vertical-relative:margin" o:allowincell="f">
+        <v:shape id="WordPictureWatermark26147705" o:spid="_x0000_s1027" type="#_x0000_t75" style="position:absolute;left:0;text-align:left;margin-left:0;margin-top:0;width:10in;height:540pt;z-index:-251658237;mso-position-horizontal:center;mso-position-horizontal-relative:margin;mso-position-vertical:center;mso-position-vertical-relative:margin" o:allowincell="f">
           <v:imagedata r:id="rId1" o:title="For information and data collection only" gain="19661f" blacklevel="22938f"/>
           <w10:wrap anchorx="margin" anchory="margin"/>
         </v:shape>
@@ -28251,7 +28683,7 @@
 </file>
 
 <file path=word/header3.xml><?xml version="1.0" encoding="utf-8"?>
-<w:hdr xmlns:wpc="http://schemas.microsoft.com/office/word/2010/wordprocessingCanvas" xmlns:cx="http://schemas.microsoft.com/office/drawing/2014/chartex" xmlns:cx1="http://schemas.microsoft.com/office/drawing/2015/9/8/chartex" xmlns:cx2="http://schemas.microsoft.com/office/drawing/2015/10/21/chartex" xmlns:cx3="http://schemas.microsoft.com/office/drawing/2016/5/9/chartex" xmlns:cx4="http://schemas.microsoft.com/office/drawing/2016/5/10/chartex" xmlns:cx5="http://schemas.microsoft.com/office/drawing/2016/5/11/chartex" xmlns:cx6="http://schemas.microsoft.com/office/drawing/2016/5/12/chartex" xmlns:cx7="http://schemas.microsoft.com/office/drawing/2016/5/13/chartex" xmlns:cx8="http://schemas.microsoft.com/office/drawing/2016/5/14/chartex" xmlns:mc="http://schemas.openxmlformats.org/markup-compatibility/2006" xmlns:aink="http://schemas.microsoft.com/office/drawing/2016/ink" xmlns:am3d="http://schemas.microsoft.com/office/drawing/2017/model3d" xmlns:o="urn:schemas-microsoft-com:office:office" xmlns:r="http://schemas.openxmlformats.org/officeDocument/2006/relationships" xmlns:m="http://schemas.openxmlformats.org/officeDocument/2006/math" xmlns:v="urn:schemas-microsoft-com:vml" xmlns:wp14="http://schemas.microsoft.com/office/word/2010/wordprocessingDrawing" xmlns:wp="http://schemas.openxmlformats.org/drawingml/2006/wordprocessingDrawing" xmlns:w10="urn:schemas-microsoft-com:office:word" xmlns:w="http://schemas.openxmlformats.org/wordprocessingml/2006/main" xmlns:w14="http://schemas.microsoft.com/office/word/2010/wordml" xmlns:w15="http://schemas.microsoft.com/office/word/2012/wordml" xmlns:w16cex="http://schemas.microsoft.com/office/word/2018/wordml/cex" xmlns:w16cid="http://schemas.microsoft.com/office/word/2016/wordml/cid" xmlns:w16="http://schemas.microsoft.com/office/word/2018/wordml" xmlns:w16sdtdh="http://schemas.microsoft.com/office/word/2020/wordml/sdtdatahash" xmlns:w16se="http://schemas.microsoft.com/office/word/2015/wordml/symex" xmlns:wpg="http://schemas.microsoft.com/office/word/2010/wordprocessingGroup" xmlns:wpi="http://schemas.microsoft.com/office/word/2010/wordprocessingInk" xmlns:wne="http://schemas.microsoft.com/office/word/2006/wordml" xmlns:wps="http://schemas.microsoft.com/office/word/2010/wordprocessingShape" mc:Ignorable="w14 w15 w16se w16cid w16 w16cex w16sdtdh wp14">
+<w:hdr xmlns:wpc="http://schemas.microsoft.com/office/word/2010/wordprocessingCanvas" xmlns:cx="http://schemas.microsoft.com/office/drawing/2014/chartex" xmlns:cx1="http://schemas.microsoft.com/office/drawing/2015/9/8/chartex" xmlns:cx2="http://schemas.microsoft.com/office/drawing/2015/10/21/chartex" xmlns:cx3="http://schemas.microsoft.com/office/drawing/2016/5/9/chartex" xmlns:cx4="http://schemas.microsoft.com/office/drawing/2016/5/10/chartex" xmlns:cx5="http://schemas.microsoft.com/office/drawing/2016/5/11/chartex" xmlns:cx6="http://schemas.microsoft.com/office/drawing/2016/5/12/chartex" xmlns:cx7="http://schemas.microsoft.com/office/drawing/2016/5/13/chartex" xmlns:cx8="http://schemas.microsoft.com/office/drawing/2016/5/14/chartex" xmlns:mc="http://schemas.openxmlformats.org/markup-compatibility/2006" xmlns:aink="http://schemas.microsoft.com/office/drawing/2016/ink" xmlns:am3d="http://schemas.microsoft.com/office/drawing/2017/model3d" xmlns:o="urn:schemas-microsoft-com:office:office" xmlns:oel="http://schemas.microsoft.com/office/2019/extlst" xmlns:r="http://schemas.openxmlformats.org/officeDocument/2006/relationships" xmlns:m="http://schemas.openxmlformats.org/officeDocument/2006/math" xmlns:v="urn:schemas-microsoft-com:vml" xmlns:wp14="http://schemas.microsoft.com/office/word/2010/wordprocessingDrawing" xmlns:wp="http://schemas.openxmlformats.org/drawingml/2006/wordprocessingDrawing" xmlns:w10="urn:schemas-microsoft-com:office:word" xmlns:w="http://schemas.openxmlformats.org/wordprocessingml/2006/main" xmlns:w14="http://schemas.microsoft.com/office/word/2010/wordml" xmlns:w15="http://schemas.microsoft.com/office/word/2012/wordml" xmlns:w16cex="http://schemas.microsoft.com/office/word/2018/wordml/cex" xmlns:w16cid="http://schemas.microsoft.com/office/word/2016/wordml/cid" xmlns:w16="http://schemas.microsoft.com/office/word/2018/wordml" xmlns:w16sdtdh="http://schemas.microsoft.com/office/word/2020/wordml/sdtdatahash" xmlns:w16se="http://schemas.microsoft.com/office/word/2015/wordml/symex" xmlns:wpg="http://schemas.microsoft.com/office/word/2010/wordprocessingGroup" xmlns:wpi="http://schemas.microsoft.com/office/word/2010/wordprocessingInk" xmlns:wne="http://schemas.microsoft.com/office/word/2006/wordml" xmlns:wps="http://schemas.microsoft.com/office/word/2010/wordprocessingShape" mc:Ignorable="w14 w15 w16se w16cid w16 w16cex w16sdtdh wp14">
   <w:p>
     <w:pPr>
       <w:pStyle w:val="Header"/>
@@ -28280,7 +28712,7 @@
           <v:path o:extrusionok="f" gradientshapeok="t" o:connecttype="rect"/>
           <o:lock v:ext="edit" aspectratio="t"/>
         </v:shapetype>
-        <v:shape id="WordPictureWatermark26147703" o:spid="_x0000_s2049" type="#_x0000_t75" style="position:absolute;margin-left:0;margin-top:0;width:10in;height:540pt;z-index:-251658239;mso-position-horizontal:center;mso-position-horizontal-relative:margin;mso-position-vertical:center;mso-position-vertical-relative:margin" o:allowincell="f">
+        <v:shape id="WordPictureWatermark26147703" o:spid="_x0000_s1025" type="#_x0000_t75" style="position:absolute;margin-left:0;margin-top:0;width:10in;height:540pt;z-index:-251658239;mso-position-horizontal:center;mso-position-horizontal-relative:margin;mso-position-vertical:center;mso-position-vertical-relative:margin" o:allowincell="f">
           <v:imagedata r:id="rId1" o:title="For information and data collection only" gain="19661f" blacklevel="22938f"/>
           <w10:wrap anchorx="margin" anchory="margin"/>
         </v:shape>
@@ -28291,7 +28723,7 @@
 </file>
 
 <file path=word/header4.xml><?xml version="1.0" encoding="utf-8"?>
-<w:hdr xmlns:wpc="http://schemas.microsoft.com/office/word/2010/wordprocessingCanvas" xmlns:cx="http://schemas.microsoft.com/office/drawing/2014/chartex" xmlns:cx1="http://schemas.microsoft.com/office/drawing/2015/9/8/chartex" xmlns:cx2="http://schemas.microsoft.com/office/drawing/2015/10/21/chartex" xmlns:cx3="http://schemas.microsoft.com/office/drawing/2016/5/9/chartex" xmlns:cx4="http://schemas.microsoft.com/office/drawing/2016/5/10/chartex" xmlns:cx5="http://schemas.microsoft.com/office/drawing/2016/5/11/chartex" xmlns:cx6="http://schemas.microsoft.com/office/drawing/2016/5/12/chartex" xmlns:cx7="http://schemas.microsoft.com/office/drawing/2016/5/13/chartex" xmlns:cx8="http://schemas.microsoft.com/office/drawing/2016/5/14/chartex" xmlns:mc="http://schemas.openxmlformats.org/markup-compatibility/2006" xmlns:aink="http://schemas.microsoft.com/office/drawing/2016/ink" xmlns:am3d="http://schemas.microsoft.com/office/drawing/2017/model3d" xmlns:o="urn:schemas-microsoft-com:office:office" xmlns:r="http://schemas.openxmlformats.org/officeDocument/2006/relationships" xmlns:m="http://schemas.openxmlformats.org/officeDocument/2006/math" xmlns:v="urn:schemas-microsoft-com:vml" xmlns:wp14="http://schemas.microsoft.com/office/word/2010/wordprocessingDrawing" xmlns:wp="http://schemas.openxmlformats.org/drawingml/2006/wordprocessingDrawing" xmlns:w10="urn:schemas-microsoft-com:office:word" xmlns:w="http://schemas.openxmlformats.org/wordprocessingml/2006/main" xmlns:w14="http://schemas.microsoft.com/office/word/2010/wordml" xmlns:w15="http://schemas.microsoft.com/office/word/2012/wordml" xmlns:w16cex="http://schemas.microsoft.com/office/word/2018/wordml/cex" xmlns:w16cid="http://schemas.microsoft.com/office/word/2016/wordml/cid" xmlns:w16="http://schemas.microsoft.com/office/word/2018/wordml" xmlns:w16sdtdh="http://schemas.microsoft.com/office/word/2020/wordml/sdtdatahash" xmlns:w16se="http://schemas.microsoft.com/office/word/2015/wordml/symex" xmlns:wpg="http://schemas.microsoft.com/office/word/2010/wordprocessingGroup" xmlns:wpi="http://schemas.microsoft.com/office/word/2010/wordprocessingInk" xmlns:wne="http://schemas.microsoft.com/office/word/2006/wordml" xmlns:wps="http://schemas.microsoft.com/office/word/2010/wordprocessingShape" mc:Ignorable="w14 w15 w16se w16cid w16 w16cex w16sdtdh wp14">
+<w:hdr xmlns:wpc="http://schemas.microsoft.com/office/word/2010/wordprocessingCanvas" xmlns:cx="http://schemas.microsoft.com/office/drawing/2014/chartex" xmlns:cx1="http://schemas.microsoft.com/office/drawing/2015/9/8/chartex" xmlns:cx2="http://schemas.microsoft.com/office/drawing/2015/10/21/chartex" xmlns:cx3="http://schemas.microsoft.com/office/drawing/2016/5/9/chartex" xmlns:cx4="http://schemas.microsoft.com/office/drawing/2016/5/10/chartex" xmlns:cx5="http://schemas.microsoft.com/office/drawing/2016/5/11/chartex" xmlns:cx6="http://schemas.microsoft.com/office/drawing/2016/5/12/chartex" xmlns:cx7="http://schemas.microsoft.com/office/drawing/2016/5/13/chartex" xmlns:cx8="http://schemas.microsoft.com/office/drawing/2016/5/14/chartex" xmlns:mc="http://schemas.openxmlformats.org/markup-compatibility/2006" xmlns:aink="http://schemas.microsoft.com/office/drawing/2016/ink" xmlns:am3d="http://schemas.microsoft.com/office/drawing/2017/model3d" xmlns:o="urn:schemas-microsoft-com:office:office" xmlns:oel="http://schemas.microsoft.com/office/2019/extlst" xmlns:r="http://schemas.openxmlformats.org/officeDocument/2006/relationships" xmlns:m="http://schemas.openxmlformats.org/officeDocument/2006/math" xmlns:v="urn:schemas-microsoft-com:vml" xmlns:wp14="http://schemas.microsoft.com/office/word/2010/wordprocessingDrawing" xmlns:wp="http://schemas.openxmlformats.org/drawingml/2006/wordprocessingDrawing" xmlns:w10="urn:schemas-microsoft-com:office:word" xmlns:w="http://schemas.openxmlformats.org/wordprocessingml/2006/main" xmlns:w14="http://schemas.microsoft.com/office/word/2010/wordml" xmlns:w15="http://schemas.microsoft.com/office/word/2012/wordml" xmlns:w16cex="http://schemas.microsoft.com/office/word/2018/wordml/cex" xmlns:w16cid="http://schemas.microsoft.com/office/word/2016/wordml/cid" xmlns:w16="http://schemas.microsoft.com/office/word/2018/wordml" xmlns:w16sdtdh="http://schemas.microsoft.com/office/word/2020/wordml/sdtdatahash" xmlns:w16se="http://schemas.microsoft.com/office/word/2015/wordml/symex" xmlns:wpg="http://schemas.microsoft.com/office/word/2010/wordprocessingGroup" xmlns:wpi="http://schemas.microsoft.com/office/word/2010/wordprocessingInk" xmlns:wne="http://schemas.microsoft.com/office/word/2006/wordml" xmlns:wps="http://schemas.microsoft.com/office/word/2010/wordprocessingShape" mc:Ignorable="w14 w15 w16se w16cid w16 w16cex w16sdtdh wp14">
   <w:p>
     <w:pPr>
       <w:pStyle w:val="Header"/>
@@ -28320,7 +28752,7 @@
           <v:path o:extrusionok="f" gradientshapeok="t" o:connecttype="rect"/>
           <o:lock v:ext="edit" aspectratio="t"/>
         </v:shapetype>
-        <v:shape id="WordPictureWatermark26147707" o:spid="_x0000_s2053" type="#_x0000_t75" style="position:absolute;margin-left:0;margin-top:0;width:10in;height:540pt;z-index:-251658235;mso-position-horizontal:center;mso-position-horizontal-relative:margin;mso-position-vertical:center;mso-position-vertical-relative:margin" o:allowincell="f">
+        <v:shape id="WordPictureWatermark26147707" o:spid="_x0000_s1029" type="#_x0000_t75" style="position:absolute;margin-left:0;margin-top:0;width:10in;height:540pt;z-index:-251658235;mso-position-horizontal:center;mso-position-horizontal-relative:margin;mso-position-vertical:center;mso-position-vertical-relative:margin" o:allowincell="f">
           <v:imagedata r:id="rId1" o:title="For information and data collection only" gain="19661f" blacklevel="22938f"/>
           <w10:wrap anchorx="margin" anchory="margin"/>
         </v:shape>
@@ -28331,7 +28763,7 @@
 </file>
 
 <file path=word/header5.xml><?xml version="1.0" encoding="utf-8"?>
-<w:hdr xmlns:wpc="http://schemas.microsoft.com/office/word/2010/wordprocessingCanvas" xmlns:cx="http://schemas.microsoft.com/office/drawing/2014/chartex" xmlns:cx1="http://schemas.microsoft.com/office/drawing/2015/9/8/chartex" xmlns:cx2="http://schemas.microsoft.com/office/drawing/2015/10/21/chartex" xmlns:cx3="http://schemas.microsoft.com/office/drawing/2016/5/9/chartex" xmlns:cx4="http://schemas.microsoft.com/office/drawing/2016/5/10/chartex" xmlns:cx5="http://schemas.microsoft.com/office/drawing/2016/5/11/chartex" xmlns:cx6="http://schemas.microsoft.com/office/drawing/2016/5/12/chartex" xmlns:cx7="http://schemas.microsoft.com/office/drawing/2016/5/13/chartex" xmlns:cx8="http://schemas.microsoft.com/office/drawing/2016/5/14/chartex" xmlns:mc="http://schemas.openxmlformats.org/markup-compatibility/2006" xmlns:aink="http://schemas.microsoft.com/office/drawing/2016/ink" xmlns:am3d="http://schemas.microsoft.com/office/drawing/2017/model3d" xmlns:o="urn:schemas-microsoft-com:office:office" xmlns:r="http://schemas.openxmlformats.org/officeDocument/2006/relationships" xmlns:m="http://schemas.openxmlformats.org/officeDocument/2006/math" xmlns:v="urn:schemas-microsoft-com:vml" xmlns:wp14="http://schemas.microsoft.com/office/word/2010/wordprocessingDrawing" xmlns:wp="http://schemas.openxmlformats.org/drawingml/2006/wordprocessingDrawing" xmlns:w10="urn:schemas-microsoft-com:office:word" xmlns:w="http://schemas.openxmlformats.org/wordprocessingml/2006/main" xmlns:w14="http://schemas.microsoft.com/office/word/2010/wordml" xmlns:w15="http://schemas.microsoft.com/office/word/2012/wordml" xmlns:w16cex="http://schemas.microsoft.com/office/word/2018/wordml/cex" xmlns:w16cid="http://schemas.microsoft.com/office/word/2016/wordml/cid" xmlns:w16="http://schemas.microsoft.com/office/word/2018/wordml" xmlns:w16sdtdh="http://schemas.microsoft.com/office/word/2020/wordml/sdtdatahash" xmlns:w16se="http://schemas.microsoft.com/office/word/2015/wordml/symex" xmlns:wpg="http://schemas.microsoft.com/office/word/2010/wordprocessingGroup" xmlns:wpi="http://schemas.microsoft.com/office/word/2010/wordprocessingInk" xmlns:wne="http://schemas.microsoft.com/office/word/2006/wordml" xmlns:wps="http://schemas.microsoft.com/office/word/2010/wordprocessingShape" mc:Ignorable="w14 w15 w16se w16cid w16 w16cex w16sdtdh wp14">
+<w:hdr xmlns:wpc="http://schemas.microsoft.com/office/word/2010/wordprocessingCanvas" xmlns:cx="http://schemas.microsoft.com/office/drawing/2014/chartex" xmlns:cx1="http://schemas.microsoft.com/office/drawing/2015/9/8/chartex" xmlns:cx2="http://schemas.microsoft.com/office/drawing/2015/10/21/chartex" xmlns:cx3="http://schemas.microsoft.com/office/drawing/2016/5/9/chartex" xmlns:cx4="http://schemas.microsoft.com/office/drawing/2016/5/10/chartex" xmlns:cx5="http://schemas.microsoft.com/office/drawing/2016/5/11/chartex" xmlns:cx6="http://schemas.microsoft.com/office/drawing/2016/5/12/chartex" xmlns:cx7="http://schemas.microsoft.com/office/drawing/2016/5/13/chartex" xmlns:cx8="http://schemas.microsoft.com/office/drawing/2016/5/14/chartex" xmlns:mc="http://schemas.openxmlformats.org/markup-compatibility/2006" xmlns:aink="http://schemas.microsoft.com/office/drawing/2016/ink" xmlns:am3d="http://schemas.microsoft.com/office/drawing/2017/model3d" xmlns:o="urn:schemas-microsoft-com:office:office" xmlns:oel="http://schemas.microsoft.com/office/2019/extlst" xmlns:r="http://schemas.openxmlformats.org/officeDocument/2006/relationships" xmlns:m="http://schemas.openxmlformats.org/officeDocument/2006/math" xmlns:v="urn:schemas-microsoft-com:vml" xmlns:wp14="http://schemas.microsoft.com/office/word/2010/wordprocessingDrawing" xmlns:wp="http://schemas.openxmlformats.org/drawingml/2006/wordprocessingDrawing" xmlns:w10="urn:schemas-microsoft-com:office:word" xmlns:w="http://schemas.openxmlformats.org/wordprocessingml/2006/main" xmlns:w14="http://schemas.microsoft.com/office/word/2010/wordml" xmlns:w15="http://schemas.microsoft.com/office/word/2012/wordml" xmlns:w16cex="http://schemas.microsoft.com/office/word/2018/wordml/cex" xmlns:w16cid="http://schemas.microsoft.com/office/word/2016/wordml/cid" xmlns:w16="http://schemas.microsoft.com/office/word/2018/wordml" xmlns:w16sdtdh="http://schemas.microsoft.com/office/word/2020/wordml/sdtdatahash" xmlns:w16se="http://schemas.microsoft.com/office/word/2015/wordml/symex" xmlns:wpg="http://schemas.microsoft.com/office/word/2010/wordprocessingGroup" xmlns:wpi="http://schemas.microsoft.com/office/word/2010/wordprocessingInk" xmlns:wne="http://schemas.microsoft.com/office/word/2006/wordml" xmlns:wps="http://schemas.microsoft.com/office/word/2010/wordprocessingShape" mc:Ignorable="w14 w15 w16se w16cid w16 w16cex w16sdtdh wp14">
   <w:tbl>
     <w:tblPr>
       <w:tblW w:w="5014" w:type="pct"/>
@@ -28621,7 +29053,7 @@
           <v:path o:extrusionok="f" gradientshapeok="t" o:connecttype="rect"/>
           <o:lock v:ext="edit" aspectratio="t"/>
         </v:shapetype>
-        <v:shape id="WordPictureWatermark26147708" o:spid="_x0000_s2059" type="#_x0000_t75" style="position:absolute;margin-left:0;margin-top:0;width:10in;height:540pt;z-index:-251658234;mso-position-horizontal:center;mso-position-horizontal-relative:margin;mso-position-vertical:center;mso-position-vertical-relative:margin" o:allowincell="f">
+        <v:shape id="WordPictureWatermark26147708" o:spid="_x0000_s1035" type="#_x0000_t75" style="position:absolute;margin-left:0;margin-top:0;width:10in;height:540pt;z-index:-251658234;mso-position-horizontal:center;mso-position-horizontal-relative:margin;mso-position-vertical:center;mso-position-vertical-relative:margin" o:allowincell="f">
           <v:imagedata r:id="rId1" o:title="For information and data collection only" gain="19661f" blacklevel="22938f"/>
           <w10:wrap anchorx="margin" anchory="margin"/>
         </v:shape>
@@ -28632,7 +29064,7 @@
 </file>
 
 <file path=word/header6.xml><?xml version="1.0" encoding="utf-8"?>
-<w:hdr xmlns:wpc="http://schemas.microsoft.com/office/word/2010/wordprocessingCanvas" xmlns:cx="http://schemas.microsoft.com/office/drawing/2014/chartex" xmlns:cx1="http://schemas.microsoft.com/office/drawing/2015/9/8/chartex" xmlns:cx2="http://schemas.microsoft.com/office/drawing/2015/10/21/chartex" xmlns:cx3="http://schemas.microsoft.com/office/drawing/2016/5/9/chartex" xmlns:cx4="http://schemas.microsoft.com/office/drawing/2016/5/10/chartex" xmlns:cx5="http://schemas.microsoft.com/office/drawing/2016/5/11/chartex" xmlns:cx6="http://schemas.microsoft.com/office/drawing/2016/5/12/chartex" xmlns:cx7="http://schemas.microsoft.com/office/drawing/2016/5/13/chartex" xmlns:cx8="http://schemas.microsoft.com/office/drawing/2016/5/14/chartex" xmlns:mc="http://schemas.openxmlformats.org/markup-compatibility/2006" xmlns:aink="http://schemas.microsoft.com/office/drawing/2016/ink" xmlns:am3d="http://schemas.microsoft.com/office/drawing/2017/model3d" xmlns:o="urn:schemas-microsoft-com:office:office" xmlns:r="http://schemas.openxmlformats.org/officeDocument/2006/relationships" xmlns:m="http://schemas.openxmlformats.org/officeDocument/2006/math" xmlns:v="urn:schemas-microsoft-com:vml" xmlns:wp14="http://schemas.microsoft.com/office/word/2010/wordprocessingDrawing" xmlns:wp="http://schemas.openxmlformats.org/drawingml/2006/wordprocessingDrawing" xmlns:w10="urn:schemas-microsoft-com:office:word" xmlns:w="http://schemas.openxmlformats.org/wordprocessingml/2006/main" xmlns:w14="http://schemas.microsoft.com/office/word/2010/wordml" xmlns:w15="http://schemas.microsoft.com/office/word/2012/wordml" xmlns:w16cex="http://schemas.microsoft.com/office/word/2018/wordml/cex" xmlns:w16cid="http://schemas.microsoft.com/office/word/2016/wordml/cid" xmlns:w16="http://schemas.microsoft.com/office/word/2018/wordml" xmlns:w16sdtdh="http://schemas.microsoft.com/office/word/2020/wordml/sdtdatahash" xmlns:w16se="http://schemas.microsoft.com/office/word/2015/wordml/symex" xmlns:wpg="http://schemas.microsoft.com/office/word/2010/wordprocessingGroup" xmlns:wpi="http://schemas.microsoft.com/office/word/2010/wordprocessingInk" xmlns:wne="http://schemas.microsoft.com/office/word/2006/wordml" xmlns:wps="http://schemas.microsoft.com/office/word/2010/wordprocessingShape" mc:Ignorable="w14 w15 w16se w16cid w16 w16cex w16sdtdh wp14">
+<w:hdr xmlns:wpc="http://schemas.microsoft.com/office/word/2010/wordprocessingCanvas" xmlns:cx="http://schemas.microsoft.com/office/drawing/2014/chartex" xmlns:cx1="http://schemas.microsoft.com/office/drawing/2015/9/8/chartex" xmlns:cx2="http://schemas.microsoft.com/office/drawing/2015/10/21/chartex" xmlns:cx3="http://schemas.microsoft.com/office/drawing/2016/5/9/chartex" xmlns:cx4="http://schemas.microsoft.com/office/drawing/2016/5/10/chartex" xmlns:cx5="http://schemas.microsoft.com/office/drawing/2016/5/11/chartex" xmlns:cx6="http://schemas.microsoft.com/office/drawing/2016/5/12/chartex" xmlns:cx7="http://schemas.microsoft.com/office/drawing/2016/5/13/chartex" xmlns:cx8="http://schemas.microsoft.com/office/drawing/2016/5/14/chartex" xmlns:mc="http://schemas.openxmlformats.org/markup-compatibility/2006" xmlns:aink="http://schemas.microsoft.com/office/drawing/2016/ink" xmlns:am3d="http://schemas.microsoft.com/office/drawing/2017/model3d" xmlns:o="urn:schemas-microsoft-com:office:office" xmlns:oel="http://schemas.microsoft.com/office/2019/extlst" xmlns:r="http://schemas.openxmlformats.org/officeDocument/2006/relationships" xmlns:m="http://schemas.openxmlformats.org/officeDocument/2006/math" xmlns:v="urn:schemas-microsoft-com:vml" xmlns:wp14="http://schemas.microsoft.com/office/word/2010/wordprocessingDrawing" xmlns:wp="http://schemas.openxmlformats.org/drawingml/2006/wordprocessingDrawing" xmlns:w10="urn:schemas-microsoft-com:office:word" xmlns:w="http://schemas.openxmlformats.org/wordprocessingml/2006/main" xmlns:w14="http://schemas.microsoft.com/office/word/2010/wordml" xmlns:w15="http://schemas.microsoft.com/office/word/2012/wordml" xmlns:w16cex="http://schemas.microsoft.com/office/word/2018/wordml/cex" xmlns:w16cid="http://schemas.microsoft.com/office/word/2016/wordml/cid" xmlns:w16="http://schemas.microsoft.com/office/word/2018/wordml" xmlns:w16sdtdh="http://schemas.microsoft.com/office/word/2020/wordml/sdtdatahash" xmlns:w16se="http://schemas.microsoft.com/office/word/2015/wordml/symex" xmlns:wpg="http://schemas.microsoft.com/office/word/2010/wordprocessingGroup" xmlns:wpi="http://schemas.microsoft.com/office/word/2010/wordprocessingInk" xmlns:wne="http://schemas.microsoft.com/office/word/2006/wordml" xmlns:wps="http://schemas.microsoft.com/office/word/2010/wordprocessingShape" mc:Ignorable="w14 w15 w16se w16cid w16 w16cex w16sdtdh wp14">
   <w:p>
     <w:pPr>
       <w:pStyle w:val="Header"/>
@@ -28661,7 +29093,7 @@
           <v:path o:extrusionok="f" gradientshapeok="t" o:connecttype="rect"/>
           <o:lock v:ext="edit" aspectratio="t"/>
         </v:shapetype>
-        <v:shape id="WordPictureWatermark26147706" o:spid="_x0000_s2052" type="#_x0000_t75" style="position:absolute;margin-left:0;margin-top:0;width:10in;height:540pt;z-index:-251658236;mso-position-horizontal:center;mso-position-horizontal-relative:margin;mso-position-vertical:center;mso-position-vertical-relative:margin" o:allowincell="f">
+        <v:shape id="WordPictureWatermark26147706" o:spid="_x0000_s1028" type="#_x0000_t75" style="position:absolute;margin-left:0;margin-top:0;width:10in;height:540pt;z-index:-251658236;mso-position-horizontal:center;mso-position-horizontal-relative:margin;mso-position-vertical:center;mso-position-vertical-relative:margin" o:allowincell="f">
           <v:imagedata r:id="rId1" o:title="For information and data collection only" gain="19661f" blacklevel="22938f"/>
           <w10:wrap anchorx="margin" anchory="margin"/>
         </v:shape>
@@ -28672,7 +29104,7 @@
 </file>
 
 <file path=word/header7.xml><?xml version="1.0" encoding="utf-8"?>
-<w:hdr xmlns:wpc="http://schemas.microsoft.com/office/word/2010/wordprocessingCanvas" xmlns:cx="http://schemas.microsoft.com/office/drawing/2014/chartex" xmlns:cx1="http://schemas.microsoft.com/office/drawing/2015/9/8/chartex" xmlns:cx2="http://schemas.microsoft.com/office/drawing/2015/10/21/chartex" xmlns:cx3="http://schemas.microsoft.com/office/drawing/2016/5/9/chartex" xmlns:cx4="http://schemas.microsoft.com/office/drawing/2016/5/10/chartex" xmlns:cx5="http://schemas.microsoft.com/office/drawing/2016/5/11/chartex" xmlns:cx6="http://schemas.microsoft.com/office/drawing/2016/5/12/chartex" xmlns:cx7="http://schemas.microsoft.com/office/drawing/2016/5/13/chartex" xmlns:cx8="http://schemas.microsoft.com/office/drawing/2016/5/14/chartex" xmlns:mc="http://schemas.openxmlformats.org/markup-compatibility/2006" xmlns:aink="http://schemas.microsoft.com/office/drawing/2016/ink" xmlns:am3d="http://schemas.microsoft.com/office/drawing/2017/model3d" xmlns:o="urn:schemas-microsoft-com:office:office" xmlns:r="http://schemas.openxmlformats.org/officeDocument/2006/relationships" xmlns:m="http://schemas.openxmlformats.org/officeDocument/2006/math" xmlns:v="urn:schemas-microsoft-com:vml" xmlns:wp14="http://schemas.microsoft.com/office/word/2010/wordprocessingDrawing" xmlns:wp="http://schemas.openxmlformats.org/drawingml/2006/wordprocessingDrawing" xmlns:w10="urn:schemas-microsoft-com:office:word" xmlns:w="http://schemas.openxmlformats.org/wordprocessingml/2006/main" xmlns:w14="http://schemas.microsoft.com/office/word/2010/wordml" xmlns:w15="http://schemas.microsoft.com/office/word/2012/wordml" xmlns:w16cex="http://schemas.microsoft.com/office/word/2018/wordml/cex" xmlns:w16cid="http://schemas.microsoft.com/office/word/2016/wordml/cid" xmlns:w16="http://schemas.microsoft.com/office/word/2018/wordml" xmlns:w16sdtdh="http://schemas.microsoft.com/office/word/2020/wordml/sdtdatahash" xmlns:w16se="http://schemas.microsoft.com/office/word/2015/wordml/symex" xmlns:wpg="http://schemas.microsoft.com/office/word/2010/wordprocessingGroup" xmlns:wpi="http://schemas.microsoft.com/office/word/2010/wordprocessingInk" xmlns:wne="http://schemas.microsoft.com/office/word/2006/wordml" xmlns:wps="http://schemas.microsoft.com/office/word/2010/wordprocessingShape" mc:Ignorable="w14 w15 w16se w16cid w16 w16cex w16sdtdh wp14">
+<w:hdr xmlns:wpc="http://schemas.microsoft.com/office/word/2010/wordprocessingCanvas" xmlns:cx="http://schemas.microsoft.com/office/drawing/2014/chartex" xmlns:cx1="http://schemas.microsoft.com/office/drawing/2015/9/8/chartex" xmlns:cx2="http://schemas.microsoft.com/office/drawing/2015/10/21/chartex" xmlns:cx3="http://schemas.microsoft.com/office/drawing/2016/5/9/chartex" xmlns:cx4="http://schemas.microsoft.com/office/drawing/2016/5/10/chartex" xmlns:cx5="http://schemas.microsoft.com/office/drawing/2016/5/11/chartex" xmlns:cx6="http://schemas.microsoft.com/office/drawing/2016/5/12/chartex" xmlns:cx7="http://schemas.microsoft.com/office/drawing/2016/5/13/chartex" xmlns:cx8="http://schemas.microsoft.com/office/drawing/2016/5/14/chartex" xmlns:mc="http://schemas.openxmlformats.org/markup-compatibility/2006" xmlns:aink="http://schemas.microsoft.com/office/drawing/2016/ink" xmlns:am3d="http://schemas.microsoft.com/office/drawing/2017/model3d" xmlns:o="urn:schemas-microsoft-com:office:office" xmlns:oel="http://schemas.microsoft.com/office/2019/extlst" xmlns:r="http://schemas.openxmlformats.org/officeDocument/2006/relationships" xmlns:m="http://schemas.openxmlformats.org/officeDocument/2006/math" xmlns:v="urn:schemas-microsoft-com:vml" xmlns:wp14="http://schemas.microsoft.com/office/word/2010/wordprocessingDrawing" xmlns:wp="http://schemas.openxmlformats.org/drawingml/2006/wordprocessingDrawing" xmlns:w10="urn:schemas-microsoft-com:office:word" xmlns:w="http://schemas.openxmlformats.org/wordprocessingml/2006/main" xmlns:w14="http://schemas.microsoft.com/office/word/2010/wordml" xmlns:w15="http://schemas.microsoft.com/office/word/2012/wordml" xmlns:w16cex="http://schemas.microsoft.com/office/word/2018/wordml/cex" xmlns:w16cid="http://schemas.microsoft.com/office/word/2016/wordml/cid" xmlns:w16="http://schemas.microsoft.com/office/word/2018/wordml" xmlns:w16sdtdh="http://schemas.microsoft.com/office/word/2020/wordml/sdtdatahash" xmlns:w16se="http://schemas.microsoft.com/office/word/2015/wordml/symex" xmlns:wpg="http://schemas.microsoft.com/office/word/2010/wordprocessingGroup" xmlns:wpi="http://schemas.microsoft.com/office/word/2010/wordprocessingInk" xmlns:wne="http://schemas.microsoft.com/office/word/2006/wordml" xmlns:wps="http://schemas.microsoft.com/office/word/2010/wordprocessingShape" mc:Ignorable="w14 w15 w16se w16cid w16 w16cex w16sdtdh wp14">
   <w:p>
     <w:pPr>
       <w:pStyle w:val="Header"/>
@@ -28701,7 +29133,7 @@
           <v:path o:extrusionok="f" gradientshapeok="t" o:connecttype="rect"/>
           <o:lock v:ext="edit" aspectratio="t"/>
         </v:shapetype>
-        <v:shape id="WordPictureWatermark26147710" o:spid="_x0000_s2056" type="#_x0000_t75" style="position:absolute;margin-left:0;margin-top:0;width:10in;height:540pt;z-index:-251658232;mso-position-horizontal:center;mso-position-horizontal-relative:margin;mso-position-vertical:center;mso-position-vertical-relative:margin" o:allowincell="f">
+        <v:shape id="WordPictureWatermark26147710" o:spid="_x0000_s1032" type="#_x0000_t75" style="position:absolute;margin-left:0;margin-top:0;width:10in;height:540pt;z-index:-251658232;mso-position-horizontal:center;mso-position-horizontal-relative:margin;mso-position-vertical:center;mso-position-vertical-relative:margin" o:allowincell="f">
           <v:imagedata r:id="rId1" o:title="For information and data collection only" gain="19661f" blacklevel="22938f"/>
           <w10:wrap anchorx="margin" anchory="margin"/>
         </v:shape>
@@ -28712,7 +29144,7 @@
 </file>
 
 <file path=word/header8.xml><?xml version="1.0" encoding="utf-8"?>
-<w:hdr xmlns:wpc="http://schemas.microsoft.com/office/word/2010/wordprocessingCanvas" xmlns:cx="http://schemas.microsoft.com/office/drawing/2014/chartex" xmlns:cx1="http://schemas.microsoft.com/office/drawing/2015/9/8/chartex" xmlns:cx2="http://schemas.microsoft.com/office/drawing/2015/10/21/chartex" xmlns:cx3="http://schemas.microsoft.com/office/drawing/2016/5/9/chartex" xmlns:cx4="http://schemas.microsoft.com/office/drawing/2016/5/10/chartex" xmlns:cx5="http://schemas.microsoft.com/office/drawing/2016/5/11/chartex" xmlns:cx6="http://schemas.microsoft.com/office/drawing/2016/5/12/chartex" xmlns:cx7="http://schemas.microsoft.com/office/drawing/2016/5/13/chartex" xmlns:cx8="http://schemas.microsoft.com/office/drawing/2016/5/14/chartex" xmlns:mc="http://schemas.openxmlformats.org/markup-compatibility/2006" xmlns:aink="http://schemas.microsoft.com/office/drawing/2016/ink" xmlns:am3d="http://schemas.microsoft.com/office/drawing/2017/model3d" xmlns:o="urn:schemas-microsoft-com:office:office" xmlns:r="http://schemas.openxmlformats.org/officeDocument/2006/relationships" xmlns:m="http://schemas.openxmlformats.org/officeDocument/2006/math" xmlns:v="urn:schemas-microsoft-com:vml" xmlns:wp14="http://schemas.microsoft.com/office/word/2010/wordprocessingDrawing" xmlns:wp="http://schemas.openxmlformats.org/drawingml/2006/wordprocessingDrawing" xmlns:w10="urn:schemas-microsoft-com:office:word" xmlns:w="http://schemas.openxmlformats.org/wordprocessingml/2006/main" xmlns:w14="http://schemas.microsoft.com/office/word/2010/wordml" xmlns:w15="http://schemas.microsoft.com/office/word/2012/wordml" xmlns:w16cex="http://schemas.microsoft.com/office/word/2018/wordml/cex" xmlns:w16cid="http://schemas.microsoft.com/office/word/2016/wordml/cid" xmlns:w16="http://schemas.microsoft.com/office/word/2018/wordml" xmlns:w16sdtdh="http://schemas.microsoft.com/office/word/2020/wordml/sdtdatahash" xmlns:w16se="http://schemas.microsoft.com/office/word/2015/wordml/symex" xmlns:wpg="http://schemas.microsoft.com/office/word/2010/wordprocessingGroup" xmlns:wpi="http://schemas.microsoft.com/office/word/2010/wordprocessingInk" xmlns:wne="http://schemas.microsoft.com/office/word/2006/wordml" xmlns:wps="http://schemas.microsoft.com/office/word/2010/wordprocessingShape" mc:Ignorable="w14 w15 w16se w16cid w16 w16cex w16sdtdh wp14">
+<w:hdr xmlns:wpc="http://schemas.microsoft.com/office/word/2010/wordprocessingCanvas" xmlns:cx="http://schemas.microsoft.com/office/drawing/2014/chartex" xmlns:cx1="http://schemas.microsoft.com/office/drawing/2015/9/8/chartex" xmlns:cx2="http://schemas.microsoft.com/office/drawing/2015/10/21/chartex" xmlns:cx3="http://schemas.microsoft.com/office/drawing/2016/5/9/chartex" xmlns:cx4="http://schemas.microsoft.com/office/drawing/2016/5/10/chartex" xmlns:cx5="http://schemas.microsoft.com/office/drawing/2016/5/11/chartex" xmlns:cx6="http://schemas.microsoft.com/office/drawing/2016/5/12/chartex" xmlns:cx7="http://schemas.microsoft.com/office/drawing/2016/5/13/chartex" xmlns:cx8="http://schemas.microsoft.com/office/drawing/2016/5/14/chartex" xmlns:mc="http://schemas.openxmlformats.org/markup-compatibility/2006" xmlns:aink="http://schemas.microsoft.com/office/drawing/2016/ink" xmlns:am3d="http://schemas.microsoft.com/office/drawing/2017/model3d" xmlns:o="urn:schemas-microsoft-com:office:office" xmlns:oel="http://schemas.microsoft.com/office/2019/extlst" xmlns:r="http://schemas.openxmlformats.org/officeDocument/2006/relationships" xmlns:m="http://schemas.openxmlformats.org/officeDocument/2006/math" xmlns:v="urn:schemas-microsoft-com:vml" xmlns:wp14="http://schemas.microsoft.com/office/word/2010/wordprocessingDrawing" xmlns:wp="http://schemas.openxmlformats.org/drawingml/2006/wordprocessingDrawing" xmlns:w10="urn:schemas-microsoft-com:office:word" xmlns:w="http://schemas.openxmlformats.org/wordprocessingml/2006/main" xmlns:w14="http://schemas.microsoft.com/office/word/2010/wordml" xmlns:w15="http://schemas.microsoft.com/office/word/2012/wordml" xmlns:w16cex="http://schemas.microsoft.com/office/word/2018/wordml/cex" xmlns:w16cid="http://schemas.microsoft.com/office/word/2016/wordml/cid" xmlns:w16="http://schemas.microsoft.com/office/word/2018/wordml" xmlns:w16sdtdh="http://schemas.microsoft.com/office/word/2020/wordml/sdtdatahash" xmlns:w16se="http://schemas.microsoft.com/office/word/2015/wordml/symex" xmlns:wpg="http://schemas.microsoft.com/office/word/2010/wordprocessingGroup" xmlns:wpi="http://schemas.microsoft.com/office/word/2010/wordprocessingInk" xmlns:wne="http://schemas.microsoft.com/office/word/2006/wordml" xmlns:wps="http://schemas.microsoft.com/office/word/2010/wordprocessingShape" mc:Ignorable="w14 w15 w16se w16cid w16 w16cex w16sdtdh wp14">
   <w:tbl>
     <w:tblPr>
       <w:tblW w:w="5014" w:type="pct"/>
@@ -28793,7 +29225,7 @@
               <w:sz w:val="20"/>
             </w:rPr>
           </w:pPr>
-          <w:del w:id="484" w:author="Alhabibi, Haider@Energy" w:date="2022-02-14T16:54:00Z">
+          <w:del w:id="511" w:author="Alhabibi, Haider@Energy" w:date="2022-02-14T16:54:00Z">
             <w:r>
               <w:rPr>
                 <w:sz w:val="20"/>
@@ -28801,7 +29233,7 @@
               <w:delText>CF2R</w:delText>
             </w:r>
           </w:del>
-          <w:ins w:id="485" w:author="Alhabibi, Haider@Energy" w:date="2022-02-14T16:54:00Z">
+          <w:ins w:id="512" w:author="Alhabibi, Haider@Energy" w:date="2022-02-14T16:54:00Z">
             <w:r>
               <w:rPr>
                 <w:sz w:val="20"/>
@@ -28990,7 +29422,7 @@
           <v:path o:extrusionok="f" gradientshapeok="t" o:connecttype="rect"/>
           <o:lock v:ext="edit" aspectratio="t"/>
         </v:shapetype>
-        <v:shape id="WordPictureWatermark26147711" o:spid="_x0000_s2058" type="#_x0000_t75" style="position:absolute;margin-left:0;margin-top:0;width:10in;height:540pt;z-index:-251658231;mso-position-horizontal:center;mso-position-horizontal-relative:margin;mso-position-vertical:center;mso-position-vertical-relative:margin" o:allowincell="f">
+        <v:shape id="WordPictureWatermark26147711" o:spid="_x0000_s1034" type="#_x0000_t75" style="position:absolute;margin-left:0;margin-top:0;width:10in;height:540pt;z-index:-251658231;mso-position-horizontal:center;mso-position-horizontal-relative:margin;mso-position-vertical:center;mso-position-vertical-relative:margin" o:allowincell="f">
           <v:imagedata r:id="rId1" o:title="For information and data collection only" gain="19661f" blacklevel="22938f"/>
           <w10:wrap anchorx="margin" anchory="margin"/>
         </v:shape>
@@ -29001,7 +29433,7 @@
 </file>
 
 <file path=word/header9.xml><?xml version="1.0" encoding="utf-8"?>
-<w:hdr xmlns:wpc="http://schemas.microsoft.com/office/word/2010/wordprocessingCanvas" xmlns:cx="http://schemas.microsoft.com/office/drawing/2014/chartex" xmlns:cx1="http://schemas.microsoft.com/office/drawing/2015/9/8/chartex" xmlns:cx2="http://schemas.microsoft.com/office/drawing/2015/10/21/chartex" xmlns:cx3="http://schemas.microsoft.com/office/drawing/2016/5/9/chartex" xmlns:cx4="http://schemas.microsoft.com/office/drawing/2016/5/10/chartex" xmlns:cx5="http://schemas.microsoft.com/office/drawing/2016/5/11/chartex" xmlns:cx6="http://schemas.microsoft.com/office/drawing/2016/5/12/chartex" xmlns:cx7="http://schemas.microsoft.com/office/drawing/2016/5/13/chartex" xmlns:cx8="http://schemas.microsoft.com/office/drawing/2016/5/14/chartex" xmlns:mc="http://schemas.openxmlformats.org/markup-compatibility/2006" xmlns:aink="http://schemas.microsoft.com/office/drawing/2016/ink" xmlns:am3d="http://schemas.microsoft.com/office/drawing/2017/model3d" xmlns:o="urn:schemas-microsoft-com:office:office" xmlns:r="http://schemas.openxmlformats.org/officeDocument/2006/relationships" xmlns:m="http://schemas.openxmlformats.org/officeDocument/2006/math" xmlns:v="urn:schemas-microsoft-com:vml" xmlns:wp14="http://schemas.microsoft.com/office/word/2010/wordprocessingDrawing" xmlns:wp="http://schemas.openxmlformats.org/drawingml/2006/wordprocessingDrawing" xmlns:w10="urn:schemas-microsoft-com:office:word" xmlns:w="http://schemas.openxmlformats.org/wordprocessingml/2006/main" xmlns:w14="http://schemas.microsoft.com/office/word/2010/wordml" xmlns:w15="http://schemas.microsoft.com/office/word/2012/wordml" xmlns:w16cex="http://schemas.microsoft.com/office/word/2018/wordml/cex" xmlns:w16cid="http://schemas.microsoft.com/office/word/2016/wordml/cid" xmlns:w16="http://schemas.microsoft.com/office/word/2018/wordml" xmlns:w16sdtdh="http://schemas.microsoft.com/office/word/2020/wordml/sdtdatahash" xmlns:w16se="http://schemas.microsoft.com/office/word/2015/wordml/symex" xmlns:wpg="http://schemas.microsoft.com/office/word/2010/wordprocessingGroup" xmlns:wpi="http://schemas.microsoft.com/office/word/2010/wordprocessingInk" xmlns:wne="http://schemas.microsoft.com/office/word/2006/wordml" xmlns:wps="http://schemas.microsoft.com/office/word/2010/wordprocessingShape" mc:Ignorable="w14 w15 w16se w16cid w16 w16cex w16sdtdh wp14">
+<w:hdr xmlns:wpc="http://schemas.microsoft.com/office/word/2010/wordprocessingCanvas" xmlns:cx="http://schemas.microsoft.com/office/drawing/2014/chartex" xmlns:cx1="http://schemas.microsoft.com/office/drawing/2015/9/8/chartex" xmlns:cx2="http://schemas.microsoft.com/office/drawing/2015/10/21/chartex" xmlns:cx3="http://schemas.microsoft.com/office/drawing/2016/5/9/chartex" xmlns:cx4="http://schemas.microsoft.com/office/drawing/2016/5/10/chartex" xmlns:cx5="http://schemas.microsoft.com/office/drawing/2016/5/11/chartex" xmlns:cx6="http://schemas.microsoft.com/office/drawing/2016/5/12/chartex" xmlns:cx7="http://schemas.microsoft.com/office/drawing/2016/5/13/chartex" xmlns:cx8="http://schemas.microsoft.com/office/drawing/2016/5/14/chartex" xmlns:mc="http://schemas.openxmlformats.org/markup-compatibility/2006" xmlns:aink="http://schemas.microsoft.com/office/drawing/2016/ink" xmlns:am3d="http://schemas.microsoft.com/office/drawing/2017/model3d" xmlns:o="urn:schemas-microsoft-com:office:office" xmlns:oel="http://schemas.microsoft.com/office/2019/extlst" xmlns:r="http://schemas.openxmlformats.org/officeDocument/2006/relationships" xmlns:m="http://schemas.openxmlformats.org/officeDocument/2006/math" xmlns:v="urn:schemas-microsoft-com:vml" xmlns:wp14="http://schemas.microsoft.com/office/word/2010/wordprocessingDrawing" xmlns:wp="http://schemas.openxmlformats.org/drawingml/2006/wordprocessingDrawing" xmlns:w10="urn:schemas-microsoft-com:office:word" xmlns:w="http://schemas.openxmlformats.org/wordprocessingml/2006/main" xmlns:w14="http://schemas.microsoft.com/office/word/2010/wordml" xmlns:w15="http://schemas.microsoft.com/office/word/2012/wordml" xmlns:w16cex="http://schemas.microsoft.com/office/word/2018/wordml/cex" xmlns:w16cid="http://schemas.microsoft.com/office/word/2016/wordml/cid" xmlns:w16="http://schemas.microsoft.com/office/word/2018/wordml" xmlns:w16sdtdh="http://schemas.microsoft.com/office/word/2020/wordml/sdtdatahash" xmlns:w16se="http://schemas.microsoft.com/office/word/2015/wordml/symex" xmlns:wpg="http://schemas.microsoft.com/office/word/2010/wordprocessingGroup" xmlns:wpi="http://schemas.microsoft.com/office/word/2010/wordprocessingInk" xmlns:wne="http://schemas.microsoft.com/office/word/2006/wordml" xmlns:wps="http://schemas.microsoft.com/office/word/2010/wordprocessingShape" mc:Ignorable="w14 w15 w16se w16cid w16 w16cex w16sdtdh wp14">
   <w:p>
     <w:pPr>
       <w:pStyle w:val="Header"/>
@@ -29030,7 +29462,7 @@
           <v:path o:extrusionok="f" gradientshapeok="t" o:connecttype="rect"/>
           <o:lock v:ext="edit" aspectratio="t"/>
         </v:shapetype>
-        <v:shape id="WordPictureWatermark26147709" o:spid="_x0000_s2055" type="#_x0000_t75" style="position:absolute;margin-left:0;margin-top:0;width:10in;height:540pt;z-index:-251658233;mso-position-horizontal:center;mso-position-horizontal-relative:margin;mso-position-vertical:center;mso-position-vertical-relative:margin" o:allowincell="f">
+        <v:shape id="WordPictureWatermark26147709" o:spid="_x0000_s1031" type="#_x0000_t75" style="position:absolute;margin-left:0;margin-top:0;width:10in;height:540pt;z-index:-251658233;mso-position-horizontal:center;mso-position-horizontal-relative:margin;mso-position-vertical:center;mso-position-vertical-relative:margin" o:allowincell="f">
           <v:imagedata r:id="rId1" o:title="For information and data collection only" gain="19661f" blacklevel="22938f"/>
           <w10:wrap anchorx="margin" anchory="margin"/>
         </v:shape>
@@ -29041,7 +29473,7 @@
 </file>
 
 <file path=word/numbering.xml><?xml version="1.0" encoding="utf-8"?>
-<w:numbering xmlns:wpc="http://schemas.microsoft.com/office/word/2010/wordprocessingCanvas" xmlns:cx="http://schemas.microsoft.com/office/drawing/2014/chartex" xmlns:cx1="http://schemas.microsoft.com/office/drawing/2015/9/8/chartex" xmlns:cx2="http://schemas.microsoft.com/office/drawing/2015/10/21/chartex" xmlns:cx3="http://schemas.microsoft.com/office/drawing/2016/5/9/chartex" xmlns:cx4="http://schemas.microsoft.com/office/drawing/2016/5/10/chartex" xmlns:cx5="http://schemas.microsoft.com/office/drawing/2016/5/11/chartex" xmlns:cx6="http://schemas.microsoft.com/office/drawing/2016/5/12/chartex" xmlns:cx7="http://schemas.microsoft.com/office/drawing/2016/5/13/chartex" xmlns:cx8="http://schemas.microsoft.com/office/drawing/2016/5/14/chartex" xmlns:mc="http://schemas.openxmlformats.org/markup-compatibility/2006" xmlns:aink="http://schemas.microsoft.com/office/drawing/2016/ink" xmlns:am3d="http://schemas.microsoft.com/office/drawing/2017/model3d" xmlns:o="urn:schemas-microsoft-com:office:office" xmlns:r="http://schemas.openxmlformats.org/officeDocument/2006/relationships" xmlns:m="http://schemas.openxmlformats.org/officeDocument/2006/math" xmlns:v="urn:schemas-microsoft-com:vml" xmlns:wp14="http://schemas.microsoft.com/office/word/2010/wordprocessingDrawing" xmlns:wp="http://schemas.openxmlformats.org/drawingml/2006/wordprocessingDrawing" xmlns:w10="urn:schemas-microsoft-com:office:word" xmlns:w="http://schemas.openxmlformats.org/wordprocessingml/2006/main" xmlns:w14="http://schemas.microsoft.com/office/word/2010/wordml" xmlns:w15="http://schemas.microsoft.com/office/word/2012/wordml" xmlns:w16cex="http://schemas.microsoft.com/office/word/2018/wordml/cex" xmlns:w16cid="http://schemas.microsoft.com/office/word/2016/wordml/cid" xmlns:w16="http://schemas.microsoft.com/office/word/2018/wordml" xmlns:w16sdtdh="http://schemas.microsoft.com/office/word/2020/wordml/sdtdatahash" xmlns:w16se="http://schemas.microsoft.com/office/word/2015/wordml/symex" xmlns:wpg="http://schemas.microsoft.com/office/word/2010/wordprocessingGroup" xmlns:wpi="http://schemas.microsoft.com/office/word/2010/wordprocessingInk" xmlns:wne="http://schemas.microsoft.com/office/word/2006/wordml" xmlns:wps="http://schemas.microsoft.com/office/word/2010/wordprocessingShape" mc:Ignorable="w14 w15 w16se w16cid w16 w16cex w16sdtdh wp14">
+<w:numbering xmlns:wpc="http://schemas.microsoft.com/office/word/2010/wordprocessingCanvas" xmlns:cx="http://schemas.microsoft.com/office/drawing/2014/chartex" xmlns:cx1="http://schemas.microsoft.com/office/drawing/2015/9/8/chartex" xmlns:cx2="http://schemas.microsoft.com/office/drawing/2015/10/21/chartex" xmlns:cx3="http://schemas.microsoft.com/office/drawing/2016/5/9/chartex" xmlns:cx4="http://schemas.microsoft.com/office/drawing/2016/5/10/chartex" xmlns:cx5="http://schemas.microsoft.com/office/drawing/2016/5/11/chartex" xmlns:cx6="http://schemas.microsoft.com/office/drawing/2016/5/12/chartex" xmlns:cx7="http://schemas.microsoft.com/office/drawing/2016/5/13/chartex" xmlns:cx8="http://schemas.microsoft.com/office/drawing/2016/5/14/chartex" xmlns:mc="http://schemas.openxmlformats.org/markup-compatibility/2006" xmlns:aink="http://schemas.microsoft.com/office/drawing/2016/ink" xmlns:am3d="http://schemas.microsoft.com/office/drawing/2017/model3d" xmlns:o="urn:schemas-microsoft-com:office:office" xmlns:oel="http://schemas.microsoft.com/office/2019/extlst" xmlns:r="http://schemas.openxmlformats.org/officeDocument/2006/relationships" xmlns:m="http://schemas.openxmlformats.org/officeDocument/2006/math" xmlns:v="urn:schemas-microsoft-com:vml" xmlns:wp14="http://schemas.microsoft.com/office/word/2010/wordprocessingDrawing" xmlns:wp="http://schemas.openxmlformats.org/drawingml/2006/wordprocessingDrawing" xmlns:w10="urn:schemas-microsoft-com:office:word" xmlns:w="http://schemas.openxmlformats.org/wordprocessingml/2006/main" xmlns:w14="http://schemas.microsoft.com/office/word/2010/wordml" xmlns:w15="http://schemas.microsoft.com/office/word/2012/wordml" xmlns:w16cex="http://schemas.microsoft.com/office/word/2018/wordml/cex" xmlns:w16cid="http://schemas.microsoft.com/office/word/2016/wordml/cid" xmlns:w16="http://schemas.microsoft.com/office/word/2018/wordml" xmlns:w16sdtdh="http://schemas.microsoft.com/office/word/2020/wordml/sdtdatahash" xmlns:w16se="http://schemas.microsoft.com/office/word/2015/wordml/symex" xmlns:wpg="http://schemas.microsoft.com/office/word/2010/wordprocessingGroup" xmlns:wpi="http://schemas.microsoft.com/office/word/2010/wordprocessingInk" xmlns:wne="http://schemas.microsoft.com/office/word/2006/wordml" xmlns:wps="http://schemas.microsoft.com/office/word/2010/wordprocessingShape" mc:Ignorable="w14 w15 w16se w16cid w16 w16cex w16sdtdh wp14">
   <w:abstractNum w:abstractNumId="0" w15:restartNumberingAfterBreak="0">
     <w:nsid w:val="FFFFFF7E"/>
     <w:multiLevelType w:val="singleLevel"/>
@@ -32408,49 +32840,49 @@
       </w:pPr>
     </w:lvl>
   </w:abstractNum>
-  <w:num w:numId="1">
+  <w:num w:numId="1" w16cid:durableId="1643384224">
     <w:abstractNumId w:val="10"/>
   </w:num>
-  <w:num w:numId="2">
+  <w:num w:numId="2" w16cid:durableId="789129576">
     <w:abstractNumId w:val="4"/>
   </w:num>
-  <w:num w:numId="3">
+  <w:num w:numId="3" w16cid:durableId="1601527706">
     <w:abstractNumId w:val="19"/>
   </w:num>
-  <w:num w:numId="4">
+  <w:num w:numId="4" w16cid:durableId="458838426">
     <w:abstractNumId w:val="1"/>
   </w:num>
-  <w:num w:numId="5">
+  <w:num w:numId="5" w16cid:durableId="1082028826">
     <w:abstractNumId w:val="0"/>
   </w:num>
-  <w:num w:numId="6">
+  <w:num w:numId="6" w16cid:durableId="792484376">
     <w:abstractNumId w:val="9"/>
   </w:num>
-  <w:num w:numId="7">
+  <w:num w:numId="7" w16cid:durableId="223759511">
     <w:abstractNumId w:val="20"/>
   </w:num>
-  <w:num w:numId="8">
+  <w:num w:numId="8" w16cid:durableId="190726070">
     <w:abstractNumId w:val="22"/>
   </w:num>
-  <w:num w:numId="9">
+  <w:num w:numId="9" w16cid:durableId="55786027">
     <w:abstractNumId w:val="8"/>
   </w:num>
-  <w:num w:numId="10">
+  <w:num w:numId="10" w16cid:durableId="581531240">
     <w:abstractNumId w:val="14"/>
   </w:num>
-  <w:num w:numId="11">
+  <w:num w:numId="11" w16cid:durableId="1477917594">
     <w:abstractNumId w:val="29"/>
   </w:num>
-  <w:num w:numId="12">
+  <w:num w:numId="12" w16cid:durableId="947854134">
     <w:abstractNumId w:val="16"/>
   </w:num>
-  <w:num w:numId="13">
+  <w:num w:numId="13" w16cid:durableId="592317824">
     <w:abstractNumId w:val="11"/>
   </w:num>
-  <w:num w:numId="14">
+  <w:num w:numId="14" w16cid:durableId="390349803">
     <w:abstractNumId w:val="18"/>
   </w:num>
-  <w:num w:numId="15">
+  <w:num w:numId="15" w16cid:durableId="375473197">
     <w:abstractNumId w:val="16"/>
     <w:lvlOverride w:ilvl="0"/>
     <w:lvlOverride w:ilvl="1">
@@ -32478,70 +32910,70 @@
       <w:startOverride w:val="1"/>
     </w:lvlOverride>
   </w:num>
-  <w:num w:numId="16">
+  <w:num w:numId="16" w16cid:durableId="1516923374">
     <w:abstractNumId w:val="9"/>
   </w:num>
-  <w:num w:numId="17">
+  <w:num w:numId="17" w16cid:durableId="1392266580">
     <w:abstractNumId w:val="9"/>
   </w:num>
-  <w:num w:numId="18">
+  <w:num w:numId="18" w16cid:durableId="87776999">
     <w:abstractNumId w:val="5"/>
   </w:num>
-  <w:num w:numId="19">
+  <w:num w:numId="19" w16cid:durableId="787744808">
     <w:abstractNumId w:val="7"/>
   </w:num>
-  <w:num w:numId="20">
+  <w:num w:numId="20" w16cid:durableId="107824722">
     <w:abstractNumId w:val="32"/>
   </w:num>
-  <w:num w:numId="21">
+  <w:num w:numId="21" w16cid:durableId="100493704">
     <w:abstractNumId w:val="12"/>
   </w:num>
-  <w:num w:numId="22">
+  <w:num w:numId="22" w16cid:durableId="726761080">
     <w:abstractNumId w:val="15"/>
   </w:num>
-  <w:num w:numId="23">
+  <w:num w:numId="23" w16cid:durableId="1266579275">
     <w:abstractNumId w:val="31"/>
   </w:num>
-  <w:num w:numId="24">
+  <w:num w:numId="24" w16cid:durableId="1842310011">
     <w:abstractNumId w:val="3"/>
   </w:num>
-  <w:num w:numId="25">
+  <w:num w:numId="25" w16cid:durableId="1594390319">
     <w:abstractNumId w:val="2"/>
   </w:num>
-  <w:num w:numId="26">
+  <w:num w:numId="26" w16cid:durableId="1607344008">
     <w:abstractNumId w:val="30"/>
   </w:num>
-  <w:num w:numId="27">
+  <w:num w:numId="27" w16cid:durableId="1978991039">
     <w:abstractNumId w:val="13"/>
   </w:num>
-  <w:num w:numId="28">
+  <w:num w:numId="28" w16cid:durableId="459032330">
     <w:abstractNumId w:val="21"/>
   </w:num>
-  <w:num w:numId="29">
+  <w:num w:numId="29" w16cid:durableId="1998804149">
     <w:abstractNumId w:val="23"/>
   </w:num>
-  <w:num w:numId="30">
+  <w:num w:numId="30" w16cid:durableId="1234320069">
     <w:abstractNumId w:val="26"/>
   </w:num>
-  <w:num w:numId="31">
+  <w:num w:numId="31" w16cid:durableId="197209616">
     <w:abstractNumId w:val="6"/>
   </w:num>
-  <w:num w:numId="32">
+  <w:num w:numId="32" w16cid:durableId="151218464">
     <w:abstractNumId w:val="33"/>
   </w:num>
-  <w:num w:numId="33">
+  <w:num w:numId="33" w16cid:durableId="251821779">
     <w:abstractNumId w:val="24"/>
   </w:num>
-  <w:num w:numId="34">
+  <w:num w:numId="34" w16cid:durableId="380440406">
     <w:abstractNumId w:val="28"/>
   </w:num>
-  <w:num w:numId="35">
+  <w:num w:numId="35" w16cid:durableId="1706782853">
     <w:abstractNumId w:val="17"/>
   </w:num>
-  <w:num w:numId="36">
+  <w:num w:numId="36" w16cid:durableId="2089573158">
     <w:abstractNumId w:val="25"/>
   </w:num>
-  <w:num w:numId="37">
+  <w:num w:numId="37" w16cid:durableId="1690718201">
     <w:abstractNumId w:val="27"/>
   </w:num>
   <w:numIdMacAtCleanup w:val="12"/>
@@ -32549,18 +32981,18 @@
 </file>
 
 <file path=word/people.xml><?xml version="1.0" encoding="utf-8"?>
-<w15:people xmlns:wpc="http://schemas.microsoft.com/office/word/2010/wordprocessingCanvas" xmlns:cx="http://schemas.microsoft.com/office/drawing/2014/chartex" xmlns:cx1="http://schemas.microsoft.com/office/drawing/2015/9/8/chartex" xmlns:cx2="http://schemas.microsoft.com/office/drawing/2015/10/21/chartex" xmlns:cx3="http://schemas.microsoft.com/office/drawing/2016/5/9/chartex" xmlns:cx4="http://schemas.microsoft.com/office/drawing/2016/5/10/chartex" xmlns:cx5="http://schemas.microsoft.com/office/drawing/2016/5/11/chartex" xmlns:cx6="http://schemas.microsoft.com/office/drawing/2016/5/12/chartex" xmlns:cx7="http://schemas.microsoft.com/office/drawing/2016/5/13/chartex" xmlns:cx8="http://schemas.microsoft.com/office/drawing/2016/5/14/chartex" xmlns:mc="http://schemas.openxmlformats.org/markup-compatibility/2006" xmlns:aink="http://schemas.microsoft.com/office/drawing/2016/ink" xmlns:am3d="http://schemas.microsoft.com/office/drawing/2017/model3d" xmlns:o="urn:schemas-microsoft-com:office:office" xmlns:r="http://schemas.openxmlformats.org/officeDocument/2006/relationships" xmlns:m="http://schemas.openxmlformats.org/officeDocument/2006/math" xmlns:v="urn:schemas-microsoft-com:vml" xmlns:wp14="http://schemas.microsoft.com/office/word/2010/wordprocessingDrawing" xmlns:wp="http://schemas.openxmlformats.org/drawingml/2006/wordprocessingDrawing" xmlns:w10="urn:schemas-microsoft-com:office:word" xmlns:w="http://schemas.openxmlformats.org/wordprocessingml/2006/main" xmlns:w14="http://schemas.microsoft.com/office/word/2010/wordml" xmlns:w15="http://schemas.microsoft.com/office/word/2012/wordml" xmlns:w16cex="http://schemas.microsoft.com/office/word/2018/wordml/cex" xmlns:w16cid="http://schemas.microsoft.com/office/word/2016/wordml/cid" xmlns:w16="http://schemas.microsoft.com/office/word/2018/wordml" xmlns:w16sdtdh="http://schemas.microsoft.com/office/word/2020/wordml/sdtdatahash" xmlns:w16se="http://schemas.microsoft.com/office/word/2015/wordml/symex" xmlns:wpg="http://schemas.microsoft.com/office/word/2010/wordprocessingGroup" xmlns:wpi="http://schemas.microsoft.com/office/word/2010/wordprocessingInk" xmlns:wne="http://schemas.microsoft.com/office/word/2006/wordml" xmlns:wps="http://schemas.microsoft.com/office/word/2010/wordprocessingShape" mc:Ignorable="w14 w15 w16se w16cid w16 w16cex w16sdtdh wp14">
+<w15:people xmlns:wpc="http://schemas.microsoft.com/office/word/2010/wordprocessingCanvas" xmlns:cx="http://schemas.microsoft.com/office/drawing/2014/chartex" xmlns:cx1="http://schemas.microsoft.com/office/drawing/2015/9/8/chartex" xmlns:cx2="http://schemas.microsoft.com/office/drawing/2015/10/21/chartex" xmlns:cx3="http://schemas.microsoft.com/office/drawing/2016/5/9/chartex" xmlns:cx4="http://schemas.microsoft.com/office/drawing/2016/5/10/chartex" xmlns:cx5="http://schemas.microsoft.com/office/drawing/2016/5/11/chartex" xmlns:cx6="http://schemas.microsoft.com/office/drawing/2016/5/12/chartex" xmlns:cx7="http://schemas.microsoft.com/office/drawing/2016/5/13/chartex" xmlns:cx8="http://schemas.microsoft.com/office/drawing/2016/5/14/chartex" xmlns:mc="http://schemas.openxmlformats.org/markup-compatibility/2006" xmlns:aink="http://schemas.microsoft.com/office/drawing/2016/ink" xmlns:am3d="http://schemas.microsoft.com/office/drawing/2017/model3d" xmlns:o="urn:schemas-microsoft-com:office:office" xmlns:oel="http://schemas.microsoft.com/office/2019/extlst" xmlns:r="http://schemas.openxmlformats.org/officeDocument/2006/relationships" xmlns:m="http://schemas.openxmlformats.org/officeDocument/2006/math" xmlns:v="urn:schemas-microsoft-com:vml" xmlns:wp14="http://schemas.microsoft.com/office/word/2010/wordprocessingDrawing" xmlns:wp="http://schemas.openxmlformats.org/drawingml/2006/wordprocessingDrawing" xmlns:w10="urn:schemas-microsoft-com:office:word" xmlns:w="http://schemas.openxmlformats.org/wordprocessingml/2006/main" xmlns:w14="http://schemas.microsoft.com/office/word/2010/wordml" xmlns:w15="http://schemas.microsoft.com/office/word/2012/wordml" xmlns:w16cex="http://schemas.microsoft.com/office/word/2018/wordml/cex" xmlns:w16cid="http://schemas.microsoft.com/office/word/2016/wordml/cid" xmlns:w16="http://schemas.microsoft.com/office/word/2018/wordml" xmlns:w16sdtdh="http://schemas.microsoft.com/office/word/2020/wordml/sdtdatahash" xmlns:w16se="http://schemas.microsoft.com/office/word/2015/wordml/symex" xmlns:wpg="http://schemas.microsoft.com/office/word/2010/wordprocessingGroup" xmlns:wpi="http://schemas.microsoft.com/office/word/2010/wordprocessingInk" xmlns:wne="http://schemas.microsoft.com/office/word/2006/wordml" xmlns:wps="http://schemas.microsoft.com/office/word/2010/wordprocessingShape" mc:Ignorable="w14 w15 w16se w16cid w16 w16cex w16sdtdh wp14">
   <w15:person w15:author="Moua, Cheng@Energy">
     <w15:presenceInfo w15:providerId="AD" w15:userId="S::Cheng.Moua@energy.ca.gov::0a7b5eaa-32b5-460c-b817-ff0d5e5e693f"/>
   </w15:person>
   <w15:person w15:author="Tsan, Bach@Energy">
     <w15:presenceInfo w15:providerId="AD" w15:userId="S::Bach.Tsan@energy.ca.gov::12b90a9a-310a-4ea4-8d41-6bc490e058d0"/>
   </w15:person>
-  <w15:person w15:author="Bucaneg, Haile@Energy">
-    <w15:presenceInfo w15:providerId="AD" w15:userId="S::Haile.Bucaneg@energy.ca.gov::6da82fe0-f71f-47c0-a9da-67c18fe92ba1"/>
-  </w15:person>
   <w15:person w15:author="Alhabibi, Haider@Energy">
     <w15:presenceInfo w15:providerId="AD" w15:userId="S::Haider.Alhabibi@energy.ca.gov::9decb8d2-95ad-4b7d-9bf6-d4373f69254c"/>
+  </w15:person>
+  <w15:person w15:author="Alhabibi, Haider@Energy [2]">
+    <w15:presenceInfo w15:providerId="AD" w15:userId="S::Haider.AlHabibi@energy.ca.gov::9decb8d2-95ad-4b7d-9bf6-d4373f69254c"/>
   </w15:person>
   <w15:person w15:author="Shewmaker, Michael@Energy">
     <w15:presenceInfo w15:providerId="AD" w15:userId="S::michael.shewmaker@energy.ca.gov::cb82df3a-38ca-44c6-b621-0d2fa4353328"/>
@@ -33842,25 +34274,6 @@
 </file>
 
 <file path=customXml/item2.xml><?xml version="1.0" encoding="utf-8"?>
-<p:properties xmlns:p="http://schemas.microsoft.com/office/2006/metadata/properties" xmlns:xsi="http://www.w3.org/2001/XMLSchema-instance" xmlns:pc="http://schemas.microsoft.com/office/infopath/2007/PartnerControls">
-  <documentManagement>
-    <oawc xmlns="785685f2-c2e1-4352-89aa-3faca8eaba52" xsi:nil="true"/>
-    <sipv xmlns="785685f2-c2e1-4352-89aa-3faca8eaba52" xsi:nil="true"/>
-    <_x0074_mv6 xmlns="785685f2-c2e1-4352-89aa-3faca8eaba52">
-      <UserInfo>
-        <DisplayName/>
-        <AccountId xsi:nil="true"/>
-        <AccountType/>
-      </UserInfo>
-    </_x0074_mv6>
-    <b26d xmlns="785685f2-c2e1-4352-89aa-3faca8eaba52" xsi:nil="true"/>
-    <DateCCOReviewed xmlns="785685f2-c2e1-4352-89aa-3faca8eaba52" xsi:nil="true"/>
-    <CCOReviewr xmlns="785685f2-c2e1-4352-89aa-3faca8eaba52" xsi:nil="true"/>
-  </documentManagement>
-</p:properties>
-</file>
-
-<file path=customXml/item3.xml><?xml version="1.0" encoding="utf-8"?>
 <ct:contentTypeSchema xmlns:ct="http://schemas.microsoft.com/office/2006/metadata/contentType" xmlns:ma="http://schemas.microsoft.com/office/2006/metadata/properties/metaAttributes" ct:_="" ma:_="" ma:contentTypeName="Document" ma:contentTypeID="0x01010061DC9A153AAEEE45BACE06E01F8272AC" ma:contentTypeVersion="17" ma:contentTypeDescription="Create a new document." ma:contentTypeScope="" ma:versionID="fc2579ad1970445b0ba1f5954956792b">
   <xsd:schema xmlns:xsd="http://www.w3.org/2001/XMLSchema" xmlns:xs="http://www.w3.org/2001/XMLSchema" xmlns:p="http://schemas.microsoft.com/office/2006/metadata/properties" xmlns:ns2="785685f2-c2e1-4352-89aa-3faca8eaba52" xmlns:ns3="5067c814-4b34-462c-a21d-c185ff6548d2" targetNamespace="http://schemas.microsoft.com/office/2006/metadata/properties" ma:root="true" ma:fieldsID="864106e033a537969187528b3c0914e2" ns2:_="" ns3:_="">
     <xsd:import namespace="785685f2-c2e1-4352-89aa-3faca8eaba52"/>
@@ -34123,6 +34536,25 @@
 </ct:contentTypeSchema>
 </file>
 
+<file path=customXml/item3.xml><?xml version="1.0" encoding="utf-8"?>
+<p:properties xmlns:p="http://schemas.microsoft.com/office/2006/metadata/properties" xmlns:xsi="http://www.w3.org/2001/XMLSchema-instance" xmlns:pc="http://schemas.microsoft.com/office/infopath/2007/PartnerControls">
+  <documentManagement>
+    <oawc xmlns="785685f2-c2e1-4352-89aa-3faca8eaba52" xsi:nil="true"/>
+    <sipv xmlns="785685f2-c2e1-4352-89aa-3faca8eaba52" xsi:nil="true"/>
+    <_x0074_mv6 xmlns="785685f2-c2e1-4352-89aa-3faca8eaba52">
+      <UserInfo>
+        <DisplayName/>
+        <AccountId xsi:nil="true"/>
+        <AccountType/>
+      </UserInfo>
+    </_x0074_mv6>
+    <b26d xmlns="785685f2-c2e1-4352-89aa-3faca8eaba52" xsi:nil="true"/>
+    <DateCCOReviewed xmlns="785685f2-c2e1-4352-89aa-3faca8eaba52" xsi:nil="true"/>
+    <CCOReviewr xmlns="785685f2-c2e1-4352-89aa-3faca8eaba52" xsi:nil="true"/>
+  </documentManagement>
+</p:properties>
+</file>
+
 <file path=customXml/item4.xml><?xml version="1.0" encoding="utf-8"?>
 <?mso-contentType ?>
 <FormTemplates xmlns="http://schemas.microsoft.com/sharepoint/v3/contenttype/forms">
@@ -34141,16 +34573,6 @@
 </file>
 
 <file path=customXml/itemProps2.xml><?xml version="1.0" encoding="utf-8"?>
-<ds:datastoreItem xmlns:ds="http://schemas.openxmlformats.org/officeDocument/2006/customXml" ds:itemID="{F302A2CF-B8AD-45E1-9E25-40351E34FAFE}">
-  <ds:schemaRefs>
-    <ds:schemaRef ds:uri="http://schemas.microsoft.com/office/2006/metadata/properties"/>
-    <ds:schemaRef ds:uri="http://schemas.microsoft.com/office/infopath/2007/PartnerControls"/>
-    <ds:schemaRef ds:uri="785685f2-c2e1-4352-89aa-3faca8eaba52"/>
-  </ds:schemaRefs>
-</ds:datastoreItem>
-</file>
-
-<file path=customXml/itemProps3.xml><?xml version="1.0" encoding="utf-8"?>
 <ds:datastoreItem xmlns:ds="http://schemas.openxmlformats.org/officeDocument/2006/customXml" ds:itemID="{C9B8FF1E-9B70-4CE2-9BE5-2C89A9E59F0D}">
   <ds:schemaRefs>
     <ds:schemaRef ds:uri="http://schemas.microsoft.com/office/2006/metadata/contentType"/>
@@ -34169,6 +34591,16 @@
 </ds:datastoreItem>
 </file>
 
+<file path=customXml/itemProps3.xml><?xml version="1.0" encoding="utf-8"?>
+<ds:datastoreItem xmlns:ds="http://schemas.openxmlformats.org/officeDocument/2006/customXml" ds:itemID="{F302A2CF-B8AD-45E1-9E25-40351E34FAFE}">
+  <ds:schemaRefs>
+    <ds:schemaRef ds:uri="http://schemas.microsoft.com/office/2006/metadata/properties"/>
+    <ds:schemaRef ds:uri="http://schemas.microsoft.com/office/infopath/2007/PartnerControls"/>
+    <ds:schemaRef ds:uri="785685f2-c2e1-4352-89aa-3faca8eaba52"/>
+  </ds:schemaRefs>
+</ds:datastoreItem>
+</file>
+
 <file path=customXml/itemProps4.xml><?xml version="1.0" encoding="utf-8"?>
 <ds:datastoreItem xmlns:ds="http://schemas.openxmlformats.org/officeDocument/2006/customXml" ds:itemID="{D83ADBED-261E-4B17-BCFA-E3DAD3DBC5F5}">
   <ds:schemaRefs>
